--- a/downloads/student/ai-7-week-10.docx
+++ b/downloads/student/ai-7-week-10.docx
@@ -813,6 +813,16 @@
     <w:p>
       <w:r>
         <w:t>A changed-background test can diagnose sensitivity; it does not prove the model’s complete internal reasoning.</w:t>
+      </w:r>
+    </w:p>
+    <w:p>
+      <w:r>
+        <w:t>Read the labelled picture: Draw the four condition/background combinations. Which variables were coupled before, and why would collecting only healthy-white and spotted-blue again leave the confounding unresolved?</w:t>
+      </w:r>
+    </w:p>
+    <w:p>
+      <w:r>
+        <w:t>Change one thing: New cases still use only healthy-white and spotted-blue. Predict the result before checking the explanation. What remains the same?</w:t>
       </w:r>
     </w:p>
     <w:p>
@@ -1911,6 +1921,187 @@
         <w:t>Attempt the independent case before hints. Record whether you worked alone, used a hint or followed a model. After feedback, fix the first unsupported step and explain why it changed. A later check uses a changed case, not a copied answer.</w:t>
       </w:r>
     </w:p>
+    <w:p>
+      <w:pPr>
+        <w:pStyle w:val="Heading1"/>
+      </w:pPr>
+      <w:r>
+        <w:t>15. Your lesson route</w:t>
+      </w:r>
+    </w:p>
+    <w:p>
+      <w:r>
+        <w:t>Start with this question: Separate background from class. Training data show every healthy leaf on white paper and every spotted leaf on blue paper.</w:t>
+      </w:r>
+    </w:p>
+    <w:tbl>
+      <w:tblPr>
+        <w:tblStyle w:val="LightShading-Accent1"/>
+        <w:tblW w:type="auto" w:w="0"/>
+        <w:tblLook w:firstColumn="1" w:firstRow="1" w:lastColumn="0" w:lastRow="0" w:noHBand="0" w:noVBand="1" w:val="04A0"/>
+      </w:tblPr>
+      <w:tblGrid>
+        <w:gridCol w:w="5112"/>
+        <w:gridCol w:w="5112"/>
+      </w:tblGrid>
+      <w:tr>
+        <w:trPr>
+          <w:tblHeader/>
+        </w:trPr>
+        <w:tc>
+          <w:tcPr>
+            <w:tcW w:type="dxa" w:w="5112"/>
+          </w:tcPr>
+          <w:p>
+            <w:r>
+              <w:t>By the end, I can</w:t>
+            </w:r>
+          </w:p>
+        </w:tc>
+        <w:tc>
+          <w:tcPr>
+            <w:tcW w:type="dxa" w:w="5112"/>
+          </w:tcPr>
+          <w:p>
+            <w:r>
+              <w:t>How I will show it</w:t>
+            </w:r>
+          </w:p>
+        </w:tc>
+      </w:tr>
+      <w:tr>
+        <w:tc>
+          <w:tcPr>
+            <w:tcW w:type="dxa" w:w="5112"/>
+          </w:tcPr>
+          <w:p>
+            <w:r>
+              <w:t>Explain the mechanism and terminology of confounders and controls</w:t>
+            </w:r>
+          </w:p>
+        </w:tc>
+        <w:tc>
+          <w:tcPr>
+            <w:tcW w:type="dxa" w:w="5112"/>
+          </w:tcPr>
+          <w:p>
+            <w:r>
+              <w:t>Explain the deciding step, show a trace or test, and state one limit.</w:t>
+            </w:r>
+          </w:p>
+        </w:tc>
+      </w:tr>
+      <w:tr>
+        <w:tc>
+          <w:tcPr>
+            <w:tcW w:type="dxa" w:w="5112"/>
+          </w:tcPr>
+          <w:p>
+            <w:r>
+              <w:t>Apply the stated procedure to a new case with a traceable result</w:t>
+            </w:r>
+          </w:p>
+        </w:tc>
+        <w:tc>
+          <w:tcPr>
+            <w:tcW w:type="dxa" w:w="5112"/>
+          </w:tcPr>
+          <w:p>
+            <w:r>
+              <w:t>Explain the deciding step, show a trace or test, and state one limit.</w:t>
+            </w:r>
+          </w:p>
+        </w:tc>
+      </w:tr>
+      <w:tr>
+        <w:tc>
+          <w:tcPr>
+            <w:tcW w:type="dxa" w:w="5112"/>
+          </w:tcPr>
+          <w:p>
+            <w:r>
+              <w:t>Identify an assumption or limitation and design a revealing follow-up</w:t>
+            </w:r>
+          </w:p>
+        </w:tc>
+        <w:tc>
+          <w:tcPr>
+            <w:tcW w:type="dxa" w:w="5112"/>
+          </w:tcPr>
+          <w:p>
+            <w:r>
+              <w:t>Explain the deciding step, show a trace or test, and state one limit.</w:t>
+            </w:r>
+          </w:p>
+        </w:tc>
+      </w:tr>
+    </w:tbl>
+    <w:p>
+      <w:r>
+        <w:t>Remember → watch and explain → try with help → investigate → try independently → keep project evidence. Your teacher may spread this lesson across several classes.</w:t>
+      </w:r>
+    </w:p>
+    <w:p>
+      <w:r>
+        <w:t>Keep your first prediction. Compare it with what the evidence shows and explain any change.</w:t>
+      </w:r>
+    </w:p>
+    <w:p>
+      <w:pPr>
+        <w:pStyle w:val="Heading1"/>
+      </w:pPr>
+      <w:r>
+        <w:t>16. Finish and return</w:t>
+      </w:r>
+    </w:p>
+    <w:p>
+      <w:r>
+        <w:t>Close your notes. Explain this goal in your own words: Explain the mechanism and terminology of confounders and controls</w:t>
+      </w:r>
+    </w:p>
+    <w:p>
+      <w:pPr>
+        <w:pStyle w:val="Heading3"/>
+      </w:pPr>
+      <w:r>
+        <w:t>My deciding step, evidence and one remaining question</w:t>
+      </w:r>
+    </w:p>
+    <w:p>
+      <w:r>
+        <w:t>________________________________________________________________</w:t>
+      </w:r>
+    </w:p>
+    <w:p>
+      <w:r>
+        <w:t>________________________________________________________________</w:t>
+      </w:r>
+    </w:p>
+    <w:p>
+      <w:r>
+        <w:t>________________________________________________________________</w:t>
+      </w:r>
+    </w:p>
+    <w:p>
+      <w:r>
+        <w:t>________________________________________________________________</w:t>
+      </w:r>
+    </w:p>
+    <w:p>
+      <w:r>
+        <w:t>________________________________________________________________</w:t>
+      </w:r>
+    </w:p>
+    <w:p>
+      <w:r>
+        <w:t>If you are unsure, return to the worked picture and explain one arrow. If you are ready, change an input or assumption and justify your prediction.</w:t>
+      </w:r>
+    </w:p>
+    <w:p>
+      <w:r>
+        <w:t>Save your workbook evidence. At the next review, try a different case before opening your old answer.</w:t>
+      </w:r>
+    </w:p>
     <w:sectPr>
       <w:pgSz w:w="12240" w:h="15840"/>
       <w:pgMar w:top="936" w:right="1008" w:bottom="936" w:left="1008" w:header="720" w:footer="720" w:gutter="0"/>

--- a/downloads/student/ai-7-week-10.docx
+++ b/downloads/student/ai-7-week-10.docx
@@ -2102,6 +2102,202 @@
         <w:t>Save your workbook evidence. At the next review, try a different case before opening your old answer.</w:t>
       </w:r>
     </w:p>
+    <w:p>
+      <w:pPr>
+        <w:pStyle w:val="Heading1"/>
+      </w:pPr>
+      <w:r>
+        <w:t>17. Supported practice, repair and portfolio</w:t>
+      </w:r>
+    </w:p>
+    <w:p>
+      <w:r>
+        <w:t>Use this supported practice once, in the browser or on paper. Keep the reserved independent assessment for a separate first attempt before teacher feedback.</w:t>
+      </w:r>
+    </w:p>
+    <w:p>
+      <w:r>
+        <w:t>Separate background from class. Training data show every healthy leaf on white paper and every spotted leaf on blue paper.</w:t>
+      </w:r>
+    </w:p>
+    <w:p>
+      <w:pPr>
+        <w:pStyle w:val="Heading3"/>
+      </w:pPr>
+      <w:r>
+        <w:t>Practice 1: explain the deciding evidence</w:t>
+      </w:r>
+    </w:p>
+    <w:p>
+      <w:r>
+        <w:t>Which labelled step matches this detail? Compare predictions when the same leaf’s background changes under a controlled test.</w:t>
+      </w:r>
+    </w:p>
+    <w:p>
+      <w:r>
+        <w:t>1. Identify coupled variables</w:t>
+      </w:r>
+    </w:p>
+    <w:p>
+      <w:r>
+        <w:t>2. Inspect the shortcut</w:t>
+      </w:r>
+    </w:p>
+    <w:p>
+      <w:r>
+        <w:t>3. Cross the conditions</w:t>
+      </w:r>
+    </w:p>
+    <w:p>
+      <w:pPr>
+        <w:pStyle w:val="Heading3"/>
+      </w:pPr>
+      <w:r>
+        <w:t>My selected conclusion, deciding fact and explanation</w:t>
+      </w:r>
+    </w:p>
+    <w:p>
+      <w:r>
+        <w:t>________________________________________________________________</w:t>
+      </w:r>
+    </w:p>
+    <w:p>
+      <w:r>
+        <w:t>________________________________________________________________</w:t>
+      </w:r>
+    </w:p>
+    <w:p>
+      <w:r>
+        <w:t>________________________________________________________________</w:t>
+      </w:r>
+    </w:p>
+    <w:p>
+      <w:r>
+        <w:t>________________________________________________________________</w:t>
+      </w:r>
+    </w:p>
+    <w:p>
+      <w:r>
+        <w:t>________________________________________________________________</w:t>
+      </w:r>
+    </w:p>
+    <w:p>
+      <w:r>
+        <w:t>Hint if needed: Read the steps in the pictorial case. Match the supplied detail to the stage that performs or records it.</w:t>
+      </w:r>
+    </w:p>
+    <w:p>
+      <w:r>
+        <w:t>After your attempt, compare with the supported explanation: Inspect the shortcut Compare predictions when the same leaf’s background changes under a controlled test. A confounder can provide an alternative explanation for a result. Crossing conditions makes the intended feature and the nuisance feature less entangled.</w:t>
+      </w:r>
+    </w:p>
+    <w:p>
+      <w:pPr>
+        <w:pStyle w:val="Heading3"/>
+      </w:pPr>
+      <w:r>
+        <w:t>Practice 2: explain the deciding evidence</w:t>
+      </w:r>
+    </w:p>
+    <w:p>
+      <w:r>
+        <w:t>Changed-case practice: New cases still use only healthy-white and spotted-blue. Which conclusion is supported by the supplied facts?</w:t>
+      </w:r>
+    </w:p>
+    <w:p>
+      <w:r>
+        <w:t>1. We can decide the result without examining the changed input or the procedure.</w:t>
+      </w:r>
+    </w:p>
+    <w:p>
+      <w:r>
+        <w:t>2. The collection does not resolve the background confounding.</w:t>
+      </w:r>
+    </w:p>
+    <w:p>
+      <w:r>
+        <w:t>3. This one example guarantees correct results for every future input.</w:t>
+      </w:r>
+    </w:p>
+    <w:p>
+      <w:pPr>
+        <w:pStyle w:val="Heading3"/>
+      </w:pPr>
+      <w:r>
+        <w:t>My selected conclusion, deciding fact and explanation</w:t>
+      </w:r>
+    </w:p>
+    <w:p>
+      <w:r>
+        <w:t>________________________________________________________________</w:t>
+      </w:r>
+    </w:p>
+    <w:p>
+      <w:r>
+        <w:t>________________________________________________________________</w:t>
+      </w:r>
+    </w:p>
+    <w:p>
+      <w:r>
+        <w:t>________________________________________________________________</w:t>
+      </w:r>
+    </w:p>
+    <w:p>
+      <w:r>
+        <w:t>________________________________________________________________</w:t>
+      </w:r>
+    </w:p>
+    <w:p>
+      <w:r>
+        <w:t>________________________________________________________________</w:t>
+      </w:r>
+    </w:p>
+    <w:p>
+      <w:r>
+        <w:t>Hint if needed: Use the changed condition and the deciding step in the pictorial trace. The answer must say what follows from those facts.</w:t>
+      </w:r>
+    </w:p>
+    <w:p>
+      <w:r>
+        <w:t>After your attempt, compare with the supported explanation: The collection does not resolve the background confounding. The same two variables remain coupled instead of being varied separately.</w:t>
+      </w:r>
+    </w:p>
+    <w:p>
+      <w:pPr>
+        <w:pStyle w:val="Heading3"/>
+      </w:pPr>
+      <w:r>
+        <w:t>Repair a missing building block</w:t>
+      </w:r>
+    </w:p>
+    <w:p>
+      <w:r>
+        <w:t>Review Experimental units and independence (ai-7/9). Goal: Explain the mechanism and terminology of experimental units and independence. Short practice: Count independent plants and photo views. Construct the stated group-correct split, then explain why placing a P1 view in evaluation creates leakage for the new-plant goal.. Return to this week and explain what you changed.</w:t>
+      </w:r>
+    </w:p>
+    <w:p>
+      <w:r>
+        <w:t>Review Hypotheses and measurable outcomes (ai-7/7). Goal: Explain the mechanism and terminology of hypotheses and measurable outcomes. Short practice: Name the predicted outcome and how unsupported is scored. If B sounds friendlier but ties A’s unsupported count, does the recorded improvement hypothesis receive support?. Return to this week and explain what you changed.</w:t>
+      </w:r>
+    </w:p>
+    <w:p>
+      <w:r>
+        <w:t>Review Methods results and limitations (ai-7/4). Goal: Explain the mechanism and terminology of methods results and limitations. Short practice: Place the five-photo procedure, 3/5 versus 4/5 finding and missing outdoor evidence in their proper categories. Why cannot the result establish that B is best for outdoor farming?. Return to this week and explain what you changed.</w:t>
+      </w:r>
+    </w:p>
+    <w:p>
+      <w:pPr>
+        <w:pStyle w:val="Heading3"/>
+      </w:pPr>
+      <w:r>
+        <w:t>Keep your completed work</w:t>
+      </w:r>
+    </w:p>
+    <w:p>
+      <w:r>
+        <w:t>Use Download completed work in the hosted lesson to export your answers, reflections, practice feedback and code-run evidence. Open the HTML copy to read or print it. Drafts stay in this browser when storage is available; clear drafts on a shared device.</w:t>
+      </w:r>
+    </w:p>
     <w:sectPr>
       <w:pgSz w:w="12240" w:h="15840"/>
       <w:pgMar w:top="936" w:right="1008" w:bottom="936" w:left="1008" w:header="720" w:footer="720" w:gutter="0"/>

--- a/downloads/student/ai-7-week-10.docx
+++ b/downloads/student/ai-7-week-10.docx
@@ -42,6 +42,11 @@
       </w:r>
     </w:p>
     <w:p>
+      <w:r>
+        <w:t>Start with the target: Explain the mechanism and terminology of confounders and controls. Try the recall before opening notes.</w:t>
+      </w:r>
+    </w:p>
+    <w:p>
       <w:pPr>
         <w:pStyle w:val="Heading3"/>
       </w:pPr>
@@ -50,17 +55,71 @@
       </w:r>
     </w:p>
     <w:p>
-      <w:r>
-        <w:t>I can explain the mechanism and terminology of confounders and controls.</w:t>
-      </w:r>
-    </w:p>
-    <w:p>
-      <w:r>
+      <w:pPr>
+        <w:spacing w:line="336" w:lineRule="auto" w:after="180"/>
+      </w:pPr>
+      <w:r>
+        <w:rPr>
+          <w:b w:val="0"/>
+        </w:rPr>
+        <w:t xml:space="preserve">I can explain the </w:t>
+      </w:r>
+      <w:r>
+        <w:rPr>
+          <w:b/>
+        </w:rPr>
+        <w:t>mechanism</w:t>
+      </w:r>
+      <w:r>
+        <w:rPr>
+          <w:b w:val="0"/>
+        </w:rPr>
+        <w:t xml:space="preserve"> and terminology of </w:t>
+      </w:r>
+      <w:r>
+        <w:rPr>
+          <w:b/>
+        </w:rPr>
+        <w:t>confounder</w:t>
+      </w:r>
+      <w:r>
+        <w:rPr>
+          <w:b w:val="0"/>
+        </w:rPr>
+        <w:t xml:space="preserve">s and </w:t>
+      </w:r>
+      <w:r>
+        <w:rPr>
+          <w:b/>
+        </w:rPr>
+        <w:t>control</w:t>
+      </w:r>
+      <w:r>
+        <w:rPr>
+          <w:b w:val="0"/>
+        </w:rPr>
+        <w:t>s.</w:t>
+      </w:r>
+    </w:p>
+    <w:p>
+      <w:pPr>
+        <w:spacing w:line="336" w:lineRule="auto" w:after="180"/>
+      </w:pPr>
+      <w:r>
+        <w:rPr>
+          <w:b w:val="0"/>
+        </w:rPr>
         <w:t>I can apply the stated procedure to a new case with a traceable result.</w:t>
       </w:r>
     </w:p>
     <w:p>
-      <w:r>
+      <w:pPr>
+        <w:spacing w:line="336" w:lineRule="auto" w:after="180"/>
+      </w:pPr>
+      <w:r>
+        <w:rPr>
+          <w:b w:val="0"/>
+        </w:rPr>
         <w:t>I can identify an assumption or limitation and design a revealing follow-up.</w:t>
       </w:r>
     </w:p>
@@ -73,47 +132,149 @@
       </w:r>
     </w:p>
     <w:p>
-      <w:r>
+      <w:pPr>
+        <w:spacing w:line="336" w:lineRule="auto" w:after="180"/>
+      </w:pPr>
+      <w:r>
+        <w:rPr>
+          <w:b w:val="0"/>
+        </w:rPr>
         <w:t>Close your notes first. A rough first answer helps us choose the right starting point; it is not a score for your ability.</w:t>
       </w:r>
     </w:p>
     <w:p>
-      <w:r>
+      <w:pPr>
+        <w:spacing w:line="336" w:lineRule="auto" w:after="180"/>
+      </w:pPr>
+      <w:r>
+        <w:rPr>
+          <w:b w:val="0"/>
+        </w:rPr>
         <w:t>Without opening the old lesson, explain one key idea from Experimental units and independence. Give an example and a mistake that the idea helps you avoid.</w:t>
       </w:r>
     </w:p>
     <w:p>
-      <w:r>
+      <w:pPr>
+        <w:spacing w:line="336" w:lineRule="auto" w:after="180"/>
+      </w:pPr>
+      <w:r>
+        <w:rPr>
+          <w:b w:val="0"/>
+        </w:rPr>
         <w:t>Without opening the old lesson, explain one key idea from Hypotheses and measurable outcomes. Give an example and a mistake that the idea helps you avoid.</w:t>
       </w:r>
     </w:p>
     <w:p>
-      <w:r>
+      <w:pPr>
+        <w:spacing w:line="336" w:lineRule="auto" w:after="180"/>
+      </w:pPr>
+      <w:r>
+        <w:rPr>
+          <w:b w:val="0"/>
+        </w:rPr>
         <w:t>Without opening the old lesson, explain one key idea from Methods results and limitations. Give an example and a mistake that the idea helps you avoid.</w:t>
       </w:r>
     </w:p>
     <w:p>
-      <w:r>
-        <w:t>After trying, check the relevant lesson or ask your teacher. Change the part of your explanation that the evidence shows was wrong.</w:t>
-      </w:r>
-    </w:p>
-    <w:p>
-      <w:r>
+      <w:pPr>
+        <w:spacing w:line="336" w:lineRule="auto" w:after="180"/>
+      </w:pPr>
+      <w:r>
+        <w:rPr>
+          <w:b w:val="0"/>
+        </w:rPr>
+        <w:t xml:space="preserve">After trying, check the relevant lesson or ask your teacher. Change the part of your explanation that the </w:t>
+      </w:r>
+      <w:r>
+        <w:rPr>
+          <w:b/>
+        </w:rPr>
+        <w:t>evidence</w:t>
+      </w:r>
+      <w:r>
+        <w:rPr>
+          <w:b w:val="0"/>
+        </w:rPr>
+        <w:t xml:space="preserve"> shows was wrong.</w:t>
+      </w:r>
+    </w:p>
+    <w:p>
+      <w:pPr>
+        <w:spacing w:line="336" w:lineRule="auto" w:after="180"/>
+      </w:pPr>
+      <w:r>
+        <w:rPr>
+          <w:b w:val="0"/>
+        </w:rPr>
         <w:t>This week you will practise:</w:t>
       </w:r>
     </w:p>
     <w:p>
-      <w:r>
-        <w:t>Explain the mechanism and terminology of confounders and controls</w:t>
-      </w:r>
-    </w:p>
-    <w:p>
-      <w:r>
+      <w:pPr>
+        <w:spacing w:line="336" w:lineRule="auto" w:after="180"/>
+      </w:pPr>
+      <w:r>
+        <w:rPr>
+          <w:b w:val="0"/>
+        </w:rPr>
+        <w:t xml:space="preserve">Explain the </w:t>
+      </w:r>
+      <w:r>
+        <w:rPr>
+          <w:b/>
+        </w:rPr>
+        <w:t>mechanism</w:t>
+      </w:r>
+      <w:r>
+        <w:rPr>
+          <w:b w:val="0"/>
+        </w:rPr>
+        <w:t xml:space="preserve"> and terminology of </w:t>
+      </w:r>
+      <w:r>
+        <w:rPr>
+          <w:b/>
+        </w:rPr>
+        <w:t>confounder</w:t>
+      </w:r>
+      <w:r>
+        <w:rPr>
+          <w:b w:val="0"/>
+        </w:rPr>
+        <w:t xml:space="preserve">s and </w:t>
+      </w:r>
+      <w:r>
+        <w:rPr>
+          <w:b/>
+        </w:rPr>
+        <w:t>control</w:t>
+      </w:r>
+      <w:r>
+        <w:rPr>
+          <w:b w:val="0"/>
+        </w:rPr>
+        <w:t>s</w:t>
+      </w:r>
+    </w:p>
+    <w:p>
+      <w:pPr>
+        <w:spacing w:line="336" w:lineRule="auto" w:after="180"/>
+      </w:pPr>
+      <w:r>
+        <w:rPr>
+          <w:b w:val="0"/>
+        </w:rPr>
         <w:t>Apply the stated procedure to a new case with a traceable result</w:t>
       </w:r>
     </w:p>
     <w:p>
-      <w:r>
+      <w:pPr>
+        <w:spacing w:line="336" w:lineRule="auto" w:after="180"/>
+      </w:pPr>
+      <w:r>
+        <w:rPr>
+          <w:b w:val="0"/>
+        </w:rPr>
         <w:t>Identify an assumption or limitation and design a revealing follow-up</w:t>
       </w:r>
     </w:p>
@@ -126,8 +287,38 @@
       </w:r>
     </w:p>
     <w:p>
-      <w:r>
-        <w:t>Recall Experimental units and independence. Explain why a recorded result needs its input conditions and evidence source before it can support a claim.</w:t>
+      <w:pPr>
+        <w:spacing w:line="336" w:lineRule="auto" w:after="180"/>
+      </w:pPr>
+      <w:r>
+        <w:rPr>
+          <w:b w:val="0"/>
+        </w:rPr>
+        <w:t xml:space="preserve">Recall Experimental units and independence. Explain why a recorded result needs its </w:t>
+      </w:r>
+      <w:r>
+        <w:rPr>
+          <w:b/>
+        </w:rPr>
+        <w:t>input</w:t>
+      </w:r>
+      <w:r>
+        <w:rPr>
+          <w:b w:val="0"/>
+        </w:rPr>
+        <w:t xml:space="preserve"> conditions and </w:t>
+      </w:r>
+      <w:r>
+        <w:rPr>
+          <w:b/>
+        </w:rPr>
+        <w:t>evidence</w:t>
+      </w:r>
+      <w:r>
+        <w:rPr>
+          <w:b w:val="0"/>
+        </w:rPr>
+        <w:t xml:space="preserve"> source before it can support a claim.</w:t>
       </w:r>
     </w:p>
     <w:p>
@@ -162,8 +353,38 @@
       </w:r>
     </w:p>
     <w:p>
-      <w:r>
-        <w:t>Explain confounders and controls using the records and boundaries of this fictional investigation.</w:t>
+      <w:pPr>
+        <w:spacing w:line="336" w:lineRule="auto" w:after="180"/>
+      </w:pPr>
+      <w:r>
+        <w:rPr>
+          <w:b w:val="0"/>
+        </w:rPr>
+        <w:t xml:space="preserve">Explain </w:t>
+      </w:r>
+      <w:r>
+        <w:rPr>
+          <w:b/>
+        </w:rPr>
+        <w:t>confounder</w:t>
+      </w:r>
+      <w:r>
+        <w:rPr>
+          <w:b w:val="0"/>
+        </w:rPr>
+        <w:t xml:space="preserve">s and </w:t>
+      </w:r>
+      <w:r>
+        <w:rPr>
+          <w:b/>
+        </w:rPr>
+        <w:t>control</w:t>
+      </w:r>
+      <w:r>
+        <w:rPr>
+          <w:b w:val="0"/>
+        </w:rPr>
+        <w:t>s using the records and boundaries of this fictional investigation.</w:t>
       </w:r>
     </w:p>
     <w:p>
@@ -176,12 +397,76 @@
     </w:p>
     <w:p>
       <w:r>
-        <w:t>A confounder changes alongside the intended factor and can offer another explanation. Controls aim to isolate the proposed mechanism.</w:t>
-      </w:r>
-    </w:p>
-    <w:p>
-      <w:r>
-        <w:t>Begin by writing the question the procedure is intended to answer. Identify the information already supplied, the information it will produce and the information still missing. These are constructed classroom examples; they do not require live accounts, private records or an external service. Do not treat a plausible explanation as a measured outcome.</w:t>
+        <w:t>Investigate the supplied Confounders and controls case. Separate observations, given facts and assumptions before choosing an explanation.</w:t>
+      </w:r>
+    </w:p>
+    <w:p>
+      <w:pPr>
+        <w:spacing w:line="336" w:lineRule="auto" w:after="180"/>
+      </w:pPr>
+      <w:r>
+        <w:rPr>
+          <w:b w:val="0"/>
+        </w:rPr>
+        <w:t xml:space="preserve">A </w:t>
+      </w:r>
+      <w:r>
+        <w:rPr>
+          <w:b/>
+        </w:rPr>
+        <w:t>confounder</w:t>
+      </w:r>
+      <w:r>
+        <w:rPr>
+          <w:b w:val="0"/>
+        </w:rPr>
+        <w:t xml:space="preserve"> changes alongside the intended factor and can offer another explanation. </w:t>
+      </w:r>
+      <w:r>
+        <w:rPr>
+          <w:b/>
+        </w:rPr>
+        <w:t>Control</w:t>
+      </w:r>
+      <w:r>
+        <w:rPr>
+          <w:b w:val="0"/>
+        </w:rPr>
+        <w:t xml:space="preserve">s aim to isolate the proposed </w:t>
+      </w:r>
+      <w:r>
+        <w:rPr>
+          <w:b/>
+        </w:rPr>
+        <w:t>mechanism</w:t>
+      </w:r>
+      <w:r>
+        <w:rPr>
+          <w:b w:val="0"/>
+        </w:rPr>
+        <w:t>.</w:t>
+      </w:r>
+    </w:p>
+    <w:p>
+      <w:pPr>
+        <w:spacing w:line="336" w:lineRule="auto" w:after="180"/>
+      </w:pPr>
+      <w:r>
+        <w:rPr>
+          <w:b w:val="0"/>
+        </w:rPr>
+        <w:t>Begin by writing the question the procedure is intended to answer. Identify the information already supplied, the information it will produce and the information still missing.</w:t>
+      </w:r>
+    </w:p>
+    <w:p>
+      <w:pPr>
+        <w:spacing w:line="336" w:lineRule="auto" w:after="180"/>
+      </w:pPr>
+      <w:r>
+        <w:rPr>
+          <w:b w:val="0"/>
+        </w:rPr>
+        <w:t>These are constructed classroom examples; they do not require live accounts, private records or an external service. Do not treat a plausible explanation as a measured outcome.</w:t>
       </w:r>
     </w:p>
     <w:p>
@@ -217,6 +502,17 @@
     </w:p>
     <w:p>
       <w:r>
+        <w:t>Follow the mechanism for Confounders and controls. Connect each labelled input, deciding step and result.</w:t>
+      </w:r>
+    </w:p>
+    <w:p>
+      <w:pPr>
+        <w:spacing w:line="336" w:lineRule="auto" w:after="180"/>
+      </w:pPr>
+      <w:r>
+        <w:rPr>
+          <w:b w:val="0"/>
+        </w:rPr>
         <w:t>For a toy comparison vary only retrieval method while holding corpus, queries, cutoff and relevance rubric fixed. Randomise or counterbalance order when order effects matter.</w:t>
       </w:r>
     </w:p>
@@ -313,8 +609,49 @@
       </w:r>
     </w:p>
     <w:p>
-      <w:r>
-        <w:t>Before applying the procedure, write its units, denominator or decision boundary where relevant. A partner should be able to repeat each step using the same inputs. If a required input is absent or violates the stated contract, record that condition explicitly instead of quietly replacing it with a convenient value.</w:t>
+      <w:pPr>
+        <w:spacing w:line="336" w:lineRule="auto" w:after="180"/>
+      </w:pPr>
+      <w:r>
+        <w:rPr>
+          <w:b w:val="0"/>
+        </w:rPr>
+        <w:t xml:space="preserve">Before applying the procedure, write its units, denominator or decision boundary where relevant. A partner should be able to repeat each step using the same </w:t>
+      </w:r>
+      <w:r>
+        <w:rPr>
+          <w:b/>
+        </w:rPr>
+        <w:t>input</w:t>
+      </w:r>
+      <w:r>
+        <w:rPr>
+          <w:b w:val="0"/>
+        </w:rPr>
+        <w:t>s.</w:t>
+      </w:r>
+    </w:p>
+    <w:p>
+      <w:pPr>
+        <w:spacing w:line="336" w:lineRule="auto" w:after="180"/>
+      </w:pPr>
+      <w:r>
+        <w:rPr>
+          <w:b w:val="0"/>
+        </w:rPr>
+        <w:t xml:space="preserve">If a required </w:t>
+      </w:r>
+      <w:r>
+        <w:rPr>
+          <w:b/>
+        </w:rPr>
+        <w:t>input</w:t>
+      </w:r>
+      <w:r>
+        <w:rPr>
+          <w:b w:val="0"/>
+        </w:rPr>
+        <w:t xml:space="preserve"> is absent or violates the stated contract, record that condition explicitly instead of quietly replacing it with a convenient value.</w:t>
       </w:r>
     </w:p>
     <w:p>
@@ -326,8 +663,26 @@
       </w:r>
     </w:p>
     <w:p>
-      <w:r>
-        <w:t>Point to the input, the deciding step and the result in this week’s visual. Explain the same step in ordinary words. A picture helps when you can say what each part represents.</w:t>
+      <w:pPr>
+        <w:spacing w:line="336" w:lineRule="auto" w:after="180"/>
+      </w:pPr>
+      <w:r>
+        <w:rPr>
+          <w:b w:val="0"/>
+        </w:rPr>
+        <w:t xml:space="preserve">Point to the </w:t>
+      </w:r>
+      <w:r>
+        <w:rPr>
+          <w:b/>
+        </w:rPr>
+        <w:t>input</w:t>
+      </w:r>
+      <w:r>
+        <w:rPr>
+          <w:b w:val="0"/>
+        </w:rPr>
+        <w:t>, the deciding step and the result in this week’s visual. Explain the same step in ordinary words. A picture helps when you can say what each part represents.</w:t>
       </w:r>
     </w:p>
     <w:p>
@@ -339,6 +694,11 @@
       </w:r>
     </w:p>
     <w:p>
+      <w:r>
+        <w:t>Compare the supplied cases for Confounders and controls. Identify the detail that changes the conclusion.</w:t>
+      </w:r>
+    </w:p>
+    <w:p>
       <w:pPr>
         <w:pStyle w:val="Heading3"/>
       </w:pPr>
@@ -347,7 +707,13 @@
       </w:r>
     </w:p>
     <w:p>
-      <w:r>
+      <w:pPr>
+        <w:spacing w:line="336" w:lineRule="auto" w:after="180"/>
+      </w:pPr>
+      <w:r>
+        <w:rPr>
+          <w:b w:val="0"/>
+        </w:rPr>
         <w:t>New method uses better corpus and different queries while old method uses the original set. Show the intermediate steps and give the conclusion with its scope.</w:t>
       </w:r>
     </w:p>
@@ -393,17 +759,68 @@
       </w:r>
     </w:p>
     <w:p>
-      <w:r>
+      <w:pPr>
+        <w:pStyle w:val="Heading3"/>
+      </w:pPr>
+      <w:r>
+        <w:t>Change one thing</w:t>
+      </w:r>
+    </w:p>
+    <w:p>
+      <w:pPr>
+        <w:spacing w:line="336" w:lineRule="auto" w:after="180"/>
+        <w:shd w:fill="F5F1FB"/>
+      </w:pPr>
+      <w:r>
+        <w:rPr>
+          <w:b w:val="0"/>
+        </w:rPr>
         <w:t>Change: New cases still use only healthy-white and spotted-blue.</w:t>
       </w:r>
     </w:p>
     <w:p>
-      <w:r>
-        <w:t>Prediction: The collection does not resolve the background confounding.</w:t>
-      </w:r>
-    </w:p>
-    <w:p>
-      <w:r>
+      <w:pPr>
+        <w:pStyle w:val="Heading3"/>
+      </w:pPr>
+      <w:r>
+        <w:t>Predicted result</w:t>
+      </w:r>
+    </w:p>
+    <w:p>
+      <w:pPr>
+        <w:spacing w:line="336" w:lineRule="auto" w:after="180"/>
+        <w:shd w:fill="F1F6FC"/>
+      </w:pPr>
+      <w:r>
+        <w:rPr>
+          <w:b/>
+        </w:rPr>
+        <w:t>Prediction</w:t>
+      </w:r>
+      <w:r>
+        <w:rPr>
+          <w:b w:val="0"/>
+        </w:rPr>
+        <w:t>: The collection does not resolve the background confounding.</w:t>
+      </w:r>
+    </w:p>
+    <w:p>
+      <w:pPr>
+        <w:pStyle w:val="Heading3"/>
+      </w:pPr>
+      <w:r>
+        <w:t>Why the result follows</w:t>
+      </w:r>
+    </w:p>
+    <w:p>
+      <w:pPr>
+        <w:spacing w:line="336" w:lineRule="auto" w:after="180"/>
+        <w:shd w:fill="F1F6FC"/>
+      </w:pPr>
+      <w:r>
+        <w:rPr>
+          <w:b w:val="0"/>
+        </w:rPr>
         <w:t>Reason: The same two variables remain coupled instead of being varied separately.</w:t>
       </w:r>
     </w:p>
@@ -413,6 +830,11 @@
       </w:pPr>
       <w:r>
         <w:t>05. Words that unlock the idea</w:t>
+      </w:r>
+    </w:p>
+    <w:p>
+      <w:r>
+        <w:t>Use the vocabulary of Confounders and controls to explain a concrete decision, rather than only memorising definitions.</w:t>
       </w:r>
     </w:p>
     <w:tbl>
@@ -550,17 +972,41 @@
     </w:p>
     <w:p>
       <w:r>
+        <w:t>Follow the worked trace for Confounders and controls, predict a step, then compare with its explanation.</w:t>
+      </w:r>
+    </w:p>
+    <w:p>
+      <w:pPr>
+        <w:spacing w:line="336" w:lineRule="auto" w:after="180"/>
+      </w:pPr>
+      <w:r>
+        <w:rPr>
+          <w:b w:val="0"/>
+        </w:rPr>
         <w:t>New method uses better corpus and different queries while old method uses the original set.</w:t>
       </w:r>
     </w:p>
     <w:p>
-      <w:r>
-        <w:t>Corpus and case differences confound the method effect. Rerun matched inputs or report a whole-system comparison without isolation.</w:t>
-      </w:r>
-    </w:p>
-    <w:p>
-      <w:r>
-        <w:t>Compare the intermediate evidence with the final statement. Explain why each number or decision follows from the stated inputs. The conclusion belongs to this scenario and procedure; changing the inputs, evaluation population or authority can change what it establishes. Retain the raw record so a later revision can be compared honestly.</w:t>
+      <w:pPr>
+        <w:spacing w:line="336" w:lineRule="auto" w:after="180"/>
+      </w:pPr>
+      <w:r>
+        <w:rPr>
+          <w:b w:val="0"/>
+        </w:rPr>
+        <w:t xml:space="preserve">Corpus and case differences confound the method effect. Rerun matched </w:t>
+      </w:r>
+      <w:r>
+        <w:rPr>
+          <w:b/>
+        </w:rPr>
+        <w:t>input</w:t>
+      </w:r>
+      <w:r>
+        <w:rPr>
+          <w:b w:val="0"/>
+        </w:rPr>
+        <w:t>s or report a whole-system comparison without isolation.</w:t>
       </w:r>
     </w:p>
     <w:p>
@@ -568,11 +1014,85 @@
         <w:pStyle w:val="Heading3"/>
       </w:pPr>
       <w:r>
+        <w:t>Worked explanation · Confounders and controls</w:t>
+      </w:r>
+    </w:p>
+    <w:p>
+      <w:pPr>
+        <w:spacing w:line="336" w:lineRule="auto" w:after="180"/>
+        <w:shd w:fill="F1F6FC"/>
+      </w:pPr>
+      <w:r>
+        <w:rPr>
+          <w:b w:val="0"/>
+        </w:rPr>
+        <w:t xml:space="preserve">Compare the intermediate </w:t>
+      </w:r>
+      <w:r>
+        <w:rPr>
+          <w:b/>
+        </w:rPr>
+        <w:t>evidence</w:t>
+      </w:r>
+      <w:r>
+        <w:rPr>
+          <w:b w:val="0"/>
+        </w:rPr>
+        <w:t xml:space="preserve"> with the final statement. Explain why each number or decision follows from the stated </w:t>
+      </w:r>
+      <w:r>
+        <w:rPr>
+          <w:b/>
+        </w:rPr>
+        <w:t>input</w:t>
+      </w:r>
+      <w:r>
+        <w:rPr>
+          <w:b w:val="0"/>
+        </w:rPr>
+        <w:t>s.</w:t>
+      </w:r>
+    </w:p>
+    <w:p>
+      <w:pPr>
+        <w:spacing w:line="336" w:lineRule="auto" w:after="180"/>
+        <w:shd w:fill="F1F6FC"/>
+      </w:pPr>
+      <w:r>
+        <w:rPr>
+          <w:b w:val="0"/>
+        </w:rPr>
+        <w:t xml:space="preserve">The conclusion belongs to this scenario and procedure; changing the </w:t>
+      </w:r>
+      <w:r>
+        <w:rPr>
+          <w:b/>
+        </w:rPr>
+        <w:t>input</w:t>
+      </w:r>
+      <w:r>
+        <w:rPr>
+          <w:b w:val="0"/>
+        </w:rPr>
+        <w:t>s, evaluation population or authority can change what it establishes. Retain the raw record so a later revision can be compared honestly.</w:t>
+      </w:r>
+    </w:p>
+    <w:p>
+      <w:pPr>
+        <w:pStyle w:val="Heading3"/>
+      </w:pPr>
+      <w:r>
         <w:t>Learn from the worked case</w:t>
       </w:r>
     </w:p>
     <w:p>
-      <w:r>
+      <w:pPr>
+        <w:spacing w:line="336" w:lineRule="auto" w:after="180"/>
+      </w:pPr>
+      <w:r>
+        <w:rPr>
+          <w:b w:val="0"/>
+        </w:rPr>
         <w:t>Cover the result before checking it. Say what is given, choose the procedure, and follow one step at a time. Then uncover the result and explain your first mismatch. Ask why a step is allowed, not only what number it produces.</w:t>
       </w:r>
     </w:p>
@@ -585,8 +1105,26 @@
       </w:r>
     </w:p>
     <w:p>
-      <w:r>
-        <w:t>Separate background from class. Training data show every healthy leaf on white paper and every spotted leaf on blue paper.</w:t>
+      <w:pPr>
+        <w:spacing w:line="336" w:lineRule="auto" w:after="180"/>
+      </w:pPr>
+      <w:r>
+        <w:rPr>
+          <w:b w:val="0"/>
+        </w:rPr>
+        <w:t xml:space="preserve">Separate background from class. </w:t>
+      </w:r>
+      <w:r>
+        <w:rPr>
+          <w:b/>
+        </w:rPr>
+        <w:t>Training</w:t>
+      </w:r>
+      <w:r>
+        <w:rPr>
+          <w:b w:val="0"/>
+        </w:rPr>
+        <w:t xml:space="preserve"> data show every healthy leaf on white paper and every spotted leaf on blue paper.</w:t>
       </w:r>
     </w:p>
     <w:p>
@@ -598,7 +1136,22 @@
       </w:r>
     </w:p>
     <w:p>
-      <w:r>
+      <w:pPr>
+        <w:pStyle w:val="Heading3"/>
+      </w:pPr>
+      <w:r>
+        <w:t>Supplied facts</w:t>
+      </w:r>
+    </w:p>
+    <w:p>
+      <w:pPr>
+        <w:spacing w:line="336" w:lineRule="auto" w:after="180"/>
+        <w:shd w:fill="F1F6FC"/>
+      </w:pPr>
+      <w:r>
+        <w:rPr>
+          <w:b w:val="0"/>
+        </w:rPr>
         <w:t>Goal is leaf condition, not paper colour. A proposed check uses both paper colours for each condition.</w:t>
       </w:r>
     </w:p>
@@ -798,30 +1351,102 @@
       </w:r>
     </w:p>
     <w:p>
-      <w:r>
-        <w:t>A confounder can provide an alternative explanation for a result. Crossing conditions makes the intended feature and the nuisance feature less entangled.</w:t>
-      </w:r>
-    </w:p>
-    <w:p>
       <w:pPr>
         <w:pStyle w:val="Heading3"/>
       </w:pPr>
       <w:r>
+        <w:t>Why the result follows</w:t>
+      </w:r>
+    </w:p>
+    <w:p>
+      <w:pPr>
+        <w:spacing w:line="336" w:lineRule="auto" w:after="180"/>
+        <w:shd w:fill="F1F6FC"/>
+      </w:pPr>
+      <w:r>
+        <w:rPr>
+          <w:b w:val="0"/>
+        </w:rPr>
+        <w:t xml:space="preserve">A </w:t>
+      </w:r>
+      <w:r>
+        <w:rPr>
+          <w:b/>
+        </w:rPr>
+        <w:t>confounder</w:t>
+      </w:r>
+      <w:r>
+        <w:rPr>
+          <w:b w:val="0"/>
+        </w:rPr>
+        <w:t xml:space="preserve"> can provide an alternative explanation for a result. Crossing conditions makes the intended feature and the nuisance feature less entangled.</w:t>
+      </w:r>
+    </w:p>
+    <w:p>
+      <w:pPr>
+        <w:pStyle w:val="Heading3"/>
+      </w:pPr>
+      <w:r>
         <w:t>What this example does not establish</w:t>
       </w:r>
     </w:p>
     <w:p>
-      <w:r>
+      <w:pPr>
+        <w:pStyle w:val="Heading3"/>
+      </w:pPr>
+      <w:r>
+        <w:t>Keep the stated limit</w:t>
+      </w:r>
+    </w:p>
+    <w:p>
+      <w:pPr>
+        <w:spacing w:line="336" w:lineRule="auto" w:after="180"/>
+        <w:shd w:fill="FFF5E6"/>
+      </w:pPr>
+      <w:r>
+        <w:rPr>
+          <w:b w:val="0"/>
+        </w:rPr>
         <w:t>A changed-background test can diagnose sensitivity; it does not prove the model’s complete internal reasoning.</w:t>
       </w:r>
     </w:p>
     <w:p>
-      <w:r>
+      <w:pPr>
+        <w:pStyle w:val="Heading3"/>
+      </w:pPr>
+      <w:r>
+        <w:t>Keep the stated limit</w:t>
+      </w:r>
+    </w:p>
+    <w:p>
+      <w:pPr>
+        <w:spacing w:line="336" w:lineRule="auto" w:after="180"/>
+        <w:shd w:fill="FFF5E6"/>
+      </w:pPr>
+      <w:r>
+        <w:rPr>
+          <w:b w:val="0"/>
+        </w:rPr>
         <w:t>Read the labelled picture: Draw the four condition/background combinations. Which variables were coupled before, and why would collecting only healthy-white and spotted-blue again leave the confounding unresolved?</w:t>
       </w:r>
     </w:p>
     <w:p>
-      <w:r>
+      <w:pPr>
+        <w:pStyle w:val="Heading3"/>
+      </w:pPr>
+      <w:r>
+        <w:t>Keep the stated limit</w:t>
+      </w:r>
+    </w:p>
+    <w:p>
+      <w:pPr>
+        <w:spacing w:line="336" w:lineRule="auto" w:after="180"/>
+        <w:shd w:fill="FFF5E6"/>
+      </w:pPr>
+      <w:r>
+        <w:rPr>
+          <w:b w:val="0"/>
+        </w:rPr>
         <w:t>Change one thing: New cases still use only healthy-white and spotted-blue. Predict the result before checking the explanation. What remains the same?</w:t>
       </w:r>
     </w:p>
@@ -835,12 +1460,36 @@
     </w:p>
     <w:p>
       <w:r>
-        <w:t>Controls address specified alternatives, not every possible unknown confounder.</w:t>
-      </w:r>
-    </w:p>
-    <w:p>
-      <w:r>
-        <w:t>A useful check asks what would make the reasoning fail. Distinguish a failure to execute the declared procedure from a weakness in the procedure itself. The first may require a correction; the second requires an explicitly revised method and new evidence. Preserve unsuccessful cases so an improved result cannot hide the original problem.</w:t>
+        <w:t>Find the unsupported step in the Confounders and controls claim and explain a repair using the supplied evidence.</w:t>
+      </w:r>
+    </w:p>
+    <w:p>
+      <w:pPr>
+        <w:spacing w:line="336" w:lineRule="auto" w:after="180"/>
+      </w:pPr>
+      <w:r>
+        <w:rPr>
+          <w:b/>
+        </w:rPr>
+        <w:t>Control</w:t>
+      </w:r>
+      <w:r>
+        <w:rPr>
+          <w:b w:val="0"/>
+        </w:rPr>
+        <w:t xml:space="preserve">s address specified alternatives, not every possible unknown </w:t>
+      </w:r>
+      <w:r>
+        <w:rPr>
+          <w:b/>
+        </w:rPr>
+        <w:t>confounder</w:t>
+      </w:r>
+      <w:r>
+        <w:rPr>
+          <w:b w:val="0"/>
+        </w:rPr>
+        <w:t>.</w:t>
       </w:r>
     </w:p>
     <w:p>
@@ -848,6 +1497,50 @@
         <w:pStyle w:val="Heading3"/>
       </w:pPr>
       <w:r>
+        <w:t>Check the claim against the facts</w:t>
+      </w:r>
+    </w:p>
+    <w:p>
+      <w:pPr>
+        <w:spacing w:line="336" w:lineRule="auto" w:after="180"/>
+        <w:shd w:fill="FFF5E6"/>
+      </w:pPr>
+      <w:r>
+        <w:rPr>
+          <w:b w:val="0"/>
+        </w:rPr>
+        <w:t>A useful check asks what would make the reasoning fail. Distinguish a failure to execute the declared procedure from a weakness in the procedure itself.</w:t>
+      </w:r>
+    </w:p>
+    <w:p>
+      <w:pPr>
+        <w:spacing w:line="336" w:lineRule="auto" w:after="180"/>
+        <w:shd w:fill="FFF5E6"/>
+      </w:pPr>
+      <w:r>
+        <w:rPr>
+          <w:b w:val="0"/>
+        </w:rPr>
+        <w:t xml:space="preserve">The first may require a correction; the second requires an explicitly revised method and new </w:t>
+      </w:r>
+      <w:r>
+        <w:rPr>
+          <w:b/>
+        </w:rPr>
+        <w:t>evidence</w:t>
+      </w:r>
+      <w:r>
+        <w:rPr>
+          <w:b w:val="0"/>
+        </w:rPr>
+        <w:t>. Preserve unsuccessful cases so an improved result cannot hide the original problem.</w:t>
+      </w:r>
+    </w:p>
+    <w:p>
+      <w:pPr>
+        <w:pStyle w:val="Heading3"/>
+      </w:pPr>
+      <w:r>
         <w:t>Guided: restate the worked result, then name the assumption or limitation that prevents a broader conclusion.</w:t>
       </w:r>
     </w:p>
@@ -885,8 +1578,38 @@
       </w:r>
     </w:p>
     <w:p>
-      <w:r>
-        <w:t>A report omits this qualification: Controls address specified alternatives, not every possible unknown confounder. Explain how omitting it could change a reader's interpretation, and write an accurate replacement.</w:t>
+      <w:pPr>
+        <w:spacing w:line="336" w:lineRule="auto" w:after="180"/>
+      </w:pPr>
+      <w:r>
+        <w:rPr>
+          <w:b w:val="0"/>
+        </w:rPr>
+        <w:t xml:space="preserve">A report omits this qualification: </w:t>
+      </w:r>
+      <w:r>
+        <w:rPr>
+          <w:b/>
+        </w:rPr>
+        <w:t>Control</w:t>
+      </w:r>
+      <w:r>
+        <w:rPr>
+          <w:b w:val="0"/>
+        </w:rPr>
+        <w:t xml:space="preserve">s address specified alternatives, not every possible unknown </w:t>
+      </w:r>
+      <w:r>
+        <w:rPr>
+          <w:b/>
+        </w:rPr>
+        <w:t>confounder</w:t>
+      </w:r>
+      <w:r>
+        <w:rPr>
+          <w:b w:val="0"/>
+        </w:rPr>
+        <w:t>. Explain how omitting it could change a reader's interpretation, and write an accurate replacement.</w:t>
       </w:r>
     </w:p>
     <w:p>
@@ -937,7 +1660,54 @@
     </w:p>
     <w:p>
       <w:r>
-        <w:t>Explain the weekly mechanism in your own words. Use the worked scenario to name its input, decision rule and output.</w:t>
+        <w:t>Practise Confounders and controls with support, then explain the deciding step in your own words.</w:t>
+      </w:r>
+    </w:p>
+    <w:p>
+      <w:pPr>
+        <w:spacing w:line="336" w:lineRule="auto" w:after="180"/>
+      </w:pPr>
+      <w:r>
+        <w:rPr>
+          <w:b w:val="0"/>
+        </w:rPr>
+        <w:t xml:space="preserve">Explain the weekly </w:t>
+      </w:r>
+      <w:r>
+        <w:rPr>
+          <w:b/>
+        </w:rPr>
+        <w:t>mechanism</w:t>
+      </w:r>
+      <w:r>
+        <w:rPr>
+          <w:b w:val="0"/>
+        </w:rPr>
+        <w:t xml:space="preserve"> in your own words. Use the worked scenario to name its </w:t>
+      </w:r>
+      <w:r>
+        <w:rPr>
+          <w:b/>
+        </w:rPr>
+        <w:t>input</w:t>
+      </w:r>
+      <w:r>
+        <w:rPr>
+          <w:b w:val="0"/>
+        </w:rPr>
+        <w:t xml:space="preserve">, decision rule and </w:t>
+      </w:r>
+      <w:r>
+        <w:rPr>
+          <w:b/>
+        </w:rPr>
+        <w:t>output</w:t>
+      </w:r>
+      <w:r>
+        <w:rPr>
+          <w:b w:val="0"/>
+        </w:rPr>
+        <w:t>.</w:t>
       </w:r>
     </w:p>
     <w:p>
@@ -1010,8 +1780,50 @@
       </w:r>
     </w:p>
     <w:p>
-      <w:r>
-        <w:t>Use workbook W2 for the connected example “Confounders and controls”. First fill the input and rule boxes. Try the middle steps before asking for a hint. After a hint, try the next step yourself.</w:t>
+      <w:pPr>
+        <w:spacing w:line="336" w:lineRule="auto" w:after="180"/>
+      </w:pPr>
+      <w:r>
+        <w:rPr>
+          <w:b w:val="0"/>
+        </w:rPr>
+        <w:t>Use workbook W2 for the connected example “</w:t>
+      </w:r>
+      <w:r>
+        <w:rPr>
+          <w:b/>
+        </w:rPr>
+        <w:t>Confounder</w:t>
+      </w:r>
+      <w:r>
+        <w:rPr>
+          <w:b w:val="0"/>
+        </w:rPr>
+        <w:t xml:space="preserve">s and </w:t>
+      </w:r>
+      <w:r>
+        <w:rPr>
+          <w:b/>
+        </w:rPr>
+        <w:t>control</w:t>
+      </w:r>
+      <w:r>
+        <w:rPr>
+          <w:b w:val="0"/>
+        </w:rPr>
+        <w:t xml:space="preserve">s”. First fill the </w:t>
+      </w:r>
+      <w:r>
+        <w:rPr>
+          <w:b/>
+        </w:rPr>
+        <w:t>input</w:t>
+      </w:r>
+      <w:r>
+        <w:rPr>
+          <w:b w:val="0"/>
+        </w:rPr>
+        <w:t xml:space="preserve"> and rule boxes. Try the middle steps before asking for a hint. After a hint, try the next step yourself.</w:t>
       </w:r>
     </w:p>
     <w:tbl>
@@ -1094,7 +1906,13 @@
       </w:tr>
     </w:tbl>
     <w:p>
-      <w:r>
+      <w:pPr>
+        <w:spacing w:line="336" w:lineRule="auto" w:after="180"/>
+      </w:pPr>
+      <w:r>
+        <w:rPr>
+          <w:b w:val="0"/>
+        </w:rPr>
         <w:t>Explain your trace to a partner. Your partner points to one step to check. Swap roles on the next case. Each person writes their own explanation.</w:t>
       </w:r>
     </w:p>
@@ -1107,12 +1925,59 @@
       </w:r>
     </w:p>
     <w:p>
-      <w:r>
-        <w:t>Use the worked case for Confounders and controls. Proposed explanation: “The worked result establishes every future case”. Decide whether this explanation is supported. Point to the step or supplied fact that decides; explain your repair if needed.</w:t>
-      </w:r>
-    </w:p>
-    <w:p>
-      <w:r>
+      <w:pPr>
+        <w:spacing w:line="336" w:lineRule="auto" w:after="180"/>
+      </w:pPr>
+      <w:r>
+        <w:rPr>
+          <w:b w:val="0"/>
+        </w:rPr>
+        <w:t xml:space="preserve">Use the worked case for </w:t>
+      </w:r>
+      <w:r>
+        <w:rPr>
+          <w:b/>
+        </w:rPr>
+        <w:t>Confounder</w:t>
+      </w:r>
+      <w:r>
+        <w:rPr>
+          <w:b w:val="0"/>
+        </w:rPr>
+        <w:t xml:space="preserve">s and </w:t>
+      </w:r>
+      <w:r>
+        <w:rPr>
+          <w:b/>
+        </w:rPr>
+        <w:t>control</w:t>
+      </w:r>
+      <w:r>
+        <w:rPr>
+          <w:b w:val="0"/>
+        </w:rPr>
+        <w:t>s. Proposed explanation: “The worked result establishes every future case”. Decide whether this explanation is supported.</w:t>
+      </w:r>
+    </w:p>
+    <w:p>
+      <w:pPr>
+        <w:spacing w:line="336" w:lineRule="auto" w:after="180"/>
+      </w:pPr>
+      <w:r>
+        <w:rPr>
+          <w:b w:val="0"/>
+        </w:rPr>
+        <w:t>Point to the step or supplied fact that decides; explain your repair if needed.</w:t>
+      </w:r>
+    </w:p>
+    <w:p>
+      <w:pPr>
+        <w:spacing w:line="336" w:lineRule="auto" w:after="180"/>
+      </w:pPr>
+      <w:r>
+        <w:rPr>
+          <w:b w:val="0"/>
+        </w:rPr>
         <w:t>Answer on your own before discussion. If you are unsure, say which step you need help with.</w:t>
       </w:r>
     </w:p>
@@ -1125,7 +1990,14 @@
       </w:r>
     </w:p>
     <w:p>
-      <w:r>
+      <w:pPr>
+        <w:spacing w:line="336" w:lineRule="auto" w:after="180"/>
+        <w:shd w:fill="F5F1FB"/>
+      </w:pPr>
+      <w:r>
+        <w:rPr>
+          <w:b w:val="0"/>
+        </w:rPr>
         <w:t>Draw the four condition/background combinations. Which variables were coupled before, and why would collecting only healthy-white and spotted-blue again leave the confounding unresolved?</w:t>
       </w:r>
     </w:p>
@@ -1158,7 +2030,13 @@
       </w:r>
     </w:p>
     <w:p>
-      <w:r>
+      <w:pPr>
+        <w:spacing w:line="336" w:lineRule="auto" w:after="180"/>
+      </w:pPr>
+      <w:r>
+        <w:rPr>
+          <w:b w:val="0"/>
+        </w:rPr>
         <w:t>This is supported practice. Keep the separately named independent case for an attempt before feedback.</w:t>
       </w:r>
     </w:p>
@@ -1171,6 +2049,11 @@
       </w:r>
     </w:p>
     <w:p>
+      <w:r>
+        <w:t>Investigate Confounders and controls. Record the prediction, actual observation or labelled paper trace, explanation and next test separately.</w:t>
+      </w:r>
+    </w:p>
+    <w:p>
       <w:pPr>
         <w:pStyle w:val="Heading3"/>
       </w:pPr>
@@ -1179,7 +2062,13 @@
       </w:r>
     </w:p>
     <w:p>
-      <w:r>
+      <w:pPr>
+        <w:spacing w:line="336" w:lineRule="auto" w:after="180"/>
+      </w:pPr>
+      <w:r>
+        <w:rPr>
+          <w:b w:val="0"/>
+        </w:rPr>
         <w:t>New method uses better corpus and different queries while old method uses the original set. Show the intermediate steps and give the conclusion with its scope.</w:t>
       </w:r>
     </w:p>
@@ -1320,7 +2209,13 @@
       </w:tr>
     </w:tbl>
     <w:p>
-      <w:r>
+      <w:pPr>
+        <w:spacing w:line="336" w:lineRule="auto" w:after="180"/>
+      </w:pPr>
+      <w:r>
+        <w:rPr>
+          <w:b w:val="0"/>
+        </w:rPr>
         <w:t>On paper, trace the supplied procedure. If code is provided, predict before running it in a local practice file. Never write an expected answer as though it were an observed run.</w:t>
       </w:r>
     </w:p>
@@ -1333,7 +2228,13 @@
       </w:r>
     </w:p>
     <w:p>
-      <w:r>
+      <w:pPr>
+        <w:spacing w:line="336" w:lineRule="auto" w:after="180"/>
+      </w:pPr>
+      <w:r>
+        <w:rPr>
+          <w:b w:val="0"/>
+        </w:rPr>
         <w:t>Before trying: what do I expect, and why? While trying: which step could first go wrong? Afterwards: what did I actually observe, and what should change? Keep “not run” if you only traced the procedure.</w:t>
       </w:r>
     </w:p>
@@ -1346,6 +2247,11 @@
       </w:r>
     </w:p>
     <w:p>
+      <w:r>
+        <w:t>Move from recall to tracing, diagnosis and transfer in Confounders and controls. Explain why each step is justified.</w:t>
+      </w:r>
+    </w:p>
+    <w:p>
       <w:pPr>
         <w:pStyle w:val="Heading3"/>
       </w:pPr>
@@ -1354,18 +2260,107 @@
       </w:r>
     </w:p>
     <w:p>
-      <w:r>
-        <w:t>Explain the weekly mechanism in your own words. Use the worked scenario to name its input, decision rule and output.</w:t>
-      </w:r>
-    </w:p>
-    <w:p>
-      <w:r>
-        <w:t>A report omits this qualification: Controls address specified alternatives, not every possible unknown confounder. Explain how omitting it could change a reader's interpretation, and write an accurate replacement.</w:t>
-      </w:r>
-    </w:p>
-    <w:p>
-      <w:r>
-        <w:t>For the worked scenario, propose one additional case that could reveal a failure, describe its expected outcome before running it, and explain what would need to remain fixed for a fair comparison. Do not reuse W4 as a new final test after receiving feedback.</w:t>
+      <w:pPr>
+        <w:spacing w:line="336" w:lineRule="auto" w:after="180"/>
+      </w:pPr>
+      <w:r>
+        <w:rPr>
+          <w:b w:val="0"/>
+        </w:rPr>
+        <w:t xml:space="preserve">Explain the weekly </w:t>
+      </w:r>
+      <w:r>
+        <w:rPr>
+          <w:b/>
+        </w:rPr>
+        <w:t>mechanism</w:t>
+      </w:r>
+      <w:r>
+        <w:rPr>
+          <w:b w:val="0"/>
+        </w:rPr>
+        <w:t xml:space="preserve"> in your own words. Use the worked scenario to name its </w:t>
+      </w:r>
+      <w:r>
+        <w:rPr>
+          <w:b/>
+        </w:rPr>
+        <w:t>input</w:t>
+      </w:r>
+      <w:r>
+        <w:rPr>
+          <w:b w:val="0"/>
+        </w:rPr>
+        <w:t xml:space="preserve">, decision rule and </w:t>
+      </w:r>
+      <w:r>
+        <w:rPr>
+          <w:b/>
+        </w:rPr>
+        <w:t>output</w:t>
+      </w:r>
+      <w:r>
+        <w:rPr>
+          <w:b w:val="0"/>
+        </w:rPr>
+        <w:t>.</w:t>
+      </w:r>
+    </w:p>
+    <w:p>
+      <w:pPr>
+        <w:spacing w:line="336" w:lineRule="auto" w:after="180"/>
+      </w:pPr>
+      <w:r>
+        <w:rPr>
+          <w:b w:val="0"/>
+        </w:rPr>
+        <w:t xml:space="preserve">A report omits this qualification: </w:t>
+      </w:r>
+      <w:r>
+        <w:rPr>
+          <w:b/>
+        </w:rPr>
+        <w:t>Control</w:t>
+      </w:r>
+      <w:r>
+        <w:rPr>
+          <w:b w:val="0"/>
+        </w:rPr>
+        <w:t xml:space="preserve">s address specified alternatives, not every possible unknown </w:t>
+      </w:r>
+      <w:r>
+        <w:rPr>
+          <w:b/>
+        </w:rPr>
+        <w:t>confounder</w:t>
+      </w:r>
+      <w:r>
+        <w:rPr>
+          <w:b w:val="0"/>
+        </w:rPr>
+        <w:t>. Explain how omitting it could change a reader's interpretation, and write an accurate replacement.</w:t>
+      </w:r>
+    </w:p>
+    <w:p>
+      <w:pPr>
+        <w:spacing w:line="336" w:lineRule="auto" w:after="180"/>
+      </w:pPr>
+      <w:r>
+        <w:rPr>
+          <w:b w:val="0"/>
+        </w:rPr>
+        <w:t>For the worked scenario, propose one additional case that could reveal a failure, describe its expected outcome before running it, and explain what would need to remain fixed for a fair comparison.</w:t>
+      </w:r>
+    </w:p>
+    <w:p>
+      <w:pPr>
+        <w:spacing w:line="336" w:lineRule="auto" w:after="180"/>
+      </w:pPr>
+      <w:r>
+        <w:rPr>
+          <w:b w:val="0"/>
+        </w:rPr>
+        <w:t>Do not reuse W4 as a new final test after receiving feedback.</w:t>
       </w:r>
     </w:p>
     <w:p>
@@ -1411,7 +2406,125 @@
     </w:p>
     <w:p>
       <w:r>
-        <w:t>Add a labelled confounders and controls evidence sheet to Reproducible AI Research Study. Show how you can explain the mechanism and terminology of confounders and controls. Use the supplied fictional case and keep its inputs, intermediate steps, calculation or prediction, and limitation. Connect this record to last week’s record; a matching answer without a trace is insufficient.</w:t>
+        <w:t>Apply this week’s idea to Reproducible AI Research Study. Keep an annotated decision and the evidence supporting it.</w:t>
+      </w:r>
+    </w:p>
+    <w:p>
+      <w:pPr>
+        <w:spacing w:line="336" w:lineRule="auto" w:after="180"/>
+      </w:pPr>
+      <w:r>
+        <w:rPr>
+          <w:b w:val="0"/>
+        </w:rPr>
+        <w:t xml:space="preserve">Add a labelled </w:t>
+      </w:r>
+      <w:r>
+        <w:rPr>
+          <w:b/>
+        </w:rPr>
+        <w:t>confounder</w:t>
+      </w:r>
+      <w:r>
+        <w:rPr>
+          <w:b w:val="0"/>
+        </w:rPr>
+        <w:t xml:space="preserve">s and </w:t>
+      </w:r>
+      <w:r>
+        <w:rPr>
+          <w:b/>
+        </w:rPr>
+        <w:t>control</w:t>
+      </w:r>
+      <w:r>
+        <w:rPr>
+          <w:b w:val="0"/>
+        </w:rPr>
+        <w:t xml:space="preserve">s </w:t>
+      </w:r>
+      <w:r>
+        <w:rPr>
+          <w:b/>
+        </w:rPr>
+        <w:t>evidence</w:t>
+      </w:r>
+      <w:r>
+        <w:rPr>
+          <w:b w:val="0"/>
+        </w:rPr>
+        <w:t xml:space="preserve"> sheet to Reproducible AI Research Study. Show how you can explain the </w:t>
+      </w:r>
+      <w:r>
+        <w:rPr>
+          <w:b/>
+        </w:rPr>
+        <w:t>mechanism</w:t>
+      </w:r>
+      <w:r>
+        <w:rPr>
+          <w:b w:val="0"/>
+        </w:rPr>
+        <w:t xml:space="preserve"> and terminology of </w:t>
+      </w:r>
+      <w:r>
+        <w:rPr>
+          <w:b/>
+        </w:rPr>
+        <w:t>confounder</w:t>
+      </w:r>
+      <w:r>
+        <w:rPr>
+          <w:b w:val="0"/>
+        </w:rPr>
+        <w:t xml:space="preserve">s and </w:t>
+      </w:r>
+      <w:r>
+        <w:rPr>
+          <w:b/>
+        </w:rPr>
+        <w:t>control</w:t>
+      </w:r>
+      <w:r>
+        <w:rPr>
+          <w:b w:val="0"/>
+        </w:rPr>
+        <w:t>s.</w:t>
+      </w:r>
+    </w:p>
+    <w:p>
+      <w:pPr>
+        <w:spacing w:line="336" w:lineRule="auto" w:after="180"/>
+      </w:pPr>
+      <w:r>
+        <w:rPr>
+          <w:b w:val="0"/>
+        </w:rPr>
+        <w:t xml:space="preserve">Use the supplied fictional case and keep its </w:t>
+      </w:r>
+      <w:r>
+        <w:rPr>
+          <w:b/>
+        </w:rPr>
+        <w:t>input</w:t>
+      </w:r>
+      <w:r>
+        <w:rPr>
+          <w:b w:val="0"/>
+        </w:rPr>
+        <w:t xml:space="preserve">s, intermediate steps, calculation or </w:t>
+      </w:r>
+      <w:r>
+        <w:rPr>
+          <w:b/>
+        </w:rPr>
+        <w:t>prediction</w:t>
+      </w:r>
+      <w:r>
+        <w:rPr>
+          <w:b w:val="0"/>
+        </w:rPr>
+        <w:t>, and limitation. Connect this record to last week’s record; a matching answer without a trace is insufficient.</w:t>
       </w:r>
     </w:p>
     <w:tbl>
@@ -1539,7 +2652,13 @@
       </w:r>
     </w:p>
     <w:p>
-      <w:r>
+      <w:pPr>
+        <w:spacing w:line="336" w:lineRule="auto" w:after="180"/>
+      </w:pPr>
+      <w:r>
+        <w:rPr>
+          <w:b w:val="0"/>
+        </w:rPr>
         <w:t>For the Reproducible AI Research Study, retain an annotated worked trace and the changed-case reasoning. Connect the claim to its records, units and assumptions so another investigator can challenge or reproduce it.</w:t>
       </w:r>
     </w:p>
@@ -1553,7 +2672,29 @@
     </w:p>
     <w:p>
       <w:r>
-        <w:t>Complete the supported workbook tasks before attempting W4 independently. Record any hints or help used. After feedback, use the teacher's fresh retry rather than copying the earlier answer. For a project, select a relevant new case, predict the outcome from the declared rule and preserve the result alongside any revision.</w:t>
+        <w:t>Use a genuinely new case for independent evidence. Previously discussed examples remain practice; use the separately named independent case before feedback.</w:t>
+      </w:r>
+    </w:p>
+    <w:p>
+      <w:pPr>
+        <w:spacing w:line="336" w:lineRule="auto" w:after="180"/>
+      </w:pPr>
+      <w:r>
+        <w:rPr>
+          <w:b w:val="0"/>
+        </w:rPr>
+        <w:t>Complete the supported workbook tasks before attempting W4 independently. Record any hints or help used. After feedback, use the teacher's fresh retry rather than copying the earlier answer.</w:t>
+      </w:r>
+    </w:p>
+    <w:p>
+      <w:pPr>
+        <w:spacing w:line="336" w:lineRule="auto" w:after="180"/>
+      </w:pPr>
+      <w:r>
+        <w:rPr>
+          <w:b w:val="0"/>
+        </w:rPr>
+        <w:t>For a project, select a relevant new case, predict the outcome from the declared rule and preserve the result alongside any revision.</w:t>
       </w:r>
     </w:p>
     <w:p>
@@ -1590,8 +2731,25 @@
       </w:r>
     </w:p>
     <w:p>
-      <w:r>
-        <w:t>For the worked scenario, propose one additional case that could reveal a failure, describe its expected outcome before running it, and explain what would need to remain fixed for a fair comparison. Do not reuse W4 as a new final test after receiving feedback.</w:t>
+      <w:pPr>
+        <w:spacing w:line="336" w:lineRule="auto" w:after="180"/>
+      </w:pPr>
+      <w:r>
+        <w:rPr>
+          <w:b w:val="0"/>
+        </w:rPr>
+        <w:t>For the worked scenario, propose one additional case that could reveal a failure, describe its expected outcome before running it, and explain what would need to remain fixed for a fair comparison.</w:t>
+      </w:r>
+    </w:p>
+    <w:p>
+      <w:pPr>
+        <w:spacing w:line="336" w:lineRule="auto" w:after="180"/>
+      </w:pPr>
+      <w:r>
+        <w:rPr>
+          <w:b w:val="0"/>
+        </w:rPr>
+        <w:t>Do not reuse W4 as a new final test after receiving feedback.</w:t>
       </w:r>
     </w:p>
     <w:p>
@@ -1628,6 +2786,11 @@
       </w:pPr>
       <w:r>
         <w:t>13. Study a complete case</w:t>
+      </w:r>
+    </w:p>
+    <w:p>
+      <w:r>
+        <w:t>Revisit the complete Confounders and controls case for supported practice. Repeated examples do not become fresh assessments.</w:t>
       </w:r>
     </w:p>
     <w:p>
@@ -1731,8 +2894,26 @@
       </w:r>
     </w:p>
     <w:p>
-      <w:r>
-        <w:t>Follow the input through the stated procedure to its result. Cover the result first, predict it, then explain every intermediate step. The text/table accompanies the figure so the example can be read without colour.</w:t>
+      <w:pPr>
+        <w:spacing w:line="336" w:lineRule="auto" w:after="180"/>
+      </w:pPr>
+      <w:r>
+        <w:rPr>
+          <w:b w:val="0"/>
+        </w:rPr>
+        <w:t xml:space="preserve">Follow the </w:t>
+      </w:r>
+      <w:r>
+        <w:rPr>
+          <w:b/>
+        </w:rPr>
+        <w:t>input</w:t>
+      </w:r>
+      <w:r>
+        <w:rPr>
+          <w:b w:val="0"/>
+        </w:rPr>
+        <w:t xml:space="preserve"> through the stated procedure to its result. Cover the result first, predict it, then explain every intermediate step. The text/table accompanies the figure so the example can be read without colour.</w:t>
       </w:r>
     </w:p>
     <w:p>
@@ -1782,6 +2963,11 @@
       </w:r>
     </w:p>
     <w:p>
+      <w:r>
+        <w:t>Attempt the reserved new case before feedback. Record support; the earlier examples below remain additional practice.</w:t>
+      </w:r>
+    </w:p>
+    <w:p>
       <w:pPr>
         <w:pStyle w:val="Heading3"/>
       </w:pPr>
@@ -1790,7 +2976,13 @@
       </w:r>
     </w:p>
     <w:p>
-      <w:r>
+      <w:pPr>
+        <w:spacing w:line="336" w:lineRule="auto" w:after="180"/>
+      </w:pPr>
+      <w:r>
+        <w:rPr>
+          <w:b w:val="0"/>
+        </w:rPr>
         <w:t>Every method A run is morning and B run afternoon; network speed varies by time. Propose a repair.</w:t>
       </w:r>
     </w:p>
@@ -1838,7 +3030,13 @@
       </w:r>
     </w:p>
     <w:p>
-      <w:r>
+      <w:pPr>
+        <w:spacing w:line="336" w:lineRule="auto" w:after="180"/>
+      </w:pPr>
+      <w:r>
+        <w:rPr>
+          <w:b w:val="0"/>
+        </w:rPr>
         <w:t>Attempt this case before feedback. Record any help. Earlier examples below are further practice; a case already practised with feedback cannot establish fresh transfer.</w:t>
       </w:r>
     </w:p>
@@ -1851,7 +3049,13 @@
       </w:r>
     </w:p>
     <w:p>
-      <w:r>
+      <w:pPr>
+        <w:spacing w:line="336" w:lineRule="auto" w:after="180"/>
+      </w:pPr>
+      <w:r>
+        <w:rPr>
+          <w:b w:val="0"/>
+        </w:rPr>
         <w:t>Every method A run is morning and B run afternoon; network speed varies by time. Propose a repair.</w:t>
       </w:r>
     </w:p>
@@ -1904,7 +3108,13 @@
       </w:r>
     </w:p>
     <w:p>
-      <w:r>
+      <w:pPr>
+        <w:spacing w:line="336" w:lineRule="auto" w:after="180"/>
+      </w:pPr>
+      <w:r>
+        <w:rPr>
+          <w:b w:val="0"/>
+        </w:rPr>
         <w:t>Record support used: none, hint or teacher explanation. After feedback, a different case is needed to demonstrate independence.</w:t>
       </w:r>
     </w:p>
@@ -1917,8 +3127,25 @@
       </w:r>
     </w:p>
     <w:p>
-      <w:r>
-        <w:t>Attempt the independent case before hints. Record whether you worked alone, used a hint or followed a model. After feedback, fix the first unsupported step and explain why it changed. A later check uses a changed case, not a copied answer.</w:t>
+      <w:pPr>
+        <w:spacing w:line="336" w:lineRule="auto" w:after="180"/>
+      </w:pPr>
+      <w:r>
+        <w:rPr>
+          <w:b w:val="0"/>
+        </w:rPr>
+        <w:t>Attempt the independent case before hints. Record whether you worked alone, used a hint or followed a model. After feedback, fix the first unsupported step and explain why it changed.</w:t>
+      </w:r>
+    </w:p>
+    <w:p>
+      <w:pPr>
+        <w:spacing w:line="336" w:lineRule="auto" w:after="180"/>
+      </w:pPr>
+      <w:r>
+        <w:rPr>
+          <w:b w:val="0"/>
+        </w:rPr>
+        <w:t>A later check uses a changed case, not a copied answer.</w:t>
       </w:r>
     </w:p>
     <w:p>
@@ -1931,7 +3158,30 @@
     </w:p>
     <w:p>
       <w:r>
-        <w:t>Start with this question: Separate background from class. Training data show every healthy leaf on white paper and every spotted leaf on blue paper.</w:t>
+        <w:t>Use this map to navigate Confounders and controls, connect the goals to tasks and keep one evidence record for each attempt.</w:t>
+      </w:r>
+    </w:p>
+    <w:p>
+      <w:pPr>
+        <w:spacing w:line="336" w:lineRule="auto" w:after="180"/>
+      </w:pPr>
+      <w:r>
+        <w:rPr>
+          <w:b w:val="0"/>
+        </w:rPr>
+        <w:t xml:space="preserve">Start with this question: Separate background from class. </w:t>
+      </w:r>
+      <w:r>
+        <w:rPr>
+          <w:b/>
+        </w:rPr>
+        <w:t>Training</w:t>
+      </w:r>
+      <w:r>
+        <w:rPr>
+          <w:b w:val="0"/>
+        </w:rPr>
+        <w:t xml:space="preserve"> data show every healthy leaf on white paper and every spotted leaf on blue paper.</w:t>
       </w:r>
     </w:p>
     <w:tbl>
@@ -2037,13 +3287,61 @@
       </w:tr>
     </w:tbl>
     <w:p>
-      <w:r>
-        <w:t>Remember → watch and explain → try with help → investigate → try independently → keep project evidence. Your teacher may spread this lesson across several classes.</w:t>
-      </w:r>
-    </w:p>
-    <w:p>
-      <w:r>
-        <w:t>Keep your first prediction. Compare it with what the evidence shows and explain any change.</w:t>
+      <w:pPr>
+        <w:spacing w:line="336" w:lineRule="auto" w:after="180"/>
+      </w:pPr>
+      <w:r>
+        <w:rPr>
+          <w:b w:val="0"/>
+        </w:rPr>
+        <w:t xml:space="preserve">Remember → watch and explain → try with help → investigate → try independently → keep project </w:t>
+      </w:r>
+      <w:r>
+        <w:rPr>
+          <w:b/>
+        </w:rPr>
+        <w:t>evidence</w:t>
+      </w:r>
+      <w:r>
+        <w:rPr>
+          <w:b w:val="0"/>
+        </w:rPr>
+        <w:t>. Your teacher may spread this lesson across several classes.</w:t>
+      </w:r>
+    </w:p>
+    <w:p>
+      <w:pPr>
+        <w:spacing w:line="336" w:lineRule="auto" w:after="180"/>
+      </w:pPr>
+      <w:r>
+        <w:rPr>
+          <w:b w:val="0"/>
+        </w:rPr>
+        <w:t xml:space="preserve">Keep your first </w:t>
+      </w:r>
+      <w:r>
+        <w:rPr>
+          <w:b/>
+        </w:rPr>
+        <w:t>prediction</w:t>
+      </w:r>
+      <w:r>
+        <w:rPr>
+          <w:b w:val="0"/>
+        </w:rPr>
+        <w:t xml:space="preserve">. Compare it with what the </w:t>
+      </w:r>
+      <w:r>
+        <w:rPr>
+          <w:b/>
+        </w:rPr>
+        <w:t>evidence</w:t>
+      </w:r>
+      <w:r>
+        <w:rPr>
+          <w:b w:val="0"/>
+        </w:rPr>
+        <w:t xml:space="preserve"> shows and explain any change.</w:t>
       </w:r>
     </w:p>
     <w:p>
@@ -2056,7 +3354,54 @@
     </w:p>
     <w:p>
       <w:r>
-        <w:t>Close your notes. Explain this goal in your own words: Explain the mechanism and terminology of confounders and controls</w:t>
+        <w:t>Explain Confounders and controls without notes, identify a remaining question and plan a later check with a changed case.</w:t>
+      </w:r>
+    </w:p>
+    <w:p>
+      <w:pPr>
+        <w:spacing w:line="336" w:lineRule="auto" w:after="180"/>
+      </w:pPr>
+      <w:r>
+        <w:rPr>
+          <w:b w:val="0"/>
+        </w:rPr>
+        <w:t xml:space="preserve">Close your notes. Explain this goal in your own words: Explain the </w:t>
+      </w:r>
+      <w:r>
+        <w:rPr>
+          <w:b/>
+        </w:rPr>
+        <w:t>mechanism</w:t>
+      </w:r>
+      <w:r>
+        <w:rPr>
+          <w:b w:val="0"/>
+        </w:rPr>
+        <w:t xml:space="preserve"> and terminology of </w:t>
+      </w:r>
+      <w:r>
+        <w:rPr>
+          <w:b/>
+        </w:rPr>
+        <w:t>confounder</w:t>
+      </w:r>
+      <w:r>
+        <w:rPr>
+          <w:b w:val="0"/>
+        </w:rPr>
+        <w:t xml:space="preserve">s and </w:t>
+      </w:r>
+      <w:r>
+        <w:rPr>
+          <w:b/>
+        </w:rPr>
+        <w:t>control</w:t>
+      </w:r>
+      <w:r>
+        <w:rPr>
+          <w:b w:val="0"/>
+        </w:rPr>
+        <w:t>s</w:t>
       </w:r>
     </w:p>
     <w:p>
@@ -2093,13 +3438,61 @@
       </w:r>
     </w:p>
     <w:p>
-      <w:r>
-        <w:t>If you are unsure, return to the worked picture and explain one arrow. If you are ready, change an input or assumption and justify your prediction.</w:t>
-      </w:r>
-    </w:p>
-    <w:p>
-      <w:r>
-        <w:t>Save your workbook evidence. At the next review, try a different case before opening your old answer.</w:t>
+      <w:pPr>
+        <w:spacing w:line="336" w:lineRule="auto" w:after="180"/>
+      </w:pPr>
+      <w:r>
+        <w:rPr>
+          <w:b w:val="0"/>
+        </w:rPr>
+        <w:t xml:space="preserve">If you are unsure, return to the worked picture and explain one arrow. If you are ready, change an </w:t>
+      </w:r>
+      <w:r>
+        <w:rPr>
+          <w:b/>
+        </w:rPr>
+        <w:t>input</w:t>
+      </w:r>
+      <w:r>
+        <w:rPr>
+          <w:b w:val="0"/>
+        </w:rPr>
+        <w:t xml:space="preserve"> or assumption and justify your </w:t>
+      </w:r>
+      <w:r>
+        <w:rPr>
+          <w:b/>
+        </w:rPr>
+        <w:t>prediction</w:t>
+      </w:r>
+      <w:r>
+        <w:rPr>
+          <w:b w:val="0"/>
+        </w:rPr>
+        <w:t>.</w:t>
+      </w:r>
+    </w:p>
+    <w:p>
+      <w:pPr>
+        <w:spacing w:line="336" w:lineRule="auto" w:after="180"/>
+      </w:pPr>
+      <w:r>
+        <w:rPr>
+          <w:b w:val="0"/>
+        </w:rPr>
+        <w:t xml:space="preserve">Save your workbook </w:t>
+      </w:r>
+      <w:r>
+        <w:rPr>
+          <w:b/>
+        </w:rPr>
+        <w:t>evidence</w:t>
+      </w:r>
+      <w:r>
+        <w:rPr>
+          <w:b w:val="0"/>
+        </w:rPr>
+        <w:t>. At the next review, try a different case before opening your old answer.</w:t>
       </w:r>
     </w:p>
     <w:p>
@@ -2112,12 +3505,41 @@
     </w:p>
     <w:p>
       <w:r>
+        <w:t>Attempt supported questions before using hints or feedback. Review a missing building block, then keep the completed work.</w:t>
+      </w:r>
+    </w:p>
+    <w:p>
+      <w:pPr>
+        <w:spacing w:line="336" w:lineRule="auto" w:after="180"/>
+      </w:pPr>
+      <w:r>
+        <w:rPr>
+          <w:b w:val="0"/>
+        </w:rPr>
         <w:t>Use this supported practice once, in the browser or on paper. Keep the reserved independent assessment for a separate first attempt before teacher feedback.</w:t>
       </w:r>
     </w:p>
     <w:p>
-      <w:r>
-        <w:t>Separate background from class. Training data show every healthy leaf on white paper and every spotted leaf on blue paper.</w:t>
+      <w:pPr>
+        <w:spacing w:line="336" w:lineRule="auto" w:after="180"/>
+      </w:pPr>
+      <w:r>
+        <w:rPr>
+          <w:b w:val="0"/>
+        </w:rPr>
+        <w:t xml:space="preserve">Separate background from class. </w:t>
+      </w:r>
+      <w:r>
+        <w:rPr>
+          <w:b/>
+        </w:rPr>
+        <w:t>Training</w:t>
+      </w:r>
+      <w:r>
+        <w:rPr>
+          <w:b w:val="0"/>
+        </w:rPr>
+        <w:t xml:space="preserve"> data show every healthy leaf on white paper and every spotted leaf on blue paper.</w:t>
       </w:r>
     </w:p>
     <w:p>
@@ -2129,22 +3551,73 @@
       </w:r>
     </w:p>
     <w:p>
-      <w:r>
-        <w:t>Which labelled step matches this detail? Compare predictions when the same leaf’s background changes under a controlled test.</w:t>
-      </w:r>
-    </w:p>
-    <w:p>
-      <w:r>
+      <w:pPr>
+        <w:spacing w:line="336" w:lineRule="auto" w:after="180"/>
+      </w:pPr>
+      <w:r>
+        <w:rPr>
+          <w:b w:val="0"/>
+        </w:rPr>
+        <w:t xml:space="preserve">Which labelled step matches this detail? Compare </w:t>
+      </w:r>
+      <w:r>
+        <w:rPr>
+          <w:b/>
+        </w:rPr>
+        <w:t>prediction</w:t>
+      </w:r>
+      <w:r>
+        <w:rPr>
+          <w:b w:val="0"/>
+        </w:rPr>
+        <w:t xml:space="preserve">s when the same leaf’s background changes under a </w:t>
+      </w:r>
+      <w:r>
+        <w:rPr>
+          <w:b/>
+        </w:rPr>
+        <w:t>control</w:t>
+      </w:r>
+      <w:r>
+        <w:rPr>
+          <w:b w:val="0"/>
+        </w:rPr>
+        <w:t>led test.</w:t>
+      </w:r>
+    </w:p>
+    <w:p>
+      <w:pPr>
+        <w:spacing w:line="336" w:lineRule="auto" w:after="180"/>
+        <w:shd w:fill="F4F9FC"/>
+      </w:pPr>
+      <w:r>
+        <w:rPr>
+          <w:b w:val="0"/>
+        </w:rPr>
         <w:t>1. Identify coupled variables</w:t>
       </w:r>
     </w:p>
     <w:p>
-      <w:r>
+      <w:pPr>
+        <w:spacing w:line="336" w:lineRule="auto" w:after="180"/>
+        <w:shd w:fill="F4F9FC"/>
+      </w:pPr>
+      <w:r>
+        <w:rPr>
+          <w:b w:val="0"/>
+        </w:rPr>
         <w:t>2. Inspect the shortcut</w:t>
       </w:r>
     </w:p>
     <w:p>
-      <w:r>
+      <w:pPr>
+        <w:spacing w:line="336" w:lineRule="auto" w:after="180"/>
+        <w:shd w:fill="F4F9FC"/>
+      </w:pPr>
+      <w:r>
+        <w:rPr>
+          <w:b w:val="0"/>
+        </w:rPr>
         <w:t>3. Cross the conditions</w:t>
       </w:r>
     </w:p>
@@ -2182,41 +3655,179 @@
       </w:r>
     </w:p>
     <w:p>
-      <w:r>
+      <w:pPr>
+        <w:pStyle w:val="Heading3"/>
+      </w:pPr>
+      <w:r>
+        <w:t>Hint · try first</w:t>
+      </w:r>
+    </w:p>
+    <w:p>
+      <w:pPr>
+        <w:spacing w:line="336" w:lineRule="auto" w:after="180"/>
+        <w:shd w:fill="F1F6F8"/>
+      </w:pPr>
+      <w:r>
+        <w:rPr>
+          <w:b w:val="0"/>
+        </w:rPr>
         <w:t>Hint if needed: Read the steps in the pictorial case. Match the supplied detail to the stage that performs or records it.</w:t>
       </w:r>
     </w:p>
     <w:p>
-      <w:r>
-        <w:t>After your attempt, compare with the supported explanation: Inspect the shortcut Compare predictions when the same leaf’s background changes under a controlled test. A confounder can provide an alternative explanation for a result. Crossing conditions makes the intended feature and the nuisance feature less entangled.</w:t>
-      </w:r>
-    </w:p>
-    <w:p>
       <w:pPr>
         <w:pStyle w:val="Heading3"/>
       </w:pPr>
       <w:r>
+        <w:t>Feedback · compare after trying</w:t>
+      </w:r>
+    </w:p>
+    <w:p>
+      <w:pPr>
+        <w:spacing w:line="336" w:lineRule="auto" w:after="180"/>
+        <w:shd w:fill="F1F6FC"/>
+      </w:pPr>
+      <w:r>
+        <w:rPr>
+          <w:b w:val="0"/>
+        </w:rPr>
+        <w:t xml:space="preserve">After your attempt, compare with the supported explanation: Inspect the shortcut Compare </w:t>
+      </w:r>
+      <w:r>
+        <w:rPr>
+          <w:b/>
+        </w:rPr>
+        <w:t>prediction</w:t>
+      </w:r>
+      <w:r>
+        <w:rPr>
+          <w:b w:val="0"/>
+        </w:rPr>
+        <w:t xml:space="preserve">s when the same leaf’s background changes under a </w:t>
+      </w:r>
+      <w:r>
+        <w:rPr>
+          <w:b/>
+        </w:rPr>
+        <w:t>control</w:t>
+      </w:r>
+      <w:r>
+        <w:rPr>
+          <w:b w:val="0"/>
+        </w:rPr>
+        <w:t>led test.</w:t>
+      </w:r>
+    </w:p>
+    <w:p>
+      <w:pPr>
+        <w:spacing w:line="336" w:lineRule="auto" w:after="180"/>
+        <w:shd w:fill="F1F6FC"/>
+      </w:pPr>
+      <w:r>
+        <w:rPr>
+          <w:b w:val="0"/>
+        </w:rPr>
+        <w:t xml:space="preserve">A </w:t>
+      </w:r>
+      <w:r>
+        <w:rPr>
+          <w:b/>
+        </w:rPr>
+        <w:t>confounder</w:t>
+      </w:r>
+      <w:r>
+        <w:rPr>
+          <w:b w:val="0"/>
+        </w:rPr>
+        <w:t xml:space="preserve"> can provide an alternative explanation for a result. Crossing conditions makes the intended feature and the nuisance feature less entangled.</w:t>
+      </w:r>
+    </w:p>
+    <w:p>
+      <w:pPr>
+        <w:pStyle w:val="Heading3"/>
+      </w:pPr>
+      <w:r>
         <w:t>Practice 2: explain the deciding evidence</w:t>
       </w:r>
     </w:p>
     <w:p>
-      <w:r>
+      <w:pPr>
+        <w:pStyle w:val="Heading3"/>
+      </w:pPr>
+      <w:r>
+        <w:t>Changed case · predict first</w:t>
+      </w:r>
+    </w:p>
+    <w:p>
+      <w:pPr>
+        <w:spacing w:line="336" w:lineRule="auto" w:after="180"/>
+        <w:shd w:fill="F5F1FB"/>
+      </w:pPr>
+      <w:r>
+        <w:rPr>
+          <w:b w:val="0"/>
+        </w:rPr>
         <w:t>Changed-case practice: New cases still use only healthy-white and spotted-blue. Which conclusion is supported by the supplied facts?</w:t>
       </w:r>
     </w:p>
     <w:p>
-      <w:r>
-        <w:t>1. We can decide the result without examining the changed input or the procedure.</w:t>
-      </w:r>
-    </w:p>
-    <w:p>
-      <w:r>
+      <w:pPr>
+        <w:spacing w:line="336" w:lineRule="auto" w:after="180"/>
+        <w:shd w:fill="F4F9FC"/>
+      </w:pPr>
+      <w:r>
+        <w:rPr>
+          <w:b w:val="0"/>
+        </w:rPr>
+        <w:t xml:space="preserve">1. We can decide the result without examining the changed </w:t>
+      </w:r>
+      <w:r>
+        <w:rPr>
+          <w:b/>
+        </w:rPr>
+        <w:t>input</w:t>
+      </w:r>
+      <w:r>
+        <w:rPr>
+          <w:b w:val="0"/>
+        </w:rPr>
+        <w:t xml:space="preserve"> or the procedure.</w:t>
+      </w:r>
+    </w:p>
+    <w:p>
+      <w:pPr>
+        <w:spacing w:line="336" w:lineRule="auto" w:after="180"/>
+        <w:shd w:fill="F4F9FC"/>
+      </w:pPr>
+      <w:r>
+        <w:rPr>
+          <w:b w:val="0"/>
+        </w:rPr>
         <w:t>2. The collection does not resolve the background confounding.</w:t>
       </w:r>
     </w:p>
     <w:p>
-      <w:r>
-        <w:t>3. This one example guarantees correct results for every future input.</w:t>
+      <w:pPr>
+        <w:spacing w:line="336" w:lineRule="auto" w:after="180"/>
+        <w:shd w:fill="F4F9FC"/>
+      </w:pPr>
+      <w:r>
+        <w:rPr>
+          <w:b w:val="0"/>
+        </w:rPr>
+        <w:t xml:space="preserve">3. This one example guarantees correct results for every future </w:t>
+      </w:r>
+      <w:r>
+        <w:rPr>
+          <w:b/>
+        </w:rPr>
+        <w:t>input</w:t>
+      </w:r>
+      <w:r>
+        <w:rPr>
+          <w:b w:val="0"/>
+        </w:rPr>
+        <w:t>.</w:t>
       </w:r>
     </w:p>
     <w:p>
@@ -2253,12 +3864,42 @@
       </w:r>
     </w:p>
     <w:p>
-      <w:r>
+      <w:pPr>
+        <w:pStyle w:val="Heading3"/>
+      </w:pPr>
+      <w:r>
+        <w:t>Hint · try first</w:t>
+      </w:r>
+    </w:p>
+    <w:p>
+      <w:pPr>
+        <w:spacing w:line="336" w:lineRule="auto" w:after="180"/>
+        <w:shd w:fill="F1F6F8"/>
+      </w:pPr>
+      <w:r>
+        <w:rPr>
+          <w:b w:val="0"/>
+        </w:rPr>
         <w:t>Hint if needed: Use the changed condition and the deciding step in the pictorial trace. The answer must say what follows from those facts.</w:t>
       </w:r>
     </w:p>
     <w:p>
-      <w:r>
+      <w:pPr>
+        <w:pStyle w:val="Heading3"/>
+      </w:pPr>
+      <w:r>
+        <w:t>Feedback · compare after trying</w:t>
+      </w:r>
+    </w:p>
+    <w:p>
+      <w:pPr>
+        <w:spacing w:line="336" w:lineRule="auto" w:after="180"/>
+        <w:shd w:fill="F1F6FC"/>
+      </w:pPr>
+      <w:r>
+        <w:rPr>
+          <w:b w:val="0"/>
+        </w:rPr>
         <w:t>After your attempt, compare with the supported explanation: The collection does not resolve the background confounding. The same two variables remain coupled instead of being varied separately.</w:t>
       </w:r>
     </w:p>
@@ -2271,18 +3912,128 @@
       </w:r>
     </w:p>
     <w:p>
-      <w:r>
-        <w:t>Review Experimental units and independence (ai-7/9). Goal: Explain the mechanism and terminology of experimental units and independence. Short practice: Count independent plants and photo views. Construct the stated group-correct split, then explain why placing a P1 view in evaluation creates leakage for the new-plant goal.. Return to this week and explain what you changed.</w:t>
-      </w:r>
-    </w:p>
-    <w:p>
-      <w:r>
-        <w:t>Review Hypotheses and measurable outcomes (ai-7/7). Goal: Explain the mechanism and terminology of hypotheses and measurable outcomes. Short practice: Name the predicted outcome and how unsupported is scored. If B sounds friendlier but ties A’s unsupported count, does the recorded improvement hypothesis receive support?. Return to this week and explain what you changed.</w:t>
-      </w:r>
-    </w:p>
-    <w:p>
-      <w:r>
-        <w:t>Review Methods results and limitations (ai-7/4). Goal: Explain the mechanism and terminology of methods results and limitations. Short practice: Place the five-photo procedure, 3/5 versus 4/5 finding and missing outdoor evidence in their proper categories. Why cannot the result establish that B is best for outdoor farming?. Return to this week and explain what you changed.</w:t>
+      <w:pPr>
+        <w:spacing w:line="336" w:lineRule="auto" w:after="180"/>
+      </w:pPr>
+      <w:r>
+        <w:rPr>
+          <w:b w:val="0"/>
+        </w:rPr>
+        <w:t xml:space="preserve">Review Experimental units and independence (ai-7/9). Goal: Explain the </w:t>
+      </w:r>
+      <w:r>
+        <w:rPr>
+          <w:b/>
+        </w:rPr>
+        <w:t>mechanism</w:t>
+      </w:r>
+      <w:r>
+        <w:rPr>
+          <w:b w:val="0"/>
+        </w:rPr>
+        <w:t xml:space="preserve"> and terminology of experimental units and independence. Short practice: Count independent plants and photo views.</w:t>
+      </w:r>
+    </w:p>
+    <w:p>
+      <w:pPr>
+        <w:spacing w:line="336" w:lineRule="auto" w:after="180"/>
+      </w:pPr>
+      <w:r>
+        <w:rPr>
+          <w:b w:val="0"/>
+        </w:rPr>
+        <w:t>Construct the stated group-correct split, then explain why placing a P1 view in evaluation creates leakage for the new-plant goal.. Return to this week and explain what you changed.</w:t>
+      </w:r>
+    </w:p>
+    <w:p>
+      <w:pPr>
+        <w:spacing w:line="336" w:lineRule="auto" w:after="180"/>
+      </w:pPr>
+      <w:r>
+        <w:rPr>
+          <w:b w:val="0"/>
+        </w:rPr>
+        <w:t xml:space="preserve">Review Hypotheses and measurable outcomes (ai-7/7). Goal: Explain the </w:t>
+      </w:r>
+      <w:r>
+        <w:rPr>
+          <w:b/>
+        </w:rPr>
+        <w:t>mechanism</w:t>
+      </w:r>
+      <w:r>
+        <w:rPr>
+          <w:b w:val="0"/>
+        </w:rPr>
+        <w:t xml:space="preserve"> and terminology of hypotheses and measurable outcomes. Short practice: Name the predicted outcome and how unsupported is scored.</w:t>
+      </w:r>
+    </w:p>
+    <w:p>
+      <w:pPr>
+        <w:spacing w:line="336" w:lineRule="auto" w:after="180"/>
+      </w:pPr>
+      <w:r>
+        <w:rPr>
+          <w:b w:val="0"/>
+        </w:rPr>
+        <w:t>If B sounds friendlier but ties A’s unsupported count, does the recorded improvement hypothesis receive support?. Return to this week and explain what you changed.</w:t>
+      </w:r>
+    </w:p>
+    <w:p>
+      <w:pPr>
+        <w:spacing w:line="336" w:lineRule="auto" w:after="180"/>
+      </w:pPr>
+      <w:r>
+        <w:rPr>
+          <w:b w:val="0"/>
+        </w:rPr>
+        <w:t xml:space="preserve">Review Methods results and limitations (ai-7/4). Goal: Explain the </w:t>
+      </w:r>
+      <w:r>
+        <w:rPr>
+          <w:b/>
+        </w:rPr>
+        <w:t>mechanism</w:t>
+      </w:r>
+      <w:r>
+        <w:rPr>
+          <w:b w:val="0"/>
+        </w:rPr>
+        <w:t xml:space="preserve"> and terminology of methods results and limitations.</w:t>
+      </w:r>
+    </w:p>
+    <w:p>
+      <w:pPr>
+        <w:spacing w:line="336" w:lineRule="auto" w:after="180"/>
+      </w:pPr>
+      <w:r>
+        <w:rPr>
+          <w:b w:val="0"/>
+        </w:rPr>
+        <w:t xml:space="preserve">Short practice: Place the five-photo procedure, 3/5 versus 4/5 finding and missing outdoor </w:t>
+      </w:r>
+      <w:r>
+        <w:rPr>
+          <w:b/>
+        </w:rPr>
+        <w:t>evidence</w:t>
+      </w:r>
+      <w:r>
+        <w:rPr>
+          <w:b w:val="0"/>
+        </w:rPr>
+        <w:t xml:space="preserve"> in their proper categories. Why cannot the result establish that B is best for outdoor farming?.</w:t>
+      </w:r>
+    </w:p>
+    <w:p>
+      <w:pPr>
+        <w:spacing w:line="336" w:lineRule="auto" w:after="180"/>
+      </w:pPr>
+      <w:r>
+        <w:rPr>
+          <w:b w:val="0"/>
+        </w:rPr>
+        <w:t>Return to this week and explain what you changed.</w:t>
       </w:r>
     </w:p>
     <w:p>
@@ -2294,8 +4045,615 @@
       </w:r>
     </w:p>
     <w:p>
-      <w:r>
-        <w:t>Use Download completed work in the hosted lesson to export your answers, reflections, practice feedback and code-run evidence. Open the HTML copy to read or print it. Drafts stay in this browser when storage is available; clear drafts on a shared device.</w:t>
+      <w:pPr>
+        <w:spacing w:line="336" w:lineRule="auto" w:after="180"/>
+      </w:pPr>
+      <w:r>
+        <w:rPr>
+          <w:b w:val="0"/>
+        </w:rPr>
+        <w:t xml:space="preserve">Use Download completed work in the hosted lesson to export your answers, reflections, practice feedback and code-run </w:t>
+      </w:r>
+      <w:r>
+        <w:rPr>
+          <w:b/>
+        </w:rPr>
+        <w:t>evidence</w:t>
+      </w:r>
+      <w:r>
+        <w:rPr>
+          <w:b w:val="0"/>
+        </w:rPr>
+        <w:t>. Open the HTML copy to read or print it.</w:t>
+      </w:r>
+    </w:p>
+    <w:p>
+      <w:pPr>
+        <w:spacing w:line="336" w:lineRule="auto" w:after="180"/>
+      </w:pPr>
+      <w:r>
+        <w:rPr>
+          <w:b w:val="0"/>
+        </w:rPr>
+        <w:t>Drafts stay in this browser when storage is available; clear drafts on a shared device.</w:t>
+      </w:r>
+    </w:p>
+    <w:p>
+      <w:pPr>
+        <w:pStyle w:val="Heading1"/>
+      </w:pPr>
+      <w:r>
+        <w:t>18. Visual concept journey</w:t>
+      </w:r>
+    </w:p>
+    <w:p>
+      <w:r>
+        <w:t>Explain each Confounders and controls graphic using its labels, deciding evidence and relevant limitation.</w:t>
+      </w:r>
+    </w:p>
+    <w:p>
+      <w:pPr>
+        <w:pStyle w:val="Heading3"/>
+      </w:pPr>
+      <w:r>
+        <w:t>01. Confounders and controls: the case</w:t>
+      </w:r>
+    </w:p>
+    <w:p>
+      <w:r>
+        <w:drawing>
+          <wp:inline xmlns:a="http://schemas.openxmlformats.org/drawingml/2006/main" xmlns:pic="http://schemas.openxmlformats.org/drawingml/2006/picture">
+            <wp:extent cx="5486400" cy="2834640"/>
+            <wp:docPr id="3" name="Picture 3" descr="Separate background from class. Training data show every healthy leaf on white paper and every spotted leaf on blue paper. Supplied facts: Goal is leaf condition, not paper colour. A proposed check uses both paper colours for each condition."/>
+            <wp:cNvGraphicFramePr>
+              <a:graphicFrameLocks noChangeAspect="1"/>
+            </wp:cNvGraphicFramePr>
+            <a:graphic>
+              <a:graphicData uri="http://schemas.openxmlformats.org/drawingml/2006/picture">
+                <pic:pic>
+                  <pic:nvPicPr>
+                    <pic:cNvPr id="0" name="academy-story-ai-7-10-01.png"/>
+                    <pic:cNvPicPr/>
+                  </pic:nvPicPr>
+                  <pic:blipFill>
+                    <a:blip r:embed="rId11"/>
+                    <a:stretch>
+                      <a:fillRect/>
+                    </a:stretch>
+                  </pic:blipFill>
+                  <pic:spPr>
+                    <a:xfrm>
+                      <a:off x="0" y="0"/>
+                      <a:ext cx="5486400" cy="2834640"/>
+                    </a:xfrm>
+                    <a:prstGeom prst="rect"/>
+                  </pic:spPr>
+                </pic:pic>
+              </a:graphicData>
+            </a:graphic>
+          </wp:inline>
+        </w:drawing>
+      </w:r>
+    </w:p>
+    <w:p>
+      <w:pPr>
+        <w:spacing w:line="336" w:lineRule="auto" w:after="180"/>
+      </w:pPr>
+      <w:r>
+        <w:rPr>
+          <w:b w:val="0"/>
+        </w:rPr>
+        <w:t xml:space="preserve">Separate background from class. </w:t>
+      </w:r>
+      <w:r>
+        <w:rPr>
+          <w:b/>
+        </w:rPr>
+        <w:t>Training</w:t>
+      </w:r>
+      <w:r>
+        <w:rPr>
+          <w:b w:val="0"/>
+        </w:rPr>
+        <w:t xml:space="preserve"> data show every healthy leaf on white paper and every spotted leaf on blue paper. Supplied facts: Goal is leaf condition, not paper colour.</w:t>
+      </w:r>
+    </w:p>
+    <w:p>
+      <w:pPr>
+        <w:spacing w:line="336" w:lineRule="auto" w:after="180"/>
+      </w:pPr>
+      <w:r>
+        <w:rPr>
+          <w:b w:val="0"/>
+        </w:rPr>
+        <w:t>A proposed check uses both paper colours for each condition.</w:t>
+      </w:r>
+    </w:p>
+    <w:p>
+      <w:pPr>
+        <w:spacing w:line="336" w:lineRule="auto" w:after="180"/>
+        <w:shd w:fill="F5F1FB"/>
+      </w:pPr>
+      <w:r>
+        <w:rPr>
+          <w:b w:val="0"/>
+        </w:rPr>
+        <w:t>Point to the given fact that matters most. Explain why it matters.</w:t>
+      </w:r>
+    </w:p>
+    <w:p>
+      <w:pPr>
+        <w:pStyle w:val="Heading3"/>
+      </w:pPr>
+      <w:r>
+        <w:t>02. Follow the deciding steps</w:t>
+      </w:r>
+    </w:p>
+    <w:p>
+      <w:r>
+        <w:drawing>
+          <wp:inline xmlns:a="http://schemas.openxmlformats.org/drawingml/2006/main" xmlns:pic="http://schemas.openxmlformats.org/drawingml/2006/picture">
+            <wp:extent cx="5486400" cy="3337560"/>
+            <wp:docPr id="4" name="Picture 4" descr="Identify coupled variables: Condition and background change together in the original collection. → Cross the conditions: Collect healthy-white, healthy-blue, spotted-white and spotted-blue cases. → Inspect the shortcut: Compare predictions when the same leaf’s background changes under a controlled test."/>
+            <wp:cNvGraphicFramePr>
+              <a:graphicFrameLocks noChangeAspect="1"/>
+            </wp:cNvGraphicFramePr>
+            <a:graphic>
+              <a:graphicData uri="http://schemas.openxmlformats.org/drawingml/2006/picture">
+                <pic:pic>
+                  <pic:nvPicPr>
+                    <pic:cNvPr id="0" name="academy-story-ai-7-10-02.png"/>
+                    <pic:cNvPicPr/>
+                  </pic:nvPicPr>
+                  <pic:blipFill>
+                    <a:blip r:embed="rId12"/>
+                    <a:stretch>
+                      <a:fillRect/>
+                    </a:stretch>
+                  </pic:blipFill>
+                  <pic:spPr>
+                    <a:xfrm>
+                      <a:off x="0" y="0"/>
+                      <a:ext cx="5486400" cy="3337560"/>
+                    </a:xfrm>
+                    <a:prstGeom prst="rect"/>
+                  </pic:spPr>
+                </pic:pic>
+              </a:graphicData>
+            </a:graphic>
+          </wp:inline>
+        </w:drawing>
+      </w:r>
+    </w:p>
+    <w:p>
+      <w:pPr>
+        <w:spacing w:line="336" w:lineRule="auto" w:after="180"/>
+      </w:pPr>
+      <w:r>
+        <w:rPr>
+          <w:b w:val="0"/>
+        </w:rPr>
+        <w:t xml:space="preserve">Identify coupled variables: Condition and background change together in the original collection. → Cross the conditions: Collect healthy-white, healthy-blue, spotted-white and spotted-blue cases. → Inspect the shortcut: Compare </w:t>
+      </w:r>
+      <w:r>
+        <w:rPr>
+          <w:b/>
+        </w:rPr>
+        <w:t>prediction</w:t>
+      </w:r>
+      <w:r>
+        <w:rPr>
+          <w:b w:val="0"/>
+        </w:rPr>
+        <w:t xml:space="preserve">s when the same leaf’s background changes under a </w:t>
+      </w:r>
+      <w:r>
+        <w:rPr>
+          <w:b/>
+        </w:rPr>
+        <w:t>control</w:t>
+      </w:r>
+      <w:r>
+        <w:rPr>
+          <w:b w:val="0"/>
+        </w:rPr>
+        <w:t>led test.</w:t>
+      </w:r>
+    </w:p>
+    <w:p>
+      <w:pPr>
+        <w:spacing w:line="336" w:lineRule="auto" w:after="180"/>
+        <w:shd w:fill="F5F1FB"/>
+      </w:pPr>
+      <w:r>
+        <w:rPr>
+          <w:b w:val="0"/>
+        </w:rPr>
+        <w:t xml:space="preserve">Point to each numbered stage and explain which recorded </w:t>
+      </w:r>
+      <w:r>
+        <w:rPr>
+          <w:b/>
+        </w:rPr>
+        <w:t>input</w:t>
+      </w:r>
+      <w:r>
+        <w:rPr>
+          <w:b w:val="0"/>
+        </w:rPr>
+        <w:t xml:space="preserve"> it uses.</w:t>
+      </w:r>
+    </w:p>
+    <w:p>
+      <w:pPr>
+        <w:pStyle w:val="Heading3"/>
+      </w:pPr>
+      <w:r>
+        <w:t>03. Cross class with paper background</w:t>
+      </w:r>
+    </w:p>
+    <w:p>
+      <w:r>
+        <w:drawing>
+          <wp:inline xmlns:a="http://schemas.openxmlformats.org/drawingml/2006/main" xmlns:pic="http://schemas.openxmlformats.org/drawingml/2006/picture">
+            <wp:extent cx="5486400" cy="3096768"/>
+            <wp:docPr id="5" name="Picture 5" descr="Cross class with paper background. Healthy: White paper = Collect, Blue paper = Collect. Spotted: White paper = Collect, Blue paper = Collect."/>
+            <wp:cNvGraphicFramePr>
+              <a:graphicFrameLocks noChangeAspect="1"/>
+            </wp:cNvGraphicFramePr>
+            <a:graphic>
+              <a:graphicData uri="http://schemas.openxmlformats.org/drawingml/2006/picture">
+                <pic:pic>
+                  <pic:nvPicPr>
+                    <pic:cNvPr id="0" name="academy-story-ai-7-10-03.png"/>
+                    <pic:cNvPicPr/>
+                  </pic:nvPicPr>
+                  <pic:blipFill>
+                    <a:blip r:embed="rId13"/>
+                    <a:stretch>
+                      <a:fillRect/>
+                    </a:stretch>
+                  </pic:blipFill>
+                  <pic:spPr>
+                    <a:xfrm>
+                      <a:off x="0" y="0"/>
+                      <a:ext cx="5486400" cy="3096768"/>
+                    </a:xfrm>
+                    <a:prstGeom prst="rect"/>
+                  </pic:spPr>
+                </pic:pic>
+              </a:graphicData>
+            </a:graphic>
+          </wp:inline>
+        </w:drawing>
+      </w:r>
+    </w:p>
+    <w:p>
+      <w:pPr>
+        <w:spacing w:line="336" w:lineRule="auto" w:after="180"/>
+      </w:pPr>
+      <w:r>
+        <w:rPr>
+          <w:b w:val="0"/>
+        </w:rPr>
+        <w:t>Cross class with paper background. Healthy: White paper = Collect, Blue paper = Collect. Spotted: White paper = Collect, Blue paper = Collect.</w:t>
+      </w:r>
+    </w:p>
+    <w:p>
+      <w:pPr>
+        <w:spacing w:line="336" w:lineRule="auto" w:after="180"/>
+        <w:shd w:fill="F5F1FB"/>
+      </w:pPr>
+      <w:r>
+        <w:rPr>
+          <w:b w:val="0"/>
+        </w:rPr>
+        <w:t>Read the labels and values. Explain the relationship the model shows.</w:t>
+      </w:r>
+    </w:p>
+    <w:p>
+      <w:pPr>
+        <w:pStyle w:val="Heading3"/>
+      </w:pPr>
+      <w:r>
+        <w:t>04. Change one thing. Trace what follows.</w:t>
+      </w:r>
+    </w:p>
+    <w:p>
+      <w:r>
+        <w:drawing>
+          <wp:inline xmlns:a="http://schemas.openxmlformats.org/drawingml/2006/main" xmlns:pic="http://schemas.openxmlformats.org/drawingml/2006/picture">
+            <wp:extent cx="5486400" cy="3041904"/>
+            <wp:docPr id="6" name="Picture 6" descr="Original case: Compare predictions when the same leaf’s background changes under a controlled test. Changed condition: New cases still use only healthy-white and spotted-blue. Expected result: The collection does not resolve the background confounding. Reason: The same two variables remain coupled instead of being varied separately."/>
+            <wp:cNvGraphicFramePr>
+              <a:graphicFrameLocks noChangeAspect="1"/>
+            </wp:cNvGraphicFramePr>
+            <a:graphic>
+              <a:graphicData uri="http://schemas.openxmlformats.org/drawingml/2006/picture">
+                <pic:pic>
+                  <pic:nvPicPr>
+                    <pic:cNvPr id="0" name="academy-story-ai-7-10-04.png"/>
+                    <pic:cNvPicPr/>
+                  </pic:nvPicPr>
+                  <pic:blipFill>
+                    <a:blip r:embed="rId14"/>
+                    <a:stretch>
+                      <a:fillRect/>
+                    </a:stretch>
+                  </pic:blipFill>
+                  <pic:spPr>
+                    <a:xfrm>
+                      <a:off x="0" y="0"/>
+                      <a:ext cx="5486400" cy="3041904"/>
+                    </a:xfrm>
+                    <a:prstGeom prst="rect"/>
+                  </pic:spPr>
+                </pic:pic>
+              </a:graphicData>
+            </a:graphic>
+          </wp:inline>
+        </w:drawing>
+      </w:r>
+    </w:p>
+    <w:p>
+      <w:pPr>
+        <w:spacing w:line="336" w:lineRule="auto" w:after="180"/>
+      </w:pPr>
+      <w:r>
+        <w:rPr>
+          <w:b w:val="0"/>
+        </w:rPr>
+        <w:t xml:space="preserve">Original case: Compare </w:t>
+      </w:r>
+      <w:r>
+        <w:rPr>
+          <w:b/>
+        </w:rPr>
+        <w:t>prediction</w:t>
+      </w:r>
+      <w:r>
+        <w:rPr>
+          <w:b w:val="0"/>
+        </w:rPr>
+        <w:t xml:space="preserve">s when the same leaf’s background changes under a </w:t>
+      </w:r>
+      <w:r>
+        <w:rPr>
+          <w:b/>
+        </w:rPr>
+        <w:t>control</w:t>
+      </w:r>
+      <w:r>
+        <w:rPr>
+          <w:b w:val="0"/>
+        </w:rPr>
+        <w:t>led test. Changed condition: New cases still use only healthy-white and spotted-blue.</w:t>
+      </w:r>
+    </w:p>
+    <w:p>
+      <w:pPr>
+        <w:spacing w:line="336" w:lineRule="auto" w:after="180"/>
+      </w:pPr>
+      <w:r>
+        <w:rPr>
+          <w:b w:val="0"/>
+        </w:rPr>
+        <w:t>Expected result: The collection does not resolve the background confounding. Reason: The same two variables remain coupled instead of being varied separately.</w:t>
+      </w:r>
+    </w:p>
+    <w:p>
+      <w:pPr>
+        <w:spacing w:line="336" w:lineRule="auto" w:after="180"/>
+        <w:shd w:fill="F5F1FB"/>
+      </w:pPr>
+      <w:r>
+        <w:rPr>
+          <w:b w:val="0"/>
+        </w:rPr>
+        <w:t>Predict before checking the worked changed-case result. Name what changed and what the supplied facts allow you to conclude.</w:t>
+      </w:r>
+    </w:p>
+    <w:p>
+      <w:pPr>
+        <w:pStyle w:val="Heading3"/>
+      </w:pPr>
+      <w:r>
+        <w:t>05. Connect the explanation to its limit</w:t>
+      </w:r>
+    </w:p>
+    <w:p>
+      <w:r>
+        <w:drawing>
+          <wp:inline xmlns:a="http://schemas.openxmlformats.org/drawingml/2006/main" xmlns:pic="http://schemas.openxmlformats.org/drawingml/2006/picture">
+            <wp:extent cx="5486400" cy="2834640"/>
+            <wp:docPr id="7" name="Picture 7" descr="A confounder can provide an alternative explanation for a result. Crossing conditions makes the intended feature and the nuisance feature less entangled. Limit: A changed-background test can diagnose sensitivity; it does not prove the model’s complete internal reasoning."/>
+            <wp:cNvGraphicFramePr>
+              <a:graphicFrameLocks noChangeAspect="1"/>
+            </wp:cNvGraphicFramePr>
+            <a:graphic>
+              <a:graphicData uri="http://schemas.openxmlformats.org/drawingml/2006/picture">
+                <pic:pic>
+                  <pic:nvPicPr>
+                    <pic:cNvPr id="0" name="academy-story-ai-7-10-05.png"/>
+                    <pic:cNvPicPr/>
+                  </pic:nvPicPr>
+                  <pic:blipFill>
+                    <a:blip r:embed="rId15"/>
+                    <a:stretch>
+                      <a:fillRect/>
+                    </a:stretch>
+                  </pic:blipFill>
+                  <pic:spPr>
+                    <a:xfrm>
+                      <a:off x="0" y="0"/>
+                      <a:ext cx="5486400" cy="2834640"/>
+                    </a:xfrm>
+                    <a:prstGeom prst="rect"/>
+                  </pic:spPr>
+                </pic:pic>
+              </a:graphicData>
+            </a:graphic>
+          </wp:inline>
+        </w:drawing>
+      </w:r>
+    </w:p>
+    <w:p>
+      <w:pPr>
+        <w:spacing w:line="336" w:lineRule="auto" w:after="180"/>
+      </w:pPr>
+      <w:r>
+        <w:rPr>
+          <w:b w:val="0"/>
+        </w:rPr>
+        <w:t xml:space="preserve">A </w:t>
+      </w:r>
+      <w:r>
+        <w:rPr>
+          <w:b/>
+        </w:rPr>
+        <w:t>confounder</w:t>
+      </w:r>
+      <w:r>
+        <w:rPr>
+          <w:b w:val="0"/>
+        </w:rPr>
+        <w:t xml:space="preserve"> can provide an alternative explanation for a result. Crossing conditions makes the intended feature and the nuisance feature less entangled.</w:t>
+      </w:r>
+    </w:p>
+    <w:p>
+      <w:pPr>
+        <w:spacing w:line="336" w:lineRule="auto" w:after="180"/>
+      </w:pPr>
+      <w:r>
+        <w:rPr>
+          <w:b w:val="0"/>
+        </w:rPr>
+        <w:t>Limit: A changed-background test can diagnose sensitivity; it does not prove the model’s complete internal reasoning.</w:t>
+      </w:r>
+    </w:p>
+    <w:p>
+      <w:pPr>
+        <w:spacing w:line="336" w:lineRule="auto" w:after="180"/>
+        <w:shd w:fill="F5F1FB"/>
+      </w:pPr>
+      <w:r>
+        <w:rPr>
+          <w:b w:val="0"/>
+        </w:rPr>
+        <w:t>Explain the case, then point to a limit on the claim.</w:t>
+      </w:r>
+    </w:p>
+    <w:p>
+      <w:pPr>
+        <w:pStyle w:val="Heading3"/>
+      </w:pPr>
+      <w:r>
+        <w:t>06. Make the idea visible in your project</w:t>
+      </w:r>
+    </w:p>
+    <w:p>
+      <w:r>
+        <w:drawing>
+          <wp:inline xmlns:a="http://schemas.openxmlformats.org/drawingml/2006/main" xmlns:pic="http://schemas.openxmlformats.org/drawingml/2006/picture">
+            <wp:extent cx="5486400" cy="3681984"/>
+            <wp:docPr id="8" name="Picture 8" descr="For the Reproducible AI Research Study, retain an annotated worked trace and the changed-case reasoning. Connect the claim to its records, units and assumptions so another investigator can challenge or reproduce it. Draw your input, deciding step, result and limit. Supported question: Draw the four condition/background combinations. Which variables were coupled before, and why would collecting only healthy-white and spotted-blue again leave the confounding unresolved?"/>
+            <wp:cNvGraphicFramePr>
+              <a:graphicFrameLocks noChangeAspect="1"/>
+            </wp:cNvGraphicFramePr>
+            <a:graphic>
+              <a:graphicData uri="http://schemas.openxmlformats.org/drawingml/2006/picture">
+                <pic:pic>
+                  <pic:nvPicPr>
+                    <pic:cNvPr id="0" name="academy-story-ai-7-10-06.png"/>
+                    <pic:cNvPicPr/>
+                  </pic:nvPicPr>
+                  <pic:blipFill>
+                    <a:blip r:embed="rId16"/>
+                    <a:stretch>
+                      <a:fillRect/>
+                    </a:stretch>
+                  </pic:blipFill>
+                  <pic:spPr>
+                    <a:xfrm>
+                      <a:off x="0" y="0"/>
+                      <a:ext cx="5486400" cy="3681984"/>
+                    </a:xfrm>
+                    <a:prstGeom prst="rect"/>
+                  </pic:spPr>
+                </pic:pic>
+              </a:graphicData>
+            </a:graphic>
+          </wp:inline>
+        </w:drawing>
+      </w:r>
+    </w:p>
+    <w:p>
+      <w:pPr>
+        <w:spacing w:line="336" w:lineRule="auto" w:after="180"/>
+      </w:pPr>
+      <w:r>
+        <w:rPr>
+          <w:b w:val="0"/>
+        </w:rPr>
+        <w:t>For the Reproducible AI Research Study, retain an annotated worked trace and the changed-case reasoning. Connect the claim to its records, units and assumptions so another investigator can challenge or reproduce it.</w:t>
+      </w:r>
+    </w:p>
+    <w:p>
+      <w:pPr>
+        <w:spacing w:line="336" w:lineRule="auto" w:after="180"/>
+      </w:pPr>
+      <w:r>
+        <w:rPr>
+          <w:b w:val="0"/>
+        </w:rPr>
+        <w:t xml:space="preserve">Draw your </w:t>
+      </w:r>
+      <w:r>
+        <w:rPr>
+          <w:b/>
+        </w:rPr>
+        <w:t>input</w:t>
+      </w:r>
+      <w:r>
+        <w:rPr>
+          <w:b w:val="0"/>
+        </w:rPr>
+        <w:t>, deciding step, result and limit. Supported question: Draw the four condition/background combinations.</w:t>
+      </w:r>
+    </w:p>
+    <w:p>
+      <w:pPr>
+        <w:spacing w:line="336" w:lineRule="auto" w:after="180"/>
+      </w:pPr>
+      <w:r>
+        <w:rPr>
+          <w:b w:val="0"/>
+        </w:rPr>
+        <w:t>Which variables were coupled before, and why would collecting only healthy-white and spotted-blue again leave the confounding unresolved?</w:t>
+      </w:r>
+    </w:p>
+    <w:p>
+      <w:pPr>
+        <w:spacing w:line="336" w:lineRule="auto" w:after="180"/>
+        <w:shd w:fill="F5F1FB"/>
+      </w:pPr>
+      <w:r>
+        <w:rPr>
+          <w:b w:val="0"/>
+        </w:rPr>
+        <w:t xml:space="preserve">Draw your project trace and justify the deciding step using </w:t>
+      </w:r>
+      <w:r>
+        <w:rPr>
+          <w:b/>
+        </w:rPr>
+        <w:t>evidence</w:t>
+      </w:r>
+      <w:r>
+        <w:rPr>
+          <w:b w:val="0"/>
+        </w:rPr>
+        <w:t>.</w:t>
       </w:r>
     </w:p>
     <w:sectPr>

--- a/downloads/student/ai-7-week-10.docx
+++ b/downloads/student/ai-7-week-10.docx
@@ -25,12 +25,17 @@
         <w:pStyle w:val="Heading1"/>
       </w:pPr>
       <w:r>
-        <w:t>Before you start</w:t>
-      </w:r>
-    </w:p>
-    <w:p>
-      <w:r>
-        <w:t>Recall Experimental units and independence. Explain why a recorded result needs its input conditions and evidence source before it can support a claim.</w:t>
+        <w:t>Name the intended change. Cross the hidden alternative. Record the controls.</w:t>
+      </w:r>
+    </w:p>
+    <w:p>
+      <w:r>
+        <w:t>Identify confounding and propose matched/crossed comparisons without claiming a toy sensitivity check proves complete causal reasoning.</w:t>
+      </w:r>
+    </w:p>
+    <w:p>
+      <w:r>
+        <w:t>Control contract → method/corpus/query ledger → native four-cell leaf design → grouping/order probes → toy-rule audit → independent timing confound.</w:t>
       </w:r>
     </w:p>
     <w:p>
@@ -38,20 +43,20 @@
         <w:pStyle w:val="Heading1"/>
       </w:pPr>
       <w:r>
-        <w:t>01. Your mission</w:t>
-      </w:r>
-    </w:p>
-    <w:p>
-      <w:r>
-        <w:t>Start with the target: Explain the mechanism and terminology of confounders and controls. Try the recall before opening notes.</w:t>
-      </w:r>
-    </w:p>
-    <w:p>
-      <w:pPr>
-        <w:pStyle w:val="Heading3"/>
-      </w:pPr>
-      <w:r>
-        <w:t>Your learning target</w:t>
+        <w:t>01. Locate the changes that accompany the intended method difference</w:t>
+      </w:r>
+    </w:p>
+    <w:p>
+      <w:r>
+        <w:t>A comparison can have alternative explanations even when its score improves.</w:t>
+      </w:r>
+    </w:p>
+    <w:p>
+      <w:pPr>
+        <w:pStyle w:val="Heading2"/>
+      </w:pPr>
+      <w:r>
+        <w:t>Learning goals</w:t>
       </w:r>
     </w:p>
     <w:p>
@@ -125,10 +130,10 @@
     </w:p>
     <w:p>
       <w:pPr>
-        <w:pStyle w:val="Heading3"/>
-      </w:pPr>
-      <w:r>
-        <w:t>Remember before reading</w:t>
+        <w:pStyle w:val="Heading2"/>
+      </w:pPr>
+      <w:r>
+        <w:t>Retrieve fair baselines, grouping and study conditions</w:t>
       </w:r>
     </w:p>
     <w:p>
@@ -200,6 +205,112 @@
     </w:p>
     <w:p>
       <w:pPr>
+        <w:pStyle w:val="Heading2"/>
+      </w:pPr>
+      <w:r>
+        <w:t>Prerequisite and starting response</w:t>
+      </w:r>
+    </w:p>
+    <w:p>
+      <w:pPr>
+        <w:pStyle w:val="ListBullet"/>
+      </w:pPr>
+      <w:r>
+        <w:t>Recall Experimental units and independence. Explain why a recorded result needs its input conditions and evidence source before it can support a claim.</w:t>
+      </w:r>
+    </w:p>
+    <w:p>
+      <w:pPr>
+        <w:pStyle w:val="Heading3"/>
+      </w:pPr>
+      <w:r>
+        <w:t>My starting explanation</w:t>
+      </w:r>
+    </w:p>
+    <w:p>
+      <w:r>
+        <w:t>________________________________________________________________</w:t>
+      </w:r>
+    </w:p>
+    <w:p>
+      <w:r>
+        <w:t>________________________________________________________________</w:t>
+      </w:r>
+    </w:p>
+    <w:p>
+      <w:r>
+        <w:t>________________________________________________________________</w:t>
+      </w:r>
+    </w:p>
+    <w:p>
+      <w:pPr>
+        <w:pStyle w:val="Heading2"/>
+      </w:pPr>
+      <w:r>
+        <w:t>End goal</w:t>
+      </w:r>
+    </w:p>
+    <w:p>
+      <w:pPr>
+        <w:spacing w:line="336" w:lineRule="auto" w:after="180"/>
+      </w:pPr>
+      <w:r>
+        <w:rPr>
+          <w:b w:val="0"/>
+        </w:rPr>
+        <w:t xml:space="preserve">Explain </w:t>
+      </w:r>
+      <w:r>
+        <w:rPr>
+          <w:b/>
+        </w:rPr>
+        <w:t>confounder</w:t>
+      </w:r>
+      <w:r>
+        <w:rPr>
+          <w:b w:val="0"/>
+        </w:rPr>
+        <w:t xml:space="preserve">s and </w:t>
+      </w:r>
+      <w:r>
+        <w:rPr>
+          <w:b/>
+        </w:rPr>
+        <w:t>control</w:t>
+      </w:r>
+      <w:r>
+        <w:rPr>
+          <w:b w:val="0"/>
+        </w:rPr>
+        <w:t>s using the records and boundaries of this fictional investigation.</w:t>
+      </w:r>
+    </w:p>
+    <w:p>
+      <w:pPr>
+        <w:pStyle w:val="Heading2"/>
+      </w:pPr>
+      <w:r>
+        <w:t>Earlier wording, alternatives and picture transcripts · reference / check after trying</w:t>
+      </w:r>
+    </w:p>
+    <w:p>
+      <w:pPr>
+        <w:pStyle w:val="Heading3"/>
+      </w:pPr>
+      <w:r>
+        <w:t>Your learning target</w:t>
+      </w:r>
+    </w:p>
+    <w:p>
+      <w:pPr>
+        <w:pStyle w:val="Heading3"/>
+      </w:pPr>
+      <w:r>
+        <w:t>Remember before reading</w:t>
+      </w:r>
+    </w:p>
+    <w:p>
+      <w:pPr>
         <w:spacing w:line="336" w:lineRule="auto" w:after="180"/>
       </w:pPr>
       <w:r>
@@ -288,13 +399,780 @@
     </w:p>
     <w:p>
       <w:pPr>
+        <w:pStyle w:val="Heading3"/>
+      </w:pPr>
+      <w:r>
+        <w:t>This week’s end goal</w:t>
+      </w:r>
+    </w:p>
+    <w:p>
+      <w:pPr>
+        <w:pStyle w:val="Heading1"/>
+      </w:pPr>
+      <w:r>
+        <w:t>02. Define the intended factor and the conditions that need control</w:t>
+      </w:r>
+    </w:p>
+    <w:p>
+      <w:r>
+        <w:t>A whole-system comparison is valid to describe, but cannot silently isolate one changed component.</w:t>
+      </w:r>
+    </w:p>
+    <w:p>
+      <w:pPr>
+        <w:pStyle w:val="Heading2"/>
+      </w:pPr>
+      <w:r>
+        <w:t>Begin with a method and question-set change</w:t>
+      </w:r>
+    </w:p>
+    <w:p>
+      <w:pPr>
         <w:spacing w:line="336" w:lineRule="auto" w:after="180"/>
       </w:pPr>
       <w:r>
         <w:rPr>
           <w:b w:val="0"/>
         </w:rPr>
-        <w:t xml:space="preserve">Recall Experimental units and independence. Explain why a recorded result needs its </w:t>
+        <w:t>Imagine changing both the retrieval method and the questions used to judge it. If the score changes, which change explains it? A control plan holds relevant conditions fixed or varies them systematically so the intended comparison is interpretable. Document the corpus, cases, cutoff, scoring, environment and order.</w:t>
+      </w:r>
+    </w:p>
+    <w:p>
+      <w:pPr>
+        <w:spacing w:line="336" w:lineRule="auto" w:after="180"/>
+      </w:pPr>
+      <w:r>
+        <w:rPr>
+          <w:b w:val="0"/>
+        </w:rPr>
+        <w:t>Matching a few recorded fields helps, but it cannot prove that every alternative explanation was removed.</w:t>
+      </w:r>
+    </w:p>
+    <w:p>
+      <w:pPr>
+        <w:pStyle w:val="Heading2"/>
+      </w:pPr>
+      <w:r>
+        <w:t>Define confounding and control</w:t>
+      </w:r>
+    </w:p>
+    <w:p>
+      <w:pPr>
+        <w:spacing w:line="336" w:lineRule="auto" w:after="180"/>
+      </w:pPr>
+      <w:r>
+        <w:rPr>
+          <w:b w:val="0"/>
+        </w:rPr>
+        <w:t xml:space="preserve">A </w:t>
+      </w:r>
+      <w:r>
+        <w:rPr>
+          <w:b/>
+        </w:rPr>
+        <w:t>confounder</w:t>
+      </w:r>
+      <w:r>
+        <w:rPr>
+          <w:b w:val="0"/>
+        </w:rPr>
+        <w:t xml:space="preserve"> changes alongside the intended factor and can offer another explanation. </w:t>
+      </w:r>
+      <w:r>
+        <w:rPr>
+          <w:b/>
+        </w:rPr>
+        <w:t>Control</w:t>
+      </w:r>
+      <w:r>
+        <w:rPr>
+          <w:b w:val="0"/>
+        </w:rPr>
+        <w:t xml:space="preserve">s aim to isolate the proposed </w:t>
+      </w:r>
+      <w:r>
+        <w:rPr>
+          <w:b/>
+        </w:rPr>
+        <w:t>mechanism</w:t>
+      </w:r>
+      <w:r>
+        <w:rPr>
+          <w:b w:val="0"/>
+        </w:rPr>
+        <w:t>.</w:t>
+      </w:r>
+    </w:p>
+    <w:p>
+      <w:pPr>
+        <w:pStyle w:val="Heading2"/>
+      </w:pPr>
+      <w:r>
+        <w:t>Complete main and picture design contract</w:t>
+      </w:r>
+    </w:p>
+    <w:tbl>
+      <w:tblPr>
+        <w:tblStyle w:val="LightShading-Accent1"/>
+        <w:tblW w:type="auto" w:w="0"/>
+        <w:tblLook w:firstColumn="1" w:firstRow="1" w:lastColumn="0" w:lastRow="0" w:noHBand="0" w:noVBand="1" w:val="04A0"/>
+      </w:tblPr>
+      <w:tblGrid>
+        <w:gridCol w:w="5112"/>
+        <w:gridCol w:w="5112"/>
+      </w:tblGrid>
+      <w:tr>
+        <w:trPr>
+          <w:tblHeader/>
+        </w:trPr>
+        <w:tc>
+          <w:tcPr>
+            <w:tcW w:type="dxa" w:w="5112"/>
+          </w:tcPr>
+          <w:p>
+            <w:r>
+              <w:t>Control-plan item</w:t>
+            </w:r>
+          </w:p>
+        </w:tc>
+        <w:tc>
+          <w:tcPr>
+            <w:tcW w:type="dxa" w:w="5112"/>
+          </w:tcPr>
+          <w:p>
+            <w:r>
+              <w:t>Complete fictional classroom contract</w:t>
+            </w:r>
+          </w:p>
+        </w:tc>
+      </w:tr>
+      <w:tr>
+        <w:tc>
+          <w:tcPr>
+            <w:tcW w:type="dxa" w:w="5112"/>
+          </w:tcPr>
+          <w:p>
+            <w:r>
+              <w:t>Intended main factor</w:t>
+            </w:r>
+          </w:p>
+        </w:tc>
+        <w:tc>
+          <w:tcPr>
+            <w:tcW w:type="dxa" w:w="5112"/>
+          </w:tcPr>
+          <w:p>
+            <w:r>
+              <w:t>Retrieval method A versus B</w:t>
+            </w:r>
+          </w:p>
+        </w:tc>
+      </w:tr>
+      <w:tr>
+        <w:tc>
+          <w:tcPr>
+            <w:tcW w:type="dxa" w:w="5112"/>
+          </w:tcPr>
+          <w:p>
+            <w:r>
+              <w:t>Main unwanted changes</w:t>
+            </w:r>
+          </w:p>
+        </w:tc>
+        <w:tc>
+          <w:tcPr>
+            <w:tcW w:type="dxa" w:w="5112"/>
+          </w:tcPr>
+          <w:p>
+            <w:r>
+              <w:t>A uses corpus c1 and Q1–Q3; B uses c2 and Q4–Q6</w:t>
+            </w:r>
+          </w:p>
+        </w:tc>
+      </w:tr>
+      <w:tr>
+        <w:tc>
+          <w:tcPr>
+            <w:tcW w:type="dxa" w:w="5112"/>
+          </w:tcPr>
+          <w:p>
+            <w:r>
+              <w:t>Fixed declared fields</w:t>
+            </w:r>
+          </w:p>
+        </w:tc>
+        <w:tc>
+          <w:tcPr>
+            <w:tcW w:type="dxa" w:w="5112"/>
+          </w:tcPr>
+          <w:p>
+            <w:r>
+              <w:t>Cutoff 3, rubric r1 and toy-local environment</w:t>
+            </w:r>
+          </w:p>
+        </w:tc>
+      </w:tr>
+      <w:tr>
+        <w:tc>
+          <w:tcPr>
+            <w:tcW w:type="dxa" w:w="5112"/>
+          </w:tcPr>
+          <w:p>
+            <w:r>
+              <w:t>Proposed matched comparison</w:t>
+            </w:r>
+          </w:p>
+        </w:tc>
+        <w:tc>
+          <w:tcPr>
+            <w:tcW w:type="dxa" w:w="5112"/>
+          </w:tcPr>
+          <w:p>
+            <w:r>
+              <w:t>B uses c1 and Q1–Q3 as A does, with method B retained</w:t>
+            </w:r>
+          </w:p>
+        </w:tc>
+      </w:tr>
+      <w:tr>
+        <w:tc>
+          <w:tcPr>
+            <w:tcW w:type="dxa" w:w="5112"/>
+          </w:tcPr>
+          <w:p>
+            <w:r>
+              <w:t>Evidence gap</w:t>
+            </w:r>
+          </w:p>
+        </w:tc>
+        <w:tc>
+          <w:tcPr>
+            <w:tcW w:type="dxa" w:w="5112"/>
+          </w:tcPr>
+          <w:p>
+            <w:r>
+              <w:t>No retrieval outcomes or real rerun are supplied; matching metadata is a plan/check, not a performance result</w:t>
+            </w:r>
+          </w:p>
+        </w:tc>
+      </w:tr>
+      <w:tr>
+        <w:tc>
+          <w:tcPr>
+            <w:tcW w:type="dxa" w:w="5112"/>
+          </w:tcPr>
+          <w:p>
+            <w:r>
+              <w:t>Separate picture factor</w:t>
+            </w:r>
+          </w:p>
+        </w:tc>
+        <w:tc>
+          <w:tcPr>
+            <w:tcW w:type="dxa" w:w="5112"/>
+          </w:tcPr>
+          <w:p>
+            <w:r>
+              <w:t>Leaf condition healthy/spotted; nuisance background white/blue</w:t>
+            </w:r>
+          </w:p>
+        </w:tc>
+      </w:tr>
+      <w:tr>
+        <w:tc>
+          <w:tcPr>
+            <w:tcW w:type="dxa" w:w="5112"/>
+          </w:tcPr>
+          <w:p>
+            <w:r>
+              <w:t>Original coupled cells</w:t>
+            </w:r>
+          </w:p>
+        </w:tc>
+        <w:tc>
+          <w:tcPr>
+            <w:tcW w:type="dxa" w:w="5112"/>
+          </w:tcPr>
+          <w:p>
+            <w:r>
+              <w:t>Healthy on white; spotted on blue only</w:t>
+            </w:r>
+          </w:p>
+        </w:tc>
+      </w:tr>
+      <w:tr>
+        <w:tc>
+          <w:tcPr>
+            <w:tcW w:type="dxa" w:w="5112"/>
+          </w:tcPr>
+          <w:p>
+            <w:r>
+              <w:t>Crossed design</w:t>
+            </w:r>
+          </w:p>
+        </w:tc>
+        <w:tc>
+          <w:tcPr>
+            <w:tcW w:type="dxa" w:w="5112"/>
+          </w:tcPr>
+          <w:p>
+            <w:r>
+              <w:t>Healthy-white, healthy-blue, spotted-white, spotted-blue</w:t>
+            </w:r>
+          </w:p>
+        </w:tc>
+      </w:tr>
+      <w:tr>
+        <w:tc>
+          <w:tcPr>
+            <w:tcW w:type="dxa" w:w="5112"/>
+          </w:tcPr>
+          <w:p>
+            <w:r>
+              <w:t>Scope</w:t>
+            </w:r>
+          </w:p>
+        </w:tc>
+        <w:tc>
+          <w:tcPr>
+            <w:tcW w:type="dxa" w:w="5112"/>
+          </w:tcPr>
+          <w:p>
+            <w:r>
+              <w:t>Fictional design metadata and an explicit toy paper-only rule; no actual images, collection, classifier training or causal experiment</w:t>
+            </w:r>
+          </w:p>
+        </w:tc>
+      </w:tr>
+    </w:tbl>
+    <w:p>
+      <w:pPr>
+        <w:pStyle w:val="Heading2"/>
+      </w:pPr>
+      <w:r>
+        <w:t>Name supplied and missing evidence</w:t>
+      </w:r>
+    </w:p>
+    <w:p>
+      <w:pPr>
+        <w:pStyle w:val="Heading3"/>
+      </w:pPr>
+      <w:r>
+        <w:t>List the given facts and one fact that is not supplied.</w:t>
+      </w:r>
+    </w:p>
+    <w:p>
+      <w:r>
+        <w:t>________________________________________________________________</w:t>
+      </w:r>
+    </w:p>
+    <w:p>
+      <w:r>
+        <w:t>________________________________________________________________</w:t>
+      </w:r>
+    </w:p>
+    <w:p>
+      <w:r>
+        <w:t>________________________________________________________________</w:t>
+      </w:r>
+    </w:p>
+    <w:p>
+      <w:pPr>
+        <w:pStyle w:val="Heading2"/>
+      </w:pPr>
+      <w:r>
+        <w:t>Earlier wording, alternatives and picture transcripts · reference / check after trying</w:t>
+      </w:r>
+    </w:p>
+    <w:p>
+      <w:pPr>
+        <w:spacing w:line="336" w:lineRule="auto" w:after="180"/>
+      </w:pPr>
+      <w:r>
+        <w:rPr>
+          <w:b w:val="0"/>
+        </w:rPr>
+        <w:t>Begin by writing the question the procedure is intended to answer. Identify the information already supplied, the information it will produce and the information still missing.</w:t>
+      </w:r>
+    </w:p>
+    <w:p>
+      <w:pPr>
+        <w:spacing w:line="336" w:lineRule="auto" w:after="180"/>
+      </w:pPr>
+      <w:r>
+        <w:rPr>
+          <w:b w:val="0"/>
+        </w:rPr>
+        <w:t>These are constructed classroom examples; they do not require live accounts, private records or an external service. Do not treat a plausible explanation as a measured outcome.</w:t>
+      </w:r>
+    </w:p>
+    <w:p>
+      <w:pPr>
+        <w:pStyle w:val="Heading1"/>
+      </w:pPr>
+      <w:r>
+        <w:t>03. Trace method, corpus and cases as separate changes</w:t>
+      </w:r>
+    </w:p>
+    <w:p>
+      <w:r>
+        <w:t>A claim about the method needs a design that does not change its evidence at the same time.</w:t>
+      </w:r>
+    </w:p>
+    <w:p>
+      <w:pPr>
+        <w:pStyle w:val="Heading2"/>
+      </w:pPr>
+      <w:r>
+        <w:t>Original matched-input and order-control procedure</w:t>
+      </w:r>
+    </w:p>
+    <w:p>
+      <w:pPr>
+        <w:spacing w:line="336" w:lineRule="auto" w:after="180"/>
+      </w:pPr>
+      <w:r>
+        <w:rPr>
+          <w:b w:val="0"/>
+        </w:rPr>
+        <w:t>For a toy comparison vary only retrieval method while holding corpus, queries, cutoff and relevance rubric fixed. Randomise or counterbalance order when order effects matter.</w:t>
+      </w:r>
+    </w:p>
+    <w:p>
+      <w:pPr>
+        <w:pStyle w:val="Heading2"/>
+      </w:pPr>
+      <w:r>
+        <w:t>Complete intended/unintended-change ledger</w:t>
+      </w:r>
+    </w:p>
+    <w:tbl>
+      <w:tblPr>
+        <w:tblStyle w:val="LightShading-Accent1"/>
+        <w:tblW w:type="auto" w:w="0"/>
+        <w:tblLook w:firstColumn="1" w:firstRow="1" w:lastColumn="0" w:lastRow="0" w:noHBand="0" w:noVBand="1" w:val="04A0"/>
+      </w:tblPr>
+      <w:tblGrid>
+        <w:gridCol w:w="2556"/>
+        <w:gridCol w:w="2556"/>
+        <w:gridCol w:w="2556"/>
+        <w:gridCol w:w="2556"/>
+      </w:tblGrid>
+      <w:tr>
+        <w:trPr>
+          <w:tblHeader/>
+        </w:trPr>
+        <w:tc>
+          <w:tcPr>
+            <w:tcW w:type="dxa" w:w="2556"/>
+          </w:tcPr>
+          <w:p>
+            <w:r>
+              <w:t>Added main metadata field</w:t>
+            </w:r>
+          </w:p>
+        </w:tc>
+        <w:tc>
+          <w:tcPr>
+            <w:tcW w:type="dxa" w:w="2556"/>
+          </w:tcPr>
+          <w:p>
+            <w:r>
+              <w:t>A original condition</w:t>
+            </w:r>
+          </w:p>
+        </w:tc>
+        <w:tc>
+          <w:tcPr>
+            <w:tcW w:type="dxa" w:w="2556"/>
+          </w:tcPr>
+          <w:p>
+            <w:r>
+              <w:t>B original condition</w:t>
+            </w:r>
+          </w:p>
+        </w:tc>
+        <w:tc>
+          <w:tcPr>
+            <w:tcW w:type="dxa" w:w="2556"/>
+          </w:tcPr>
+          <w:p>
+            <w:r>
+              <w:t>Comparison interpretation</w:t>
+            </w:r>
+          </w:p>
+        </w:tc>
+      </w:tr>
+      <w:tr>
+        <w:tc>
+          <w:tcPr>
+            <w:tcW w:type="dxa" w:w="2556"/>
+          </w:tcPr>
+          <w:p>
+            <w:r>
+              <w:t>Method</w:t>
+            </w:r>
+          </w:p>
+        </w:tc>
+        <w:tc>
+          <w:tcPr>
+            <w:tcW w:type="dxa" w:w="2556"/>
+          </w:tcPr>
+          <w:p>
+            <w:r>
+              <w:t>A</w:t>
+            </w:r>
+          </w:p>
+        </w:tc>
+        <w:tc>
+          <w:tcPr>
+            <w:tcW w:type="dxa" w:w="2556"/>
+          </w:tcPr>
+          <w:p>
+            <w:r>
+              <w:t>B</w:t>
+            </w:r>
+          </w:p>
+        </w:tc>
+        <w:tc>
+          <w:tcPr>
+            <w:tcW w:type="dxa" w:w="2556"/>
+          </w:tcPr>
+          <w:p>
+            <w:r>
+              <w:t>Intended difference</w:t>
+            </w:r>
+          </w:p>
+        </w:tc>
+      </w:tr>
+      <w:tr>
+        <w:tc>
+          <w:tcPr>
+            <w:tcW w:type="dxa" w:w="2556"/>
+          </w:tcPr>
+          <w:p>
+            <w:r>
+              <w:t>Corpus</w:t>
+            </w:r>
+          </w:p>
+        </w:tc>
+        <w:tc>
+          <w:tcPr>
+            <w:tcW w:type="dxa" w:w="2556"/>
+          </w:tcPr>
+          <w:p>
+            <w:r>
+              <w:t>c1</w:t>
+            </w:r>
+          </w:p>
+        </w:tc>
+        <w:tc>
+          <w:tcPr>
+            <w:tcW w:type="dxa" w:w="2556"/>
+          </w:tcPr>
+          <w:p>
+            <w:r>
+              <w:t>c2</w:t>
+            </w:r>
+          </w:p>
+        </w:tc>
+        <w:tc>
+          <w:tcPr>
+            <w:tcW w:type="dxa" w:w="2556"/>
+          </w:tcPr>
+          <w:p>
+            <w:r>
+              <w:t>Unwanted difference for isolated method question</w:t>
+            </w:r>
+          </w:p>
+        </w:tc>
+      </w:tr>
+      <w:tr>
+        <w:tc>
+          <w:tcPr>
+            <w:tcW w:type="dxa" w:w="2556"/>
+          </w:tcPr>
+          <w:p>
+            <w:r>
+              <w:t>Queries</w:t>
+            </w:r>
+          </w:p>
+        </w:tc>
+        <w:tc>
+          <w:tcPr>
+            <w:tcW w:type="dxa" w:w="2556"/>
+          </w:tcPr>
+          <w:p>
+            <w:r>
+              <w:t>Q1, Q2, Q3</w:t>
+            </w:r>
+          </w:p>
+        </w:tc>
+        <w:tc>
+          <w:tcPr>
+            <w:tcW w:type="dxa" w:w="2556"/>
+          </w:tcPr>
+          <w:p>
+            <w:r>
+              <w:t>Q4, Q5, Q6</w:t>
+            </w:r>
+          </w:p>
+        </w:tc>
+        <w:tc>
+          <w:tcPr>
+            <w:tcW w:type="dxa" w:w="2556"/>
+          </w:tcPr>
+          <w:p>
+            <w:r>
+              <w:t>Unwanted case difference</w:t>
+            </w:r>
+          </w:p>
+        </w:tc>
+      </w:tr>
+      <w:tr>
+        <w:tc>
+          <w:tcPr>
+            <w:tcW w:type="dxa" w:w="2556"/>
+          </w:tcPr>
+          <w:p>
+            <w:r>
+              <w:t>Cutoff/rubric/environment</w:t>
+            </w:r>
+          </w:p>
+        </w:tc>
+        <w:tc>
+          <w:tcPr>
+            <w:tcW w:type="dxa" w:w="2556"/>
+          </w:tcPr>
+          <w:p>
+            <w:r>
+              <w:t>3 / r1 / toy-local</w:t>
+            </w:r>
+          </w:p>
+        </w:tc>
+        <w:tc>
+          <w:tcPr>
+            <w:tcW w:type="dxa" w:w="2556"/>
+          </w:tcPr>
+          <w:p>
+            <w:r>
+              <w:t>3 / r1 / toy-local</w:t>
+            </w:r>
+          </w:p>
+        </w:tc>
+        <w:tc>
+          <w:tcPr>
+            <w:tcW w:type="dxa" w:w="2556"/>
+          </w:tcPr>
+          <w:p>
+            <w:r>
+              <w:t>Declared matches, not independent execution verification</w:t>
+            </w:r>
+          </w:p>
+        </w:tc>
+      </w:tr>
+      <w:tr>
+        <w:tc>
+          <w:tcPr>
+            <w:tcW w:type="dxa" w:w="2556"/>
+          </w:tcPr>
+          <w:p>
+            <w:r>
+              <w:t>Proposed repair</w:t>
+            </w:r>
+          </w:p>
+        </w:tc>
+        <w:tc>
+          <w:tcPr>
+            <w:tcW w:type="dxa" w:w="2556"/>
+          </w:tcPr>
+          <w:p>
+            <w:r>
+              <w:t>Keep A as stated</w:t>
+            </w:r>
+          </w:p>
+        </w:tc>
+        <w:tc>
+          <w:tcPr>
+            <w:tcW w:type="dxa" w:w="2556"/>
+          </w:tcPr>
+          <w:p>
+            <w:r>
+              <w:t>Method B with c1/Q1–Q3/3/r1/toy-local</w:t>
+            </w:r>
+          </w:p>
+        </w:tc>
+        <w:tc>
+          <w:tcPr>
+            <w:tcW w:type="dxa" w:w="2556"/>
+          </w:tcPr>
+          <w:p>
+            <w:r>
+              <w:t>Matched-plan proposal; no new score supplied</w:t>
+            </w:r>
+          </w:p>
+        </w:tc>
+      </w:tr>
+      <w:tr>
+        <w:tc>
+          <w:tcPr>
+            <w:tcW w:type="dxa" w:w="2556"/>
+          </w:tcPr>
+          <w:p>
+            <w:r>
+              <w:t>Remaining evidence</w:t>
+            </w:r>
+          </w:p>
+        </w:tc>
+        <w:tc>
+          <w:tcPr>
+            <w:tcW w:type="dxa" w:w="2556"/>
+          </w:tcPr>
+          <w:p>
+            <w:r>
+              <w:t>Actual outcomes, order and further conditions</w:t>
+            </w:r>
+          </w:p>
+        </w:tc>
+        <w:tc>
+          <w:tcPr>
+            <w:tcW w:type="dxa" w:w="2556"/>
+          </w:tcPr>
+          <w:p>
+            <w:r>
+              <w:t>Still need to be collected/recorded</w:t>
+            </w:r>
+          </w:p>
+        </w:tc>
+        <w:tc>
+          <w:tcPr>
+            <w:tcW w:type="dxa" w:w="2556"/>
+          </w:tcPr>
+          <w:p>
+            <w:r>
+              <w:t>Do not claim all confounding solved</w:t>
+            </w:r>
+          </w:p>
+        </w:tc>
+      </w:tr>
+    </w:tbl>
+    <w:p>
+      <w:pPr>
+        <w:pStyle w:val="Heading2"/>
+      </w:pPr>
+      <w:r>
+        <w:t>State which conditions and outcomes remain missing</w:t>
+      </w:r>
+    </w:p>
+    <w:p>
+      <w:pPr>
+        <w:spacing w:line="336" w:lineRule="auto" w:after="180"/>
+      </w:pPr>
+      <w:r>
+        <w:rPr>
+          <w:b w:val="0"/>
+        </w:rPr>
+        <w:t xml:space="preserve">Before applying the procedure, write its units, denominator or decision boundary where relevant. A partner should be able to repeat each step using the same </w:t>
       </w:r>
       <w:r>
         <w:rPr>
@@ -306,50 +1184,38 @@
         <w:rPr>
           <w:b w:val="0"/>
         </w:rPr>
-        <w:t xml:space="preserve"> conditions and </w:t>
+        <w:t>s.</w:t>
+      </w:r>
+    </w:p>
+    <w:p>
+      <w:pPr>
+        <w:spacing w:line="336" w:lineRule="auto" w:after="180"/>
+      </w:pPr>
+      <w:r>
+        <w:rPr>
+          <w:b w:val="0"/>
+        </w:rPr>
+        <w:t xml:space="preserve">If a required </w:t>
       </w:r>
       <w:r>
         <w:rPr>
           <w:b/>
         </w:rPr>
-        <w:t>evidence</w:t>
+        <w:t>input</w:t>
       </w:r>
       <w:r>
         <w:rPr>
           <w:b w:val="0"/>
         </w:rPr>
-        <w:t xml:space="preserve"> source before it can support a claim.</w:t>
-      </w:r>
-    </w:p>
-    <w:p>
-      <w:pPr>
-        <w:pStyle w:val="Heading3"/>
-      </w:pPr>
-      <w:r>
-        <w:t>My starting explanation</w:t>
-      </w:r>
-    </w:p>
-    <w:p>
-      <w:r>
-        <w:t>________________________________________________________________</w:t>
-      </w:r>
-    </w:p>
-    <w:p>
-      <w:r>
-        <w:t>________________________________________________________________</w:t>
-      </w:r>
-    </w:p>
-    <w:p>
-      <w:r>
-        <w:t>________________________________________________________________</w:t>
-      </w:r>
-    </w:p>
-    <w:p>
-      <w:pPr>
-        <w:pStyle w:val="Heading3"/>
-      </w:pPr>
-      <w:r>
-        <w:t>This week’s end goal</w:t>
+        <w:t xml:space="preserve"> is absent or violates the stated contract, record that condition explicitly instead of quietly replacing it with a convenient value.</w:t>
+      </w:r>
+    </w:p>
+    <w:p>
+      <w:pPr>
+        <w:pStyle w:val="Heading2"/>
+      </w:pPr>
+      <w:r>
+        <w:t>Explain the visual</w:t>
       </w:r>
     </w:p>
     <w:p>
@@ -360,160 +1226,27 @@
         <w:rPr>
           <w:b w:val="0"/>
         </w:rPr>
-        <w:t xml:space="preserve">Explain </w:t>
+        <w:t xml:space="preserve">Point to the </w:t>
       </w:r>
       <w:r>
         <w:rPr>
           <w:b/>
         </w:rPr>
-        <w:t>confounder</w:t>
+        <w:t>input</w:t>
       </w:r>
       <w:r>
         <w:rPr>
           <w:b w:val="0"/>
         </w:rPr>
-        <w:t xml:space="preserve">s and </w:t>
-      </w:r>
-      <w:r>
-        <w:rPr>
-          <w:b/>
-        </w:rPr>
-        <w:t>control</w:t>
-      </w:r>
-      <w:r>
-        <w:rPr>
-          <w:b w:val="0"/>
-        </w:rPr>
-        <w:t>s using the records and boundaries of this fictional investigation.</w:t>
-      </w:r>
-    </w:p>
-    <w:p>
-      <w:pPr>
-        <w:pStyle w:val="Heading1"/>
-      </w:pPr>
-      <w:r>
-        <w:t>02. Notice the evidence</w:t>
-      </w:r>
-    </w:p>
-    <w:p>
-      <w:r>
-        <w:t>Investigate the supplied Confounders and controls case. Separate observations, given facts and assumptions before choosing an explanation.</w:t>
-      </w:r>
-    </w:p>
-    <w:p>
-      <w:pPr>
-        <w:spacing w:line="336" w:lineRule="auto" w:after="180"/>
-      </w:pPr>
-      <w:r>
-        <w:rPr>
-          <w:b w:val="0"/>
-        </w:rPr>
-        <w:t xml:space="preserve">A </w:t>
-      </w:r>
-      <w:r>
-        <w:rPr>
-          <w:b/>
-        </w:rPr>
-        <w:t>confounder</w:t>
-      </w:r>
-      <w:r>
-        <w:rPr>
-          <w:b w:val="0"/>
-        </w:rPr>
-        <w:t xml:space="preserve"> changes alongside the intended factor and can offer another explanation. </w:t>
-      </w:r>
-      <w:r>
-        <w:rPr>
-          <w:b/>
-        </w:rPr>
-        <w:t>Control</w:t>
-      </w:r>
-      <w:r>
-        <w:rPr>
-          <w:b w:val="0"/>
-        </w:rPr>
-        <w:t xml:space="preserve">s aim to isolate the proposed </w:t>
-      </w:r>
-      <w:r>
-        <w:rPr>
-          <w:b/>
-        </w:rPr>
-        <w:t>mechanism</w:t>
-      </w:r>
-      <w:r>
-        <w:rPr>
-          <w:b w:val="0"/>
-        </w:rPr>
-        <w:t>.</w:t>
-      </w:r>
-    </w:p>
-    <w:p>
-      <w:pPr>
-        <w:spacing w:line="336" w:lineRule="auto" w:after="180"/>
-      </w:pPr>
-      <w:r>
-        <w:rPr>
-          <w:b w:val="0"/>
-        </w:rPr>
-        <w:t>Begin by writing the question the procedure is intended to answer. Identify the information already supplied, the information it will produce and the information still missing.</w:t>
-      </w:r>
-    </w:p>
-    <w:p>
-      <w:pPr>
-        <w:spacing w:line="336" w:lineRule="auto" w:after="180"/>
-      </w:pPr>
-      <w:r>
-        <w:rPr>
-          <w:b w:val="0"/>
-        </w:rPr>
-        <w:t>These are constructed classroom examples; they do not require live accounts, private records or an external service. Do not treat a plausible explanation as a measured outcome.</w:t>
-      </w:r>
-    </w:p>
-    <w:p>
-      <w:pPr>
-        <w:pStyle w:val="Heading3"/>
-      </w:pPr>
-      <w:r>
-        <w:t>List the given facts and one fact that is not supplied.</w:t>
-      </w:r>
-    </w:p>
-    <w:p>
-      <w:r>
-        <w:t>________________________________________________________________</w:t>
-      </w:r>
-    </w:p>
-    <w:p>
-      <w:r>
-        <w:t>________________________________________________________________</w:t>
-      </w:r>
-    </w:p>
-    <w:p>
-      <w:r>
-        <w:t>________________________________________________________________</w:t>
-      </w:r>
-    </w:p>
-    <w:p>
-      <w:pPr>
-        <w:pStyle w:val="Heading1"/>
-      </w:pPr>
-      <w:r>
-        <w:t>03. See how it works</w:t>
-      </w:r>
-    </w:p>
-    <w:p>
-      <w:r>
-        <w:t>Follow the mechanism for Confounders and controls. Connect each labelled input, deciding step and result.</w:t>
-      </w:r>
-    </w:p>
-    <w:p>
-      <w:pPr>
-        <w:spacing w:line="336" w:lineRule="auto" w:after="180"/>
-      </w:pPr>
-      <w:r>
-        <w:rPr>
-          <w:b w:val="0"/>
-        </w:rPr>
-        <w:t>For a toy comparison vary only retrieval method while holding corpus, queries, cutoff and relevance rubric fixed. Randomise or counterbalance order when order effects matter.</w:t>
+        <w:t>, the deciding step and the result in this week’s visual. Explain the same step in ordinary words. A picture helps when you can say what each part represents.</w:t>
+      </w:r>
+    </w:p>
+    <w:p>
+      <w:pPr>
+        <w:pStyle w:val="Heading2"/>
+      </w:pPr>
+      <w:r>
+        <w:t>Earlier wording, alternatives and picture transcripts · reference / check after trying</w:t>
       </w:r>
     </w:p>
     <w:p>
@@ -610,13 +1343,191 @@
     </w:p>
     <w:p>
       <w:pPr>
+        <w:pStyle w:val="Heading3"/>
+      </w:pPr>
+      <w:r>
+        <w:t>Connect the picture and the explanation</w:t>
+      </w:r>
+    </w:p>
+    <w:p>
+      <w:pPr>
+        <w:pStyle w:val="Heading1"/>
+      </w:pPr>
+      <w:r>
+        <w:t>04. Predict more data with the same coupled condition pairs</w:t>
+      </w:r>
+    </w:p>
+    <w:p>
+      <w:r>
+        <w:t>More rows cannot fill a condition cell that was never observed.</w:t>
+      </w:r>
+    </w:p>
+    <w:p>
+      <w:pPr>
+        <w:pStyle w:val="Heading2"/>
+      </w:pPr>
+      <w:r>
+        <w:t>Current task and response</w:t>
+      </w:r>
+    </w:p>
+    <w:p>
+      <w:pPr>
+        <w:pStyle w:val="ListBullet"/>
+      </w:pPr>
+      <w:r>
+        <w:t>New method uses better corpus and different queries while old method uses the original set. Show the intermediate steps and give the conclusion with its scope.</w:t>
+      </w:r>
+    </w:p>
+    <w:p>
+      <w:pPr>
+        <w:pStyle w:val="Heading3"/>
+      </w:pPr>
+      <w:r>
+        <w:t>Keep the procedure fixed. Explain what changed in the inputs and result.</w:t>
+      </w:r>
+    </w:p>
+    <w:p>
+      <w:r>
+        <w:t>________________________________________________________________</w:t>
+      </w:r>
+    </w:p>
+    <w:p>
+      <w:r>
+        <w:t>________________________________________________________________</w:t>
+      </w:r>
+    </w:p>
+    <w:p>
+      <w:r>
+        <w:t>________________________________________________________________</w:t>
+      </w:r>
+    </w:p>
+    <w:p>
+      <w:r>
+        <w:t>________________________________________________________________</w:t>
+      </w:r>
+    </w:p>
+    <w:p>
+      <w:r>
+        <w:t>________________________________________________________________</w:t>
+      </w:r>
+    </w:p>
+    <w:p>
+      <w:pPr>
+        <w:pStyle w:val="Heading2"/>
+      </w:pPr>
+      <w:r>
+        <w:t>Predict healthy-white and spotted-blue only again</w:t>
+      </w:r>
+    </w:p>
+    <w:p>
+      <w:pPr>
+        <w:pStyle w:val="ListBullet"/>
+      </w:pPr>
+      <w:r>
+        <w:t>Change: New cases still use only healthy-white and spotted-blue.</w:t>
+      </w:r>
+    </w:p>
+    <w:p>
+      <w:pPr>
+        <w:pStyle w:val="Heading2"/>
+      </w:pPr>
+      <w:r>
+        <w:t>Check after predicting · reference / check after trying</w:t>
+      </w:r>
+    </w:p>
+    <w:p>
+      <w:pPr>
         <w:spacing w:line="336" w:lineRule="auto" w:after="180"/>
       </w:pPr>
+      <w:r>
+        <w:rPr>
+          <w:b/>
+        </w:rPr>
+        <w:t>Prediction</w:t>
+      </w:r>
       <w:r>
         <w:rPr>
           <w:b w:val="0"/>
         </w:rPr>
-        <w:t xml:space="preserve">Before applying the procedure, write its units, denominator or decision boundary where relevant. A partner should be able to repeat each step using the same </w:t>
+        <w:t>: The collection does not resolve the background confounding.</w:t>
+      </w:r>
+    </w:p>
+    <w:p>
+      <w:pPr>
+        <w:spacing w:line="336" w:lineRule="auto" w:after="180"/>
+      </w:pPr>
+      <w:r>
+        <w:rPr>
+          <w:b w:val="0"/>
+        </w:rPr>
+        <w:t>Reason: The same two variables remain coupled instead of being varied separately.</w:t>
+      </w:r>
+    </w:p>
+    <w:p>
+      <w:pPr>
+        <w:pStyle w:val="Heading2"/>
+      </w:pPr>
+      <w:r>
+        <w:t>Earlier wording, alternatives and picture transcripts · reference / check after trying</w:t>
+      </w:r>
+    </w:p>
+    <w:p>
+      <w:pPr>
+        <w:pStyle w:val="Heading3"/>
+      </w:pPr>
+      <w:r>
+        <w:t>Compare a familiar case with a changed case</w:t>
+      </w:r>
+    </w:p>
+    <w:p>
+      <w:pPr>
+        <w:pStyle w:val="Heading3"/>
+      </w:pPr>
+      <w:r>
+        <w:t>Change one thing in the pictured case</w:t>
+      </w:r>
+    </w:p>
+    <w:p>
+      <w:pPr>
+        <w:pStyle w:val="Heading1"/>
+      </w:pPr>
+      <w:r>
+        <w:t>06. Read the four cells and the possible paper-colour shortcut</w:t>
+      </w:r>
+    </w:p>
+    <w:p>
+      <w:r>
+        <w:t>Changing the background diagnostically is different from proving a full causal mechanism.</w:t>
+      </w:r>
+    </w:p>
+    <w:p>
+      <w:pPr>
+        <w:pStyle w:val="Heading2"/>
+      </w:pPr>
+      <w:r>
+        <w:t>Main corpus/query confound and checked repair</w:t>
+      </w:r>
+    </w:p>
+    <w:p>
+      <w:pPr>
+        <w:spacing w:line="336" w:lineRule="auto" w:after="180"/>
+      </w:pPr>
+      <w:r>
+        <w:rPr>
+          <w:b w:val="0"/>
+        </w:rPr>
+        <w:t>New method uses better corpus and different queries while old method uses the original set.</w:t>
+      </w:r>
+    </w:p>
+    <w:p>
+      <w:pPr>
+        <w:spacing w:line="336" w:lineRule="auto" w:after="180"/>
+      </w:pPr>
+      <w:r>
+        <w:rPr>
+          <w:b w:val="0"/>
+        </w:rPr>
+        <w:t xml:space="preserve">Corpus and case differences confound the method effect. Rerun matched </w:t>
       </w:r>
       <w:r>
         <w:rPr>
@@ -628,7 +1539,7 @@
         <w:rPr>
           <w:b w:val="0"/>
         </w:rPr>
-        <w:t>s.</w:t>
+        <w:t>s or report a whole-system comparison without isolation.</w:t>
       </w:r>
     </w:p>
     <w:p>
@@ -639,7 +1550,19 @@
         <w:rPr>
           <w:b w:val="0"/>
         </w:rPr>
-        <w:t xml:space="preserve">If a required </w:t>
+        <w:t xml:space="preserve">Compare the intermediate </w:t>
+      </w:r>
+      <w:r>
+        <w:rPr>
+          <w:b/>
+        </w:rPr>
+        <w:t>evidence</w:t>
+      </w:r>
+      <w:r>
+        <w:rPr>
+          <w:b w:val="0"/>
+        </w:rPr>
+        <w:t xml:space="preserve"> with the final statement. Explain why each number or decision follows from the stated </w:t>
       </w:r>
       <w:r>
         <w:rPr>
@@ -651,15 +1574,7 @@
         <w:rPr>
           <w:b w:val="0"/>
         </w:rPr>
-        <w:t xml:space="preserve"> is absent or violates the stated contract, record that condition explicitly instead of quietly replacing it with a convenient value.</w:t>
-      </w:r>
-    </w:p>
-    <w:p>
-      <w:pPr>
-        <w:pStyle w:val="Heading3"/>
-      </w:pPr>
-      <w:r>
-        <w:t>Connect the picture and the explanation</w:t>
+        <w:t>s.</w:t>
       </w:r>
     </w:p>
     <w:p>
@@ -670,7 +1585,7 @@
         <w:rPr>
           <w:b w:val="0"/>
         </w:rPr>
-        <w:t xml:space="preserve">Point to the </w:t>
+        <w:t xml:space="preserve">The conclusion belongs to this scenario and procedure; changing the </w:t>
       </w:r>
       <w:r>
         <w:rPr>
@@ -682,426 +1597,15 @@
         <w:rPr>
           <w:b w:val="0"/>
         </w:rPr>
-        <w:t>, the deciding step and the result in this week’s visual. Explain the same step in ordinary words. A picture helps when you can say what each part represents.</w:t>
-      </w:r>
-    </w:p>
-    <w:p>
-      <w:pPr>
-        <w:pStyle w:val="Heading1"/>
-      </w:pPr>
-      <w:r>
-        <w:t>04. Compare the cases</w:t>
-      </w:r>
-    </w:p>
-    <w:p>
-      <w:r>
-        <w:t>Compare the supplied cases for Confounders and controls. Identify the detail that changes the conclusion.</w:t>
-      </w:r>
-    </w:p>
-    <w:p>
-      <w:pPr>
-        <w:pStyle w:val="Heading3"/>
-      </w:pPr>
-      <w:r>
-        <w:t>Compare a familiar case with a changed case</w:t>
-      </w:r>
-    </w:p>
-    <w:p>
-      <w:pPr>
-        <w:spacing w:line="336" w:lineRule="auto" w:after="180"/>
-      </w:pPr>
-      <w:r>
-        <w:rPr>
-          <w:b w:val="0"/>
-        </w:rPr>
-        <w:t>New method uses better corpus and different queries while old method uses the original set. Show the intermediate steps and give the conclusion with its scope.</w:t>
-      </w:r>
-    </w:p>
-    <w:p>
-      <w:pPr>
-        <w:pStyle w:val="Heading3"/>
-      </w:pPr>
-      <w:r>
-        <w:t>Keep the procedure fixed. Explain what changed in the inputs and result.</w:t>
-      </w:r>
-    </w:p>
-    <w:p>
-      <w:r>
-        <w:t>________________________________________________________________</w:t>
-      </w:r>
-    </w:p>
-    <w:p>
-      <w:r>
-        <w:t>________________________________________________________________</w:t>
-      </w:r>
-    </w:p>
-    <w:p>
-      <w:r>
-        <w:t>________________________________________________________________</w:t>
-      </w:r>
-    </w:p>
-    <w:p>
-      <w:r>
-        <w:t>________________________________________________________________</w:t>
-      </w:r>
-    </w:p>
-    <w:p>
-      <w:r>
-        <w:t>________________________________________________________________</w:t>
-      </w:r>
-    </w:p>
-    <w:p>
-      <w:pPr>
-        <w:pStyle w:val="Heading3"/>
-      </w:pPr>
-      <w:r>
-        <w:t>Change one thing in the pictured case</w:t>
-      </w:r>
-    </w:p>
-    <w:p>
-      <w:pPr>
-        <w:pStyle w:val="Heading3"/>
-      </w:pPr>
-      <w:r>
-        <w:t>Change one thing</w:t>
-      </w:r>
-    </w:p>
-    <w:p>
-      <w:pPr>
-        <w:spacing w:line="336" w:lineRule="auto" w:after="180"/>
-        <w:shd w:fill="F5F1FB"/>
-      </w:pPr>
-      <w:r>
-        <w:rPr>
-          <w:b w:val="0"/>
-        </w:rPr>
-        <w:t>Change: New cases still use only healthy-white and spotted-blue.</w:t>
-      </w:r>
-    </w:p>
-    <w:p>
-      <w:pPr>
-        <w:pStyle w:val="Heading3"/>
-      </w:pPr>
-      <w:r>
-        <w:t>Predicted result</w:t>
-      </w:r>
-    </w:p>
-    <w:p>
-      <w:pPr>
-        <w:spacing w:line="336" w:lineRule="auto" w:after="180"/>
-        <w:shd w:fill="F1F6FC"/>
-      </w:pPr>
-      <w:r>
-        <w:rPr>
-          <w:b/>
-        </w:rPr>
-        <w:t>Prediction</w:t>
-      </w:r>
-      <w:r>
-        <w:rPr>
-          <w:b w:val="0"/>
-        </w:rPr>
-        <w:t>: The collection does not resolve the background confounding.</w:t>
-      </w:r>
-    </w:p>
-    <w:p>
-      <w:pPr>
-        <w:pStyle w:val="Heading3"/>
-      </w:pPr>
-      <w:r>
-        <w:t>Why the result follows</w:t>
-      </w:r>
-    </w:p>
-    <w:p>
-      <w:pPr>
-        <w:spacing w:line="336" w:lineRule="auto" w:after="180"/>
-        <w:shd w:fill="F1F6FC"/>
-      </w:pPr>
-      <w:r>
-        <w:rPr>
-          <w:b w:val="0"/>
-        </w:rPr>
-        <w:t>Reason: The same two variables remain coupled instead of being varied separately.</w:t>
-      </w:r>
-    </w:p>
-    <w:p>
-      <w:pPr>
-        <w:pStyle w:val="Heading1"/>
-      </w:pPr>
-      <w:r>
-        <w:t>05. Words that unlock the idea</w:t>
-      </w:r>
-    </w:p>
-    <w:p>
-      <w:r>
-        <w:t>Use the vocabulary of Confounders and controls to explain a concrete decision, rather than only memorising definitions.</w:t>
-      </w:r>
-    </w:p>
-    <w:tbl>
-      <w:tblPr>
-        <w:tblStyle w:val="LightShading-Accent1"/>
-        <w:tblW w:type="auto" w:w="0"/>
-        <w:tblLook w:firstColumn="1" w:firstRow="1" w:lastColumn="0" w:lastRow="0" w:noHBand="0" w:noVBand="1" w:val="04A0"/>
-      </w:tblPr>
-      <w:tblGrid>
-        <w:gridCol w:w="5112"/>
-        <w:gridCol w:w="5112"/>
-      </w:tblGrid>
-      <w:tr>
-        <w:trPr>
-          <w:tblHeader/>
-        </w:trPr>
-        <w:tc>
-          <w:tcPr>
-            <w:tcW w:type="dxa" w:w="5112"/>
-          </w:tcPr>
-          <w:p>
-            <w:r>
-              <w:t>Word</w:t>
-            </w:r>
-          </w:p>
-        </w:tc>
-        <w:tc>
-          <w:tcPr>
-            <w:tcW w:type="dxa" w:w="5112"/>
-          </w:tcPr>
-          <w:p>
-            <w:r>
-              <w:t>Meaning</w:t>
-            </w:r>
-          </w:p>
-        </w:tc>
-      </w:tr>
-      <w:tr>
-        <w:tc>
-          <w:tcPr>
-            <w:tcW w:type="dxa" w:w="5112"/>
-          </w:tcPr>
-          <w:p>
-            <w:r>
-              <w:t>Confounder</w:t>
-            </w:r>
-          </w:p>
-        </w:tc>
-        <w:tc>
-          <w:tcPr>
-            <w:tcW w:type="dxa" w:w="5112"/>
-          </w:tcPr>
-          <w:p>
-            <w:r>
-              <w:t>A differing condition offering another explanation</w:t>
-            </w:r>
-          </w:p>
-        </w:tc>
-      </w:tr>
-      <w:tr>
-        <w:tc>
-          <w:tcPr>
-            <w:tcW w:type="dxa" w:w="5112"/>
-          </w:tcPr>
-          <w:p>
-            <w:r>
-              <w:t>Control</w:t>
-            </w:r>
-          </w:p>
-        </w:tc>
-        <w:tc>
-          <w:tcPr>
-            <w:tcW w:type="dxa" w:w="5112"/>
-          </w:tcPr>
-          <w:p>
-            <w:r>
-              <w:t>A design constraint preserving comparison conditions</w:t>
-            </w:r>
-          </w:p>
-        </w:tc>
-      </w:tr>
-      <w:tr>
-        <w:tc>
-          <w:tcPr>
-            <w:tcW w:type="dxa" w:w="5112"/>
-          </w:tcPr>
-          <w:p>
-            <w:r>
-              <w:t>Counterbalancing</w:t>
-            </w:r>
-          </w:p>
-        </w:tc>
-        <w:tc>
-          <w:tcPr>
-            <w:tcW w:type="dxa" w:w="5112"/>
-          </w:tcPr>
-          <w:p>
-            <w:r>
-              <w:t>Varying order to reduce systematic order differences</w:t>
-            </w:r>
-          </w:p>
-        </w:tc>
-      </w:tr>
-    </w:tbl>
-    <w:p>
-      <w:pPr>
-        <w:pStyle w:val="Heading3"/>
-      </w:pPr>
-      <w:r>
-        <w:t>Use two terms to explain a step in this week’s example.</w:t>
-      </w:r>
-    </w:p>
-    <w:p>
-      <w:r>
-        <w:t>________________________________________________________________</w:t>
-      </w:r>
-    </w:p>
-    <w:p>
-      <w:r>
-        <w:t>________________________________________________________________</w:t>
-      </w:r>
-    </w:p>
-    <w:p>
-      <w:r>
-        <w:t>________________________________________________________________</w:t>
-      </w:r>
-    </w:p>
-    <w:p>
-      <w:pPr>
-        <w:pStyle w:val="Heading1"/>
-      </w:pPr>
-      <w:r>
-        <w:t>06. Follow a worked example</w:t>
-      </w:r>
-    </w:p>
-    <w:p>
-      <w:r>
-        <w:t>Follow the worked trace for Confounders and controls, predict a step, then compare with its explanation.</w:t>
-      </w:r>
-    </w:p>
-    <w:p>
-      <w:pPr>
-        <w:spacing w:line="336" w:lineRule="auto" w:after="180"/>
-      </w:pPr>
-      <w:r>
-        <w:rPr>
-          <w:b w:val="0"/>
-        </w:rPr>
-        <w:t>New method uses better corpus and different queries while old method uses the original set.</w:t>
-      </w:r>
-    </w:p>
-    <w:p>
-      <w:pPr>
-        <w:spacing w:line="336" w:lineRule="auto" w:after="180"/>
-      </w:pPr>
-      <w:r>
-        <w:rPr>
-          <w:b w:val="0"/>
-        </w:rPr>
-        <w:t xml:space="preserve">Corpus and case differences confound the method effect. Rerun matched </w:t>
-      </w:r>
-      <w:r>
-        <w:rPr>
-          <w:b/>
-        </w:rPr>
-        <w:t>input</w:t>
-      </w:r>
-      <w:r>
-        <w:rPr>
-          <w:b w:val="0"/>
-        </w:rPr>
-        <w:t>s or report a whole-system comparison without isolation.</w:t>
-      </w:r>
-    </w:p>
-    <w:p>
-      <w:pPr>
-        <w:pStyle w:val="Heading3"/>
-      </w:pPr>
-      <w:r>
-        <w:t>Worked explanation · Confounders and controls</w:t>
-      </w:r>
-    </w:p>
-    <w:p>
-      <w:pPr>
-        <w:spacing w:line="336" w:lineRule="auto" w:after="180"/>
-        <w:shd w:fill="F1F6FC"/>
-      </w:pPr>
-      <w:r>
-        <w:rPr>
-          <w:b w:val="0"/>
-        </w:rPr>
-        <w:t xml:space="preserve">Compare the intermediate </w:t>
-      </w:r>
-      <w:r>
-        <w:rPr>
-          <w:b/>
-        </w:rPr>
-        <w:t>evidence</w:t>
-      </w:r>
-      <w:r>
-        <w:rPr>
-          <w:b w:val="0"/>
-        </w:rPr>
-        <w:t xml:space="preserve"> with the final statement. Explain why each number or decision follows from the stated </w:t>
-      </w:r>
-      <w:r>
-        <w:rPr>
-          <w:b/>
-        </w:rPr>
-        <w:t>input</w:t>
-      </w:r>
-      <w:r>
-        <w:rPr>
-          <w:b w:val="0"/>
-        </w:rPr>
-        <w:t>s.</w:t>
-      </w:r>
-    </w:p>
-    <w:p>
-      <w:pPr>
-        <w:spacing w:line="336" w:lineRule="auto" w:after="180"/>
-        <w:shd w:fill="F1F6FC"/>
-      </w:pPr>
-      <w:r>
-        <w:rPr>
-          <w:b w:val="0"/>
-        </w:rPr>
-        <w:t xml:space="preserve">The conclusion belongs to this scenario and procedure; changing the </w:t>
-      </w:r>
-      <w:r>
-        <w:rPr>
-          <w:b/>
-        </w:rPr>
-        <w:t>input</w:t>
-      </w:r>
-      <w:r>
-        <w:rPr>
-          <w:b w:val="0"/>
-        </w:rPr>
         <w:t>s, evaluation population or authority can change what it establishes. Retain the raw record so a later revision can be compared honestly.</w:t>
       </w:r>
     </w:p>
     <w:p>
       <w:pPr>
-        <w:pStyle w:val="Heading3"/>
-      </w:pPr>
-      <w:r>
-        <w:t>Learn from the worked case</w:t>
-      </w:r>
-    </w:p>
-    <w:p>
-      <w:pPr>
-        <w:spacing w:line="336" w:lineRule="auto" w:after="180"/>
-      </w:pPr>
-      <w:r>
-        <w:rPr>
-          <w:b w:val="0"/>
-        </w:rPr>
-        <w:t>Cover the result before checking it. Say what is given, choose the procedure, and follow one step at a time. Then uncover the result and explain your first mismatch. Ask why a step is allowed, not only what number it produces.</w:t>
-      </w:r>
-    </w:p>
-    <w:p>
-      <w:pPr>
-        <w:pStyle w:val="Heading3"/>
-      </w:pPr>
-      <w:r>
-        <w:t>A pictorial worked case: Confounders and controls</w:t>
+        <w:pStyle w:val="Heading2"/>
+      </w:pPr>
+      <w:r>
+        <w:t>Separate leaf condition and controlled-view scope</w:t>
       </w:r>
     </w:p>
     <w:p>
@@ -1129,24 +1633,7 @@
     </w:p>
     <w:p>
       <w:pPr>
-        <w:pStyle w:val="Heading3"/>
-      </w:pPr>
-      <w:r>
-        <w:t>The facts we will use</w:t>
-      </w:r>
-    </w:p>
-    <w:p>
-      <w:pPr>
-        <w:pStyle w:val="Heading3"/>
-      </w:pPr>
-      <w:r>
-        <w:t>Supplied facts</w:t>
-      </w:r>
-    </w:p>
-    <w:p>
-      <w:pPr>
         <w:spacing w:line="336" w:lineRule="auto" w:after="180"/>
-        <w:shd w:fill="F1F6FC"/>
       </w:pPr>
       <w:r>
         <w:rPr>
@@ -1156,11 +1643,41 @@
       </w:r>
     </w:p>
     <w:p>
+      <w:pPr>
+        <w:spacing w:line="336" w:lineRule="auto" w:after="180"/>
+      </w:pPr>
+      <w:r>
+        <w:rPr>
+          <w:b w:val="0"/>
+        </w:rPr>
+        <w:t>The picture is a separate leaf-background problem. If every healthy leaf is on white paper and every spotted leaf on blue, a rule using paper colour alone can fit those observed pairs. That possibility does not establish what a real model actually uses. Cross the two conditions and backgrounds, and inspect a paired test where the same held-out leaf changes background while its condition stays fixed.</w:t>
+      </w:r>
+    </w:p>
+    <w:p>
+      <w:pPr>
+        <w:spacing w:line="336" w:lineRule="auto" w:after="180"/>
+      </w:pPr>
+      <w:r>
+        <w:rPr>
+          <w:b w:val="0"/>
+        </w:rPr>
+        <w:t>The native illustration shows healthy H1 and spotted S1 in both colours; these are repeated views of two objects. For a new-plant evaluation, keep all views of those objects out of training. A changed-background response can show sensitivity, not the model’s complete internal reasoning or universal behavior.</w:t>
+      </w:r>
+    </w:p>
+    <w:p>
+      <w:pPr>
+        <w:pStyle w:val="Heading2"/>
+      </w:pPr>
+      <w:r>
+        <w:t>See all four combinations in the native illustration</w:t>
+      </w:r>
+    </w:p>
+    <w:p>
       <w:r>
         <w:drawing>
           <wp:inline xmlns:a="http://schemas.openxmlformats.org/drawingml/2006/main" xmlns:pic="http://schemas.openxmlformats.org/drawingml/2006/picture">
-            <wp:extent cx="5486400" cy="3077029"/>
-            <wp:docPr id="1" name="Picture 1" descr="Cross class with paper background"/>
+            <wp:extent cx="4572000" cy="3200400"/>
+            <wp:docPr id="1" name="Picture 1" descr="A two by two crossed design. The healthy leaf H1 appears on white and blue backgrounds. The spotted leaf S1 also appears on white and blue backgrounds. Leaf condition stays the same across each row while background changes. This is an illustration, not collected photographs or model predictions."/>
             <wp:cNvGraphicFramePr>
               <a:graphicFrameLocks noChangeAspect="1"/>
             </wp:cNvGraphicFramePr>
@@ -1168,7 +1685,7 @@
               <a:graphicData uri="http://schemas.openxmlformats.org/drawingml/2006/picture">
                 <pic:pic>
                   <pic:nvPicPr>
-                    <pic:cNvPr id="0" name="academy-detail-ai-7-10.png"/>
+                    <pic:cNvPr id="0" name="ai-7-10-crossed-leaf-background.png"/>
                     <pic:cNvPicPr/>
                   </pic:nvPicPr>
                   <pic:blipFill>
@@ -1180,7 +1697,7 @@
                   <pic:spPr>
                     <a:xfrm>
                       <a:off x="0" y="0"/>
-                      <a:ext cx="5486400" cy="3077029"/>
+                      <a:ext cx="4572000" cy="3200400"/>
                     </a:xfrm>
                     <a:prstGeom prst="rect"/>
                   </pic:spPr>
@@ -1195,8 +1712,8 @@
       <w:r>
         <w:drawing>
           <wp:inline xmlns:a="http://schemas.openxmlformats.org/drawingml/2006/main" xmlns:pic="http://schemas.openxmlformats.org/drawingml/2006/picture">
-            <wp:extent cx="5486400" cy="5261429"/>
-            <wp:docPr id="2" name="Picture 2" descr="Confounders and controls. Identify coupled variables: Condition and background change together in the original collection.. Cross the conditions: Collect healthy-white, healthy-blue, spotted-white and spotted-blue cases.. Inspect the shortcut: Compare predictions when the same leaf’s background changes under a controlled test."/>
+            <wp:extent cx="5486400" cy="3337560"/>
+            <wp:docPr id="2" name="Picture 2" descr="Identify coupled variables: Condition and background change together in the original collection. → Cross the conditions: Collect healthy-white, healthy-blue, spotted-white and spotted-blue cases. → Inspect the shortcut: Compare predictions when the same leaf’s background changes under a controlled test."/>
             <wp:cNvGraphicFramePr>
               <a:graphicFrameLocks noChangeAspect="1"/>
             </wp:cNvGraphicFramePr>
@@ -1204,7 +1721,7 @@
               <a:graphicData uri="http://schemas.openxmlformats.org/drawingml/2006/picture">
                 <pic:pic>
                   <pic:nvPicPr>
-                    <pic:cNvPr id="0" name="academy-visual-ai-7-10.png"/>
+                    <pic:cNvPr id="0" name="academy-story-ai-7-10-02.png"/>
                     <pic:cNvPicPr/>
                   </pic:nvPicPr>
                   <pic:blipFill>
@@ -1216,7 +1733,7 @@
                   <pic:spPr>
                     <a:xfrm>
                       <a:off x="0" y="0"/>
-                      <a:ext cx="5486400" cy="5261429"/>
+                      <a:ext cx="5486400" cy="3337560"/>
                     </a:xfrm>
                     <a:prstGeom prst="rect"/>
                   </pic:spPr>
@@ -1344,24 +1861,7 @@
     </w:p>
     <w:p>
       <w:pPr>
-        <w:pStyle w:val="Heading3"/>
-      </w:pPr>
-      <w:r>
-        <w:t>Why this result follows</w:t>
-      </w:r>
-    </w:p>
-    <w:p>
-      <w:pPr>
-        <w:pStyle w:val="Heading3"/>
-      </w:pPr>
-      <w:r>
-        <w:t>Why the result follows</w:t>
-      </w:r>
-    </w:p>
-    <w:p>
-      <w:pPr>
         <w:spacing w:line="336" w:lineRule="auto" w:after="180"/>
-        <w:shd w:fill="F1F6FC"/>
       </w:pPr>
       <w:r>
         <w:rPr>
@@ -1384,30 +1884,431 @@
     </w:p>
     <w:p>
       <w:pPr>
+        <w:pStyle w:val="Heading2"/>
+      </w:pPr>
+      <w:r>
+        <w:t>Complete crossed-cell and toy-rule ledger</w:t>
+      </w:r>
+    </w:p>
+    <w:tbl>
+      <w:tblPr>
+        <w:tblStyle w:val="LightShading-Accent1"/>
+        <w:tblW w:type="auto" w:w="0"/>
+        <w:tblLook w:firstColumn="1" w:firstRow="1" w:lastColumn="0" w:lastRow="0" w:noHBand="0" w:noVBand="1" w:val="04A0"/>
+      </w:tblPr>
+      <w:tblGrid>
+        <w:gridCol w:w="2556"/>
+        <w:gridCol w:w="2556"/>
+        <w:gridCol w:w="2556"/>
+        <w:gridCol w:w="2556"/>
+      </w:tblGrid>
+      <w:tr>
+        <w:trPr>
+          <w:tblHeader/>
+        </w:trPr>
+        <w:tc>
+          <w:tcPr>
+            <w:tcW w:type="dxa" w:w="2556"/>
+          </w:tcPr>
+          <w:p>
+            <w:r>
+              <w:t>Separate condition/background cell</w:t>
+            </w:r>
+          </w:p>
+        </w:tc>
+        <w:tc>
+          <w:tcPr>
+            <w:tcW w:type="dxa" w:w="2556"/>
+          </w:tcPr>
+          <w:p>
+            <w:r>
+              <w:t>Original collection</w:t>
+            </w:r>
+          </w:p>
+        </w:tc>
+        <w:tc>
+          <w:tcPr>
+            <w:tcW w:type="dxa" w:w="2556"/>
+          </w:tcPr>
+          <w:p>
+            <w:r>
+              <w:t>Crossed check</w:t>
+            </w:r>
+          </w:p>
+        </w:tc>
+        <w:tc>
+          <w:tcPr>
+            <w:tcW w:type="dxa" w:w="2556"/>
+          </w:tcPr>
+          <w:p>
+            <w:r>
+              <w:t>Explicit paper-only prediction</w:t>
+            </w:r>
+          </w:p>
+        </w:tc>
+      </w:tr>
+      <w:tr>
+        <w:tc>
+          <w:tcPr>
+            <w:tcW w:type="dxa" w:w="2556"/>
+          </w:tcPr>
+          <w:p>
+            <w:r>
+              <w:t>Healthy / white</w:t>
+            </w:r>
+          </w:p>
+        </w:tc>
+        <w:tc>
+          <w:tcPr>
+            <w:tcW w:type="dxa" w:w="2556"/>
+          </w:tcPr>
+          <w:p>
+            <w:r>
+              <w:t>Present</w:t>
+            </w:r>
+          </w:p>
+        </w:tc>
+        <w:tc>
+          <w:tcPr>
+            <w:tcW w:type="dxa" w:w="2556"/>
+          </w:tcPr>
+          <w:p>
+            <w:r>
+              <w:t>Included</w:t>
+            </w:r>
+          </w:p>
+        </w:tc>
+        <w:tc>
+          <w:tcPr>
+            <w:tcW w:type="dxa" w:w="2556"/>
+          </w:tcPr>
+          <w:p>
+            <w:r>
+              <w:t>Healthy: correct</w:t>
+            </w:r>
+          </w:p>
+        </w:tc>
+      </w:tr>
+      <w:tr>
+        <w:tc>
+          <w:tcPr>
+            <w:tcW w:type="dxa" w:w="2556"/>
+          </w:tcPr>
+          <w:p>
+            <w:r>
+              <w:t>Healthy / blue</w:t>
+            </w:r>
+          </w:p>
+        </w:tc>
+        <w:tc>
+          <w:tcPr>
+            <w:tcW w:type="dxa" w:w="2556"/>
+          </w:tcPr>
+          <w:p>
+            <w:r>
+              <w:t>Missing</w:t>
+            </w:r>
+          </w:p>
+        </w:tc>
+        <w:tc>
+          <w:tcPr>
+            <w:tcW w:type="dxa" w:w="2556"/>
+          </w:tcPr>
+          <w:p>
+            <w:r>
+              <w:t>Added</w:t>
+            </w:r>
+          </w:p>
+        </w:tc>
+        <w:tc>
+          <w:tcPr>
+            <w:tcW w:type="dxa" w:w="2556"/>
+          </w:tcPr>
+          <w:p>
+            <w:r>
+              <w:t>Spotted: incorrect</w:t>
+            </w:r>
+          </w:p>
+        </w:tc>
+      </w:tr>
+      <w:tr>
+        <w:tc>
+          <w:tcPr>
+            <w:tcW w:type="dxa" w:w="2556"/>
+          </w:tcPr>
+          <w:p>
+            <w:r>
+              <w:t>Spotted / white</w:t>
+            </w:r>
+          </w:p>
+        </w:tc>
+        <w:tc>
+          <w:tcPr>
+            <w:tcW w:type="dxa" w:w="2556"/>
+          </w:tcPr>
+          <w:p>
+            <w:r>
+              <w:t>Missing</w:t>
+            </w:r>
+          </w:p>
+        </w:tc>
+        <w:tc>
+          <w:tcPr>
+            <w:tcW w:type="dxa" w:w="2556"/>
+          </w:tcPr>
+          <w:p>
+            <w:r>
+              <w:t>Added</w:t>
+            </w:r>
+          </w:p>
+        </w:tc>
+        <w:tc>
+          <w:tcPr>
+            <w:tcW w:type="dxa" w:w="2556"/>
+          </w:tcPr>
+          <w:p>
+            <w:r>
+              <w:t>Healthy: incorrect</w:t>
+            </w:r>
+          </w:p>
+        </w:tc>
+      </w:tr>
+      <w:tr>
+        <w:tc>
+          <w:tcPr>
+            <w:tcW w:type="dxa" w:w="2556"/>
+          </w:tcPr>
+          <w:p>
+            <w:r>
+              <w:t>Spotted / blue</w:t>
+            </w:r>
+          </w:p>
+        </w:tc>
+        <w:tc>
+          <w:tcPr>
+            <w:tcW w:type="dxa" w:w="2556"/>
+          </w:tcPr>
+          <w:p>
+            <w:r>
+              <w:t>Present</w:t>
+            </w:r>
+          </w:p>
+        </w:tc>
+        <w:tc>
+          <w:tcPr>
+            <w:tcW w:type="dxa" w:w="2556"/>
+          </w:tcPr>
+          <w:p>
+            <w:r>
+              <w:t>Included</w:t>
+            </w:r>
+          </w:p>
+        </w:tc>
+        <w:tc>
+          <w:tcPr>
+            <w:tcW w:type="dxa" w:w="2556"/>
+          </w:tcPr>
+          <w:p>
+            <w:r>
+              <w:t>Spotted: correct</w:t>
+            </w:r>
+          </w:p>
+        </w:tc>
+      </w:tr>
+      <w:tr>
+        <w:tc>
+          <w:tcPr>
+            <w:tcW w:type="dxa" w:w="2556"/>
+          </w:tcPr>
+          <w:p>
+            <w:r>
+              <w:t>Toy-rule total</w:t>
+            </w:r>
+          </w:p>
+        </w:tc>
+        <w:tc>
+          <w:tcPr>
+            <w:tcW w:type="dxa" w:w="2556"/>
+          </w:tcPr>
+          <w:p>
+            <w:r>
+              <w:t>2/2 correct on coupled records</w:t>
+            </w:r>
+          </w:p>
+        </w:tc>
+        <w:tc>
+          <w:tcPr>
+            <w:tcW w:type="dxa" w:w="2556"/>
+          </w:tcPr>
+          <w:p>
+            <w:r>
+              <w:t>2/4 correct on crossed records</w:t>
+            </w:r>
+          </w:p>
+        </w:tc>
+        <w:tc>
+          <w:tcPr>
+            <w:tcW w:type="dxa" w:w="2556"/>
+          </w:tcPr>
+          <w:p>
+            <w:r>
+              <w:t>Constructed alternative explanation, not actual model behavior</w:t>
+            </w:r>
+          </w:p>
+        </w:tc>
+      </w:tr>
+      <w:tr>
+        <w:tc>
+          <w:tcPr>
+            <w:tcW w:type="dxa" w:w="2556"/>
+          </w:tcPr>
+          <w:p>
+            <w:r>
+              <w:t>Object count</w:t>
+            </w:r>
+          </w:p>
+        </w:tc>
+        <w:tc>
+          <w:tcPr>
+            <w:tcW w:type="dxa" w:w="2556"/>
+          </w:tcPr>
+          <w:p>
+            <w:r>
+              <w:t>H1 and S1</w:t>
+            </w:r>
+          </w:p>
+        </w:tc>
+        <w:tc>
+          <w:tcPr>
+            <w:tcW w:type="dxa" w:w="2556"/>
+          </w:tcPr>
+          <w:p>
+            <w:r>
+              <w:t>Same H1/S1 in both backgrounds</w:t>
+            </w:r>
+          </w:p>
+        </w:tc>
+        <w:tc>
+          <w:tcPr>
+            <w:tcW w:type="dxa" w:w="2556"/>
+          </w:tcPr>
+          <w:p>
+            <w:r>
+              <w:t>Four records from two leaf objects</w:t>
+            </w:r>
+          </w:p>
+        </w:tc>
+      </w:tr>
+    </w:tbl>
+    <w:p>
+      <w:pPr>
+        <w:pStyle w:val="Heading2"/>
+      </w:pPr>
+      <w:r>
+        <w:t>Predict collecting only the original coupled cells</w:t>
+      </w:r>
+    </w:p>
+    <w:p>
+      <w:pPr>
+        <w:pStyle w:val="ListBullet"/>
+      </w:pPr>
+      <w:r>
+        <w:t>Change one thing: New cases still use only healthy-white and spotted-blue. Predict the result before checking the explanation. What remains the same?</w:t>
+      </w:r>
+    </w:p>
+    <w:p>
+      <w:pPr>
+        <w:pStyle w:val="Heading2"/>
+      </w:pPr>
+      <w:r>
+        <w:t>Check after predicting · reference / check after trying</w:t>
+      </w:r>
+    </w:p>
+    <w:p>
+      <w:r>
+        <w:drawing>
+          <wp:inline xmlns:a="http://schemas.openxmlformats.org/drawingml/2006/main" xmlns:pic="http://schemas.openxmlformats.org/drawingml/2006/picture">
+            <wp:extent cx="5486400" cy="3041904"/>
+            <wp:docPr id="3" name="Picture 3" descr="Original case: Compare predictions when the same leaf’s background changes under a controlled test. Changed condition: New cases still use only healthy-white and spotted-blue. Expected result: The collection does not resolve the background confounding. Reason: The same two variables remain coupled instead of being varied separately."/>
+            <wp:cNvGraphicFramePr>
+              <a:graphicFrameLocks noChangeAspect="1"/>
+            </wp:cNvGraphicFramePr>
+            <a:graphic>
+              <a:graphicData uri="http://schemas.openxmlformats.org/drawingml/2006/picture">
+                <pic:pic>
+                  <pic:nvPicPr>
+                    <pic:cNvPr id="0" name="academy-story-ai-7-10-04.png"/>
+                    <pic:cNvPicPr/>
+                  </pic:nvPicPr>
+                  <pic:blipFill>
+                    <a:blip r:embed="rId11"/>
+                    <a:stretch>
+                      <a:fillRect/>
+                    </a:stretch>
+                  </pic:blipFill>
+                  <pic:spPr>
+                    <a:xfrm>
+                      <a:off x="0" y="0"/>
+                      <a:ext cx="5486400" cy="3041904"/>
+                    </a:xfrm>
+                    <a:prstGeom prst="rect"/>
+                  </pic:spPr>
+                </pic:pic>
+              </a:graphicData>
+            </a:graphic>
+          </wp:inline>
+        </w:drawing>
+      </w:r>
+    </w:p>
+    <w:p>
+      <w:pPr>
+        <w:pStyle w:val="Heading2"/>
+      </w:pPr>
+      <w:r>
+        <w:t>Explain sensitivity and unchanged confounding</w:t>
+      </w:r>
+    </w:p>
+    <w:p>
+      <w:pPr>
+        <w:pStyle w:val="ListBullet"/>
+      </w:pPr>
+      <w:r>
+        <w:t>A changed-background test can diagnose sensitivity; it does not prove the model’s complete internal reasoning.</w:t>
+      </w:r>
+    </w:p>
+    <w:p>
+      <w:pPr>
+        <w:pStyle w:val="ListBullet"/>
+      </w:pPr>
+      <w:r>
+        <w:t>Read the labelled picture: Draw the four condition/background combinations. Which variables were coupled before, and why would collecting only healthy-white and spotted-blue again leave the confounding unresolved?</w:t>
+      </w:r>
+    </w:p>
+    <w:p>
+      <w:pPr>
+        <w:pStyle w:val="Heading2"/>
+      </w:pPr>
+      <w:r>
+        <w:t>Earlier wording, alternatives and picture transcripts · reference / check after trying</w:t>
+      </w:r>
+    </w:p>
+    <w:p>
+      <w:pPr>
         <w:pStyle w:val="Heading3"/>
       </w:pPr>
       <w:r>
-        <w:t>What this example does not establish</w:t>
-      </w:r>
-    </w:p>
-    <w:p>
-      <w:pPr>
-        <w:pStyle w:val="Heading3"/>
-      </w:pPr>
-      <w:r>
-        <w:t>Keep the stated limit</w:t>
+        <w:t>Learn from the worked case</w:t>
       </w:r>
     </w:p>
     <w:p>
       <w:pPr>
         <w:spacing w:line="336" w:lineRule="auto" w:after="180"/>
-        <w:shd w:fill="FFF5E6"/>
       </w:pPr>
       <w:r>
         <w:rPr>
           <w:b w:val="0"/>
         </w:rPr>
-        <w:t>A changed-background test can diagnose sensitivity; it does not prove the model’s complete internal reasoning.</w:t>
+        <w:t>Cover the result before checking it. Say what is given, choose the procedure, and follow one step at a time. Then uncover the result and explain your first mismatch. Ask why a step is allowed, not only what number it produces.</w:t>
       </w:r>
     </w:p>
     <w:p>
@@ -1415,19 +2316,7 @@
         <w:pStyle w:val="Heading3"/>
       </w:pPr>
       <w:r>
-        <w:t>Keep the stated limit</w:t>
-      </w:r>
-    </w:p>
-    <w:p>
-      <w:pPr>
-        <w:spacing w:line="336" w:lineRule="auto" w:after="180"/>
-        <w:shd w:fill="FFF5E6"/>
-      </w:pPr>
-      <w:r>
-        <w:rPr>
-          <w:b w:val="0"/>
-        </w:rPr>
-        <w:t>Read the labelled picture: Draw the four condition/background combinations. Which variables were coupled before, and why would collecting only healthy-white and spotted-blue again leave the confounding unresolved?</w:t>
+        <w:t>A pictorial worked case: Confounders and controls</w:t>
       </w:r>
     </w:p>
     <w:p>
@@ -1435,19 +2324,95 @@
         <w:pStyle w:val="Heading3"/>
       </w:pPr>
       <w:r>
-        <w:t>Keep the stated limit</w:t>
-      </w:r>
-    </w:p>
-    <w:p>
-      <w:pPr>
-        <w:spacing w:line="336" w:lineRule="auto" w:after="180"/>
-        <w:shd w:fill="FFF5E6"/>
-      </w:pPr>
-      <w:r>
-        <w:rPr>
-          <w:b w:val="0"/>
-        </w:rPr>
-        <w:t>Change one thing: New cases still use only healthy-white and spotted-blue. Predict the result before checking the explanation. What remains the same?</w:t>
+        <w:t>The facts we will use</w:t>
+      </w:r>
+    </w:p>
+    <w:p>
+      <w:r>
+        <w:drawing>
+          <wp:inline xmlns:a="http://schemas.openxmlformats.org/drawingml/2006/main" xmlns:pic="http://schemas.openxmlformats.org/drawingml/2006/picture">
+            <wp:extent cx="5486400" cy="3077029"/>
+            <wp:docPr id="4" name="Picture 4" descr="Cross class with paper background"/>
+            <wp:cNvGraphicFramePr>
+              <a:graphicFrameLocks noChangeAspect="1"/>
+            </wp:cNvGraphicFramePr>
+            <a:graphic>
+              <a:graphicData uri="http://schemas.openxmlformats.org/drawingml/2006/picture">
+                <pic:pic>
+                  <pic:nvPicPr>
+                    <pic:cNvPr id="0" name="academy-detail-ai-7-10.png"/>
+                    <pic:cNvPicPr/>
+                  </pic:nvPicPr>
+                  <pic:blipFill>
+                    <a:blip r:embed="rId12"/>
+                    <a:stretch>
+                      <a:fillRect/>
+                    </a:stretch>
+                  </pic:blipFill>
+                  <pic:spPr>
+                    <a:xfrm>
+                      <a:off x="0" y="0"/>
+                      <a:ext cx="5486400" cy="3077029"/>
+                    </a:xfrm>
+                    <a:prstGeom prst="rect"/>
+                  </pic:spPr>
+                </pic:pic>
+              </a:graphicData>
+            </a:graphic>
+          </wp:inline>
+        </w:drawing>
+      </w:r>
+    </w:p>
+    <w:p>
+      <w:r>
+        <w:drawing>
+          <wp:inline xmlns:a="http://schemas.openxmlformats.org/drawingml/2006/main" xmlns:pic="http://schemas.openxmlformats.org/drawingml/2006/picture">
+            <wp:extent cx="5486400" cy="5261429"/>
+            <wp:docPr id="5" name="Picture 5" descr="Confounders and controls. Identify coupled variables: Condition and background change together in the original collection.. Cross the conditions: Collect healthy-white, healthy-blue, spotted-white and spotted-blue cases.. Inspect the shortcut: Compare predictions when the same leaf’s background changes under a controlled test."/>
+            <wp:cNvGraphicFramePr>
+              <a:graphicFrameLocks noChangeAspect="1"/>
+            </wp:cNvGraphicFramePr>
+            <a:graphic>
+              <a:graphicData uri="http://schemas.openxmlformats.org/drawingml/2006/picture">
+                <pic:pic>
+                  <pic:nvPicPr>
+                    <pic:cNvPr id="0" name="academy-visual-ai-7-10.png"/>
+                    <pic:cNvPicPr/>
+                  </pic:nvPicPr>
+                  <pic:blipFill>
+                    <a:blip r:embed="rId13"/>
+                    <a:stretch>
+                      <a:fillRect/>
+                    </a:stretch>
+                  </pic:blipFill>
+                  <pic:spPr>
+                    <a:xfrm>
+                      <a:off x="0" y="0"/>
+                      <a:ext cx="5486400" cy="5261429"/>
+                    </a:xfrm>
+                    <a:prstGeom prst="rect"/>
+                  </pic:spPr>
+                </pic:pic>
+              </a:graphicData>
+            </a:graphic>
+          </wp:inline>
+        </w:drawing>
+      </w:r>
+    </w:p>
+    <w:p>
+      <w:pPr>
+        <w:pStyle w:val="Heading3"/>
+      </w:pPr>
+      <w:r>
+        <w:t>Why this result follows</w:t>
+      </w:r>
+    </w:p>
+    <w:p>
+      <w:pPr>
+        <w:pStyle w:val="Heading3"/>
+      </w:pPr>
+      <w:r>
+        <w:t>What this example does not establish</w:t>
       </w:r>
     </w:p>
     <w:p>
@@ -1455,12 +2420,20 @@
         <w:pStyle w:val="Heading1"/>
       </w:pPr>
       <w:r>
-        <w:t>07. Find and repair a mistake</w:t>
-      </w:r>
-    </w:p>
-    <w:p>
-      <w:r>
-        <w:t>Find the unsupported step in the Confounders and controls claim and explain a repair using the supplied evidence.</w:t>
+        <w:t>07. Audit what a control removes and what it leaves untested</w:t>
+      </w:r>
+    </w:p>
+    <w:p>
+      <w:r>
+        <w:t>A better design narrows alternative explanations without guaranteeing every causal claim.</w:t>
+      </w:r>
+    </w:p>
+    <w:p>
+      <w:pPr>
+        <w:pStyle w:val="Heading2"/>
+      </w:pPr>
+      <w:r>
+        <w:t>Core confounding qualification and failure analysis</w:t>
       </w:r>
     </w:p>
     <w:p>
@@ -1494,16 +2467,7 @@
     </w:p>
     <w:p>
       <w:pPr>
-        <w:pStyle w:val="Heading3"/>
-      </w:pPr>
-      <w:r>
-        <w:t>Check the claim against the facts</w:t>
-      </w:r>
-    </w:p>
-    <w:p>
-      <w:pPr>
         <w:spacing w:line="336" w:lineRule="auto" w:after="180"/>
-        <w:shd w:fill="FFF5E6"/>
       </w:pPr>
       <w:r>
         <w:rPr>
@@ -1515,7 +2479,6 @@
     <w:p>
       <w:pPr>
         <w:spacing w:line="336" w:lineRule="auto" w:after="180"/>
-        <w:shd w:fill="FFF5E6"/>
       </w:pPr>
       <w:r>
         <w:rPr>
@@ -1538,6 +2501,256 @@
     </w:p>
     <w:p>
       <w:pPr>
+        <w:pStyle w:val="Heading2"/>
+      </w:pPr>
+      <w:r>
+        <w:t>Complete design-cell, grouping and order probes</w:t>
+      </w:r>
+    </w:p>
+    <w:tbl>
+      <w:tblPr>
+        <w:tblStyle w:val="LightShading-Accent1"/>
+        <w:tblW w:type="auto" w:w="0"/>
+        <w:tblLook w:firstColumn="1" w:firstRow="1" w:lastColumn="0" w:lastRow="0" w:noHBand="0" w:noVBand="1" w:val="04A0"/>
+      </w:tblPr>
+      <w:tblGrid>
+        <w:gridCol w:w="5112"/>
+        <w:gridCol w:w="5112"/>
+      </w:tblGrid>
+      <w:tr>
+        <w:trPr>
+          <w:tblHeader/>
+        </w:trPr>
+        <w:tc>
+          <w:tcPr>
+            <w:tcW w:type="dxa" w:w="5112"/>
+          </w:tcPr>
+          <w:p>
+            <w:r>
+              <w:t>Confounding/control probe</w:t>
+            </w:r>
+          </w:p>
+        </w:tc>
+        <w:tc>
+          <w:tcPr>
+            <w:tcW w:type="dxa" w:w="5112"/>
+          </w:tcPr>
+          <w:p>
+            <w:r>
+              <w:t>Expected interpretation</w:t>
+            </w:r>
+          </w:p>
+        </w:tc>
+      </w:tr>
+      <w:tr>
+        <w:tc>
+          <w:tcPr>
+            <w:tcW w:type="dxa" w:w="5112"/>
+          </w:tcPr>
+          <w:p>
+            <w:r>
+              <w:t>Method, corpus and query set all change</w:t>
+            </w:r>
+          </w:p>
+        </w:tc>
+        <w:tc>
+          <w:tcPr>
+            <w:tcW w:type="dxa" w:w="5112"/>
+          </w:tcPr>
+          <w:p>
+            <w:r>
+              <w:t>Cannot isolate the method effect from this comparison</w:t>
+            </w:r>
+          </w:p>
+        </w:tc>
+      </w:tr>
+      <w:tr>
+        <w:tc>
+          <w:tcPr>
+            <w:tcW w:type="dxa" w:w="5112"/>
+          </w:tcPr>
+          <w:p>
+            <w:r>
+              <w:t>Only listed metadata match</w:t>
+            </w:r>
+          </w:p>
+        </w:tc>
+        <w:tc>
+          <w:tcPr>
+            <w:tcW w:type="dxa" w:w="5112"/>
+          </w:tcPr>
+          <w:p>
+            <w:r>
+              <w:t>Useful check; actual execution and unrecorded conditions may still differ</w:t>
+            </w:r>
+          </w:p>
+        </w:tc>
+      </w:tr>
+      <w:tr>
+        <w:tc>
+          <w:tcPr>
+            <w:tcW w:type="dxa" w:w="5112"/>
+          </w:tcPr>
+          <w:p>
+            <w:r>
+              <w:t>Healthy-white and spotted-blue only</w:t>
+            </w:r>
+          </w:p>
+        </w:tc>
+        <w:tc>
+          <w:tcPr>
+            <w:tcW w:type="dxa" w:w="5112"/>
+          </w:tcPr>
+          <w:p>
+            <w:r>
+              <w:t>Condition and background remain coupled</w:t>
+            </w:r>
+          </w:p>
+        </w:tc>
+      </w:tr>
+      <w:tr>
+        <w:tc>
+          <w:tcPr>
+            <w:tcW w:type="dxa" w:w="5112"/>
+          </w:tcPr>
+          <w:p>
+            <w:r>
+              <w:t>More of the same two cells</w:t>
+            </w:r>
+          </w:p>
+        </w:tc>
+        <w:tc>
+          <w:tcPr>
+            <w:tcW w:type="dxa" w:w="5112"/>
+          </w:tcPr>
+          <w:p>
+            <w:r>
+              <w:t>Missing cross-combinations remain missing</w:t>
+            </w:r>
+          </w:p>
+        </w:tc>
+      </w:tr>
+      <w:tr>
+        <w:tc>
+          <w:tcPr>
+            <w:tcW w:type="dxa" w:w="5112"/>
+          </w:tcPr>
+          <w:p>
+            <w:r>
+              <w:t>All four cells included</w:t>
+            </w:r>
+          </w:p>
+        </w:tc>
+        <w:tc>
+          <w:tcPr>
+            <w:tcW w:type="dxa" w:w="5112"/>
+          </w:tcPr>
+          <w:p>
+            <w:r>
+              <w:t>Improves this design; still inspect object grouping, sampling and other differences</w:t>
+            </w:r>
+          </w:p>
+        </w:tc>
+      </w:tr>
+      <w:tr>
+        <w:tc>
+          <w:tcPr>
+            <w:tcW w:type="dxa" w:w="5112"/>
+          </w:tcPr>
+          <w:p>
+            <w:r>
+              <w:t>Paper-only rule fits original records</w:t>
+            </w:r>
+          </w:p>
+        </w:tc>
+        <w:tc>
+          <w:tcPr>
+            <w:tcW w:type="dxa" w:w="5112"/>
+          </w:tcPr>
+          <w:p>
+            <w:r>
+              <w:t>Alternative explanation is possible; not proof a real model uses it</w:t>
+            </w:r>
+          </w:p>
+        </w:tc>
+      </w:tr>
+      <w:tr>
+        <w:tc>
+          <w:tcPr>
+            <w:tcW w:type="dxa" w:w="5112"/>
+          </w:tcPr>
+          <w:p>
+            <w:r>
+              <w:t>Same held-out leaf changes prediction with background</w:t>
+            </w:r>
+          </w:p>
+        </w:tc>
+        <w:tc>
+          <w:tcPr>
+            <w:tcW w:type="dxa" w:w="5112"/>
+          </w:tcPr>
+          <w:p>
+            <w:r>
+              <w:t>Shows sensitivity under that test, not complete reasoning</w:t>
+            </w:r>
+          </w:p>
+        </w:tc>
+      </w:tr>
+      <w:tr>
+        <w:tc>
+          <w:tcPr>
+            <w:tcW w:type="dxa" w:w="5112"/>
+          </w:tcPr>
+          <w:p>
+            <w:r>
+              <w:t>Repeated views counted as independent plants</w:t>
+            </w:r>
+          </w:p>
+        </w:tc>
+        <w:tc>
+          <w:tcPr>
+            <w:tcW w:type="dxa" w:w="5112"/>
+          </w:tcPr>
+          <w:p>
+            <w:r>
+              <w:t>Wrong unit count; retain object identity</w:t>
+            </w:r>
+          </w:p>
+        </w:tc>
+      </w:tr>
+      <w:tr>
+        <w:tc>
+          <w:tcPr>
+            <w:tcW w:type="dxa" w:w="5112"/>
+          </w:tcPr>
+          <w:p>
+            <w:r>
+              <w:t>Order/time changes with method</w:t>
+            </w:r>
+          </w:p>
+        </w:tc>
+        <w:tc>
+          <w:tcPr>
+            <w:tcW w:type="dxa" w:w="5112"/>
+          </w:tcPr>
+          <w:p>
+            <w:r>
+              <w:t>Randomize or counterbalance relevant order/time conditions and record them</w:t>
+            </w:r>
+          </w:p>
+        </w:tc>
+      </w:tr>
+    </w:tbl>
+    <w:p>
+      <w:pPr>
+        <w:pStyle w:val="Heading2"/>
+      </w:pPr>
+      <w:r>
+        <w:t>Guided repair and explanation</w:t>
+      </w:r>
+    </w:p>
+    <w:p>
+      <w:pPr>
         <w:pStyle w:val="Heading3"/>
       </w:pPr>
       <w:r>
@@ -1571,45 +2784,93 @@
     </w:p>
     <w:p>
       <w:pPr>
+        <w:pStyle w:val="ListBullet"/>
+      </w:pPr>
+      <w:r>
+        <w:t>A report omits this qualification: Controls address specified alternatives, not every possible unknown confounder. Explain how omitting it could change a reader's interpretation, and write an accurate replacement.</w:t>
+      </w:r>
+    </w:p>
+    <w:p>
+      <w:pPr>
         <w:pStyle w:val="Heading3"/>
       </w:pPr>
       <w:r>
+        <w:t>State one repair and the checks you would rerun.</w:t>
+      </w:r>
+    </w:p>
+    <w:p>
+      <w:r>
+        <w:t>________________________________________________________________</w:t>
+      </w:r>
+    </w:p>
+    <w:p>
+      <w:r>
+        <w:t>________________________________________________________________</w:t>
+      </w:r>
+    </w:p>
+    <w:p>
+      <w:r>
+        <w:t>________________________________________________________________</w:t>
+      </w:r>
+    </w:p>
+    <w:p>
+      <w:r>
+        <w:t>________________________________________________________________</w:t>
+      </w:r>
+    </w:p>
+    <w:p>
+      <w:r>
+        <w:t>________________________________________________________________</w:t>
+      </w:r>
+    </w:p>
+    <w:p>
+      <w:r>
+        <w:t>________________________________________________________________</w:t>
+      </w:r>
+    </w:p>
+    <w:p>
+      <w:pPr>
+        <w:pStyle w:val="Heading2"/>
+      </w:pPr>
+      <w:r>
+        <w:t>Earlier wording, alternatives and picture transcripts · reference / check after trying</w:t>
+      </w:r>
+    </w:p>
+    <w:p>
+      <w:pPr>
+        <w:pStyle w:val="Heading3"/>
+      </w:pPr>
+      <w:r>
         <w:t>Locate the earliest unsupported step</w:t>
       </w:r>
     </w:p>
     <w:p>
       <w:pPr>
-        <w:spacing w:line="336" w:lineRule="auto" w:after="180"/>
-      </w:pPr>
-      <w:r>
-        <w:rPr>
-          <w:b w:val="0"/>
-        </w:rPr>
-        <w:t xml:space="preserve">A report omits this qualification: </w:t>
-      </w:r>
-      <w:r>
-        <w:rPr>
-          <w:b/>
-        </w:rPr>
-        <w:t>Control</w:t>
-      </w:r>
-      <w:r>
-        <w:rPr>
-          <w:b w:val="0"/>
-        </w:rPr>
-        <w:t xml:space="preserve">s address specified alternatives, not every possible unknown </w:t>
-      </w:r>
-      <w:r>
-        <w:rPr>
-          <w:b/>
-        </w:rPr>
-        <w:t>confounder</w:t>
-      </w:r>
-      <w:r>
-        <w:rPr>
-          <w:b w:val="0"/>
-        </w:rPr>
-        <w:t>. Explain how omitting it could change a reader's interpretation, and write an accurate replacement.</w:t>
+        <w:pStyle w:val="Heading1"/>
+      </w:pPr>
+      <w:r>
+        <w:t>08. Practise naming the intended factor and a plausible alternative</w:t>
+      </w:r>
+    </w:p>
+    <w:p>
+      <w:r>
+        <w:t>Propose a specific matched or crossed design, not a vague request for more data.</w:t>
+      </w:r>
+    </w:p>
+    <w:p>
+      <w:pPr>
+        <w:pStyle w:val="Heading2"/>
+      </w:pPr>
+      <w:r>
+        <w:t>Current explanation and guided check</w:t>
+      </w:r>
+    </w:p>
+    <w:p>
+      <w:pPr>
+        <w:pStyle w:val="ListBullet"/>
+      </w:pPr>
+      <w:r>
+        <w:t>Explain the weekly mechanism in your own words. Use the worked scenario to name its input, decision rule and output.</w:t>
       </w:r>
     </w:p>
     <w:p>
@@ -1617,7 +2878,7 @@
         <w:pStyle w:val="Heading3"/>
       </w:pPr>
       <w:r>
-        <w:t>State one repair and the checks you would rerun.</w:t>
+        <w:t>Guided: restate the worked result, then name the assumption or limitation that prevents a broader conclusion.</w:t>
       </w:r>
     </w:p>
     <w:p>
@@ -1646,79 +2907,19 @@
       </w:r>
     </w:p>
     <w:p>
+      <w:pPr>
+        <w:pStyle w:val="Heading3"/>
+      </w:pPr>
+      <w:r>
+        <w:t>Explain your prediction to a partner before comparing results.</w:t>
+      </w:r>
+    </w:p>
+    <w:p>
       <w:r>
         <w:t>________________________________________________________________</w:t>
       </w:r>
     </w:p>
     <w:p>
-      <w:pPr>
-        <w:pStyle w:val="Heading1"/>
-      </w:pPr>
-      <w:r>
-        <w:t>08. Practise together</w:t>
-      </w:r>
-    </w:p>
-    <w:p>
-      <w:r>
-        <w:t>Practise Confounders and controls with support, then explain the deciding step in your own words.</w:t>
-      </w:r>
-    </w:p>
-    <w:p>
-      <w:pPr>
-        <w:spacing w:line="336" w:lineRule="auto" w:after="180"/>
-      </w:pPr>
-      <w:r>
-        <w:rPr>
-          <w:b w:val="0"/>
-        </w:rPr>
-        <w:t xml:space="preserve">Explain the weekly </w:t>
-      </w:r>
-      <w:r>
-        <w:rPr>
-          <w:b/>
-        </w:rPr>
-        <w:t>mechanism</w:t>
-      </w:r>
-      <w:r>
-        <w:rPr>
-          <w:b w:val="0"/>
-        </w:rPr>
-        <w:t xml:space="preserve"> in your own words. Use the worked scenario to name its </w:t>
-      </w:r>
-      <w:r>
-        <w:rPr>
-          <w:b/>
-        </w:rPr>
-        <w:t>input</w:t>
-      </w:r>
-      <w:r>
-        <w:rPr>
-          <w:b w:val="0"/>
-        </w:rPr>
-        <w:t xml:space="preserve">, decision rule and </w:t>
-      </w:r>
-      <w:r>
-        <w:rPr>
-          <w:b/>
-        </w:rPr>
-        <w:t>output</w:t>
-      </w:r>
-      <w:r>
-        <w:rPr>
-          <w:b w:val="0"/>
-        </w:rPr>
-        <w:t>.</w:t>
-      </w:r>
-    </w:p>
-    <w:p>
-      <w:pPr>
-        <w:pStyle w:val="Heading3"/>
-      </w:pPr>
-      <w:r>
-        <w:t>Guided: restate the worked result, then name the assumption or limitation that prevents a broader conclusion.</w:t>
-      </w:r>
-    </w:p>
-    <w:p>
       <w:r>
         <w:t>________________________________________________________________</w:t>
       </w:r>
@@ -1734,49 +2935,11 @@
       </w:r>
     </w:p>
     <w:p>
-      <w:r>
-        <w:t>________________________________________________________________</w:t>
-      </w:r>
-    </w:p>
-    <w:p>
-      <w:r>
-        <w:t>________________________________________________________________</w:t>
-      </w:r>
-    </w:p>
-    <w:p>
-      <w:pPr>
-        <w:pStyle w:val="Heading3"/>
-      </w:pPr>
-      <w:r>
-        <w:t>Explain your prediction to a partner before comparing results.</w:t>
-      </w:r>
-    </w:p>
-    <w:p>
-      <w:r>
-        <w:t>________________________________________________________________</w:t>
-      </w:r>
-    </w:p>
-    <w:p>
-      <w:r>
-        <w:t>________________________________________________________________</w:t>
-      </w:r>
-    </w:p>
-    <w:p>
-      <w:r>
-        <w:t>________________________________________________________________</w:t>
-      </w:r>
-    </w:p>
-    <w:p>
-      <w:r>
-        <w:t>________________________________________________________________</w:t>
-      </w:r>
-    </w:p>
-    <w:p>
-      <w:pPr>
-        <w:pStyle w:val="Heading3"/>
-      </w:pPr>
-      <w:r>
-        <w:t>Practise with less help: Trace the worked case</w:t>
+      <w:pPr>
+        <w:pStyle w:val="Heading2"/>
+      </w:pPr>
+      <w:r>
+        <w:t>Supported W2 trace</w:t>
       </w:r>
     </w:p>
     <w:p>
@@ -1918,94 +3081,49 @@
     </w:p>
     <w:p>
       <w:pPr>
+        <w:pStyle w:val="Heading2"/>
+      </w:pPr>
+      <w:r>
+        <w:t>Individual scope check</w:t>
+      </w:r>
+    </w:p>
+    <w:p>
+      <w:pPr>
+        <w:pStyle w:val="ListBullet"/>
+      </w:pPr>
+      <w:r>
+        <w:t>Use the worked case for Confounders and controls. Proposed explanation: “The worked result establishes every future case”. Decide whether this explanation is supported. Point to the step or supplied fact that decides; explain your repair if needed.</w:t>
+      </w:r>
+    </w:p>
+    <w:p>
+      <w:pPr>
+        <w:pStyle w:val="ListBullet"/>
+      </w:pPr>
+      <w:r>
+        <w:t>Answer on your own before discussion. If you are unsure, say which step you need help with.</w:t>
+      </w:r>
+    </w:p>
+    <w:p>
+      <w:pPr>
+        <w:pStyle w:val="Heading2"/>
+      </w:pPr>
+      <w:r>
+        <w:t>Picture response</w:t>
+      </w:r>
+    </w:p>
+    <w:p>
+      <w:pPr>
+        <w:pStyle w:val="ListBullet"/>
+      </w:pPr>
+      <w:r>
+        <w:t>Draw the four condition/background combinations. Which variables were coupled before, and why would collecting only healthy-white and spotted-blue again leave the confounding unresolved?</w:t>
+      </w:r>
+    </w:p>
+    <w:p>
+      <w:pPr>
         <w:pStyle w:val="Heading3"/>
       </w:pPr>
       <w:r>
-        <w:t>Check your reasoning</w:t>
-      </w:r>
-    </w:p>
-    <w:p>
-      <w:pPr>
-        <w:spacing w:line="336" w:lineRule="auto" w:after="180"/>
-      </w:pPr>
-      <w:r>
-        <w:rPr>
-          <w:b w:val="0"/>
-        </w:rPr>
-        <w:t xml:space="preserve">Use the worked case for </w:t>
-      </w:r>
-      <w:r>
-        <w:rPr>
-          <w:b/>
-        </w:rPr>
-        <w:t>Confounder</w:t>
-      </w:r>
-      <w:r>
-        <w:rPr>
-          <w:b w:val="0"/>
-        </w:rPr>
-        <w:t xml:space="preserve">s and </w:t>
-      </w:r>
-      <w:r>
-        <w:rPr>
-          <w:b/>
-        </w:rPr>
-        <w:t>control</w:t>
-      </w:r>
-      <w:r>
-        <w:rPr>
-          <w:b w:val="0"/>
-        </w:rPr>
-        <w:t>s. Proposed explanation: “The worked result establishes every future case”. Decide whether this explanation is supported.</w:t>
-      </w:r>
-    </w:p>
-    <w:p>
-      <w:pPr>
-        <w:spacing w:line="336" w:lineRule="auto" w:after="180"/>
-      </w:pPr>
-      <w:r>
-        <w:rPr>
-          <w:b w:val="0"/>
-        </w:rPr>
-        <w:t>Point to the step or supplied fact that decides; explain your repair if needed.</w:t>
-      </w:r>
-    </w:p>
-    <w:p>
-      <w:pPr>
-        <w:spacing w:line="336" w:lineRule="auto" w:after="180"/>
-      </w:pPr>
-      <w:r>
-        <w:rPr>
-          <w:b w:val="0"/>
-        </w:rPr>
-        <w:t>Answer on your own before discussion. If you are unsure, say which step you need help with.</w:t>
-      </w:r>
-    </w:p>
-    <w:p>
-      <w:pPr>
-        <w:pStyle w:val="Heading3"/>
-      </w:pPr>
-      <w:r>
-        <w:t>Explain the picture</w:t>
-      </w:r>
-    </w:p>
-    <w:p>
-      <w:pPr>
-        <w:spacing w:line="336" w:lineRule="auto" w:after="180"/>
-        <w:shd w:fill="F5F1FB"/>
-      </w:pPr>
-      <w:r>
-        <w:rPr>
-          <w:b w:val="0"/>
-        </w:rPr>
-        <w:t>Draw the four condition/background combinations. Which variables were coupled before, and why would collecting only healthy-white and spotted-blue again leave the confounding unresolved?</w:t>
-      </w:r>
-    </w:p>
-    <w:p>
-      <w:pPr>
-        <w:pStyle w:val="Heading3"/>
-      </w:pPr>
-      <w:r>
         <w:t>My explanation using a pictured step and the given facts</w:t>
       </w:r>
     </w:p>
@@ -2027,6 +3145,14 @@
     <w:p>
       <w:r>
         <w:t>________________________________________________________________</w:t>
+      </w:r>
+    </w:p>
+    <w:p>
+      <w:pPr>
+        <w:pStyle w:val="Heading2"/>
+      </w:pPr>
+      <w:r>
+        <w:t>Reserve the selected method/time-of-day confound</w:t>
       </w:r>
     </w:p>
     <w:p>
@@ -2042,23 +3168,55 @@
     </w:p>
     <w:p>
       <w:pPr>
+        <w:pStyle w:val="Heading2"/>
+      </w:pPr>
+      <w:r>
+        <w:t>Earlier wording, alternatives and picture transcripts · reference / check after trying</w:t>
+      </w:r>
+    </w:p>
+    <w:p>
+      <w:pPr>
+        <w:pStyle w:val="Heading3"/>
+      </w:pPr>
+      <w:r>
+        <w:t>Practise with less help: Trace the worked case</w:t>
+      </w:r>
+    </w:p>
+    <w:p>
+      <w:pPr>
+        <w:pStyle w:val="Heading3"/>
+      </w:pPr>
+      <w:r>
+        <w:t>Check your reasoning</w:t>
+      </w:r>
+    </w:p>
+    <w:p>
+      <w:pPr>
+        <w:pStyle w:val="Heading3"/>
+      </w:pPr>
+      <w:r>
+        <w:t>Explain the picture</w:t>
+      </w:r>
+    </w:p>
+    <w:p>
+      <w:pPr>
         <w:pStyle w:val="Heading1"/>
       </w:pPr>
       <w:r>
-        <w:t>09. Run the investigation</w:t>
-      </w:r>
-    </w:p>
-    <w:p>
-      <w:r>
-        <w:t>Investigate Confounders and controls. Record the prediction, actual observation or labelled paper trace, explanation and next test separately.</w:t>
-      </w:r>
-    </w:p>
-    <w:p>
-      <w:pPr>
-        <w:pStyle w:val="Heading3"/>
-      </w:pPr>
-      <w:r>
-        <w:t>Predict, investigate and preserve the evidence</w:t>
+        <w:t>09. Run a complete control-record and crossed-condition investigation</w:t>
+      </w:r>
+    </w:p>
+    <w:p>
+      <w:r>
+        <w:t>Inspect missing cells and the known toy rule rather than imagining a live model result.</w:t>
+      </w:r>
+    </w:p>
+    <w:p>
+      <w:pPr>
+        <w:pStyle w:val="Heading2"/>
+      </w:pPr>
+      <w:r>
+        <w:t>Current multi-change comparison investigation</w:t>
       </w:r>
     </w:p>
     <w:p>
@@ -2070,6 +3228,144 @@
           <w:b w:val="0"/>
         </w:rPr>
         <w:t>New method uses better corpus and different queries while old method uses the original set. Show the intermediate steps and give the conclusion with its scope.</w:t>
+      </w:r>
+    </w:p>
+    <w:p>
+      <w:pPr>
+        <w:pStyle w:val="Heading2"/>
+      </w:pPr>
+      <w:r>
+        <w:t>Runnable declared-condition and toy-rule audit</w:t>
+      </w:r>
+    </w:p>
+    <w:p>
+      <w:r>
+        <w:rPr>
+          <w:rFonts w:ascii="Courier New" w:hAnsi="Courier New"/>
+          <w:sz w:val="18"/>
+        </w:rPr>
+        <w:t>"""Declared comparison controls and a deliberately paper-only toy rule."""</w:t>
+        <w:br/>
+        <w:t>from collections import Counter</w:t>
+        <w:br/>
+        <w:t>from copy import deepcopy</w:t>
+        <w:br/>
+        <w:t>A={'method':'A','corpus':'c1','queries':['Q1','Q2','Q3'],'cutoff':3,'rubric':'r1','environment':'toy-local'}</w:t>
+        <w:br/>
+        <w:t>B={'method':'B','corpus':'c2','queries':['Q4','Q5','Q6'],'cutoff':3,'rubric':'r1','environment':'toy-local'}</w:t>
+        <w:br/>
+        <w:t>def unintended_changes(a,b):</w:t>
+        <w:br/>
+        <w:t xml:space="preserve"> fields={'method','corpus','queries','cutoff','rubric','environment'}</w:t>
+        <w:br/>
+        <w:t xml:space="preserve"> if type(a) is not dict or type(b) is not dict or set(a)!=fields or set(b)!=fields:</w:t>
+        <w:br/>
+        <w:t xml:space="preserve">  raise ValueError('complete declared control records required')</w:t>
+        <w:br/>
+        <w:t xml:space="preserve"> return [field for field in ['corpus','queries','cutoff','rubric','environment'] if a[field]!=b[field]]</w:t>
+        <w:br/>
+        <w:t>main_changes=unintended_changes(A,B)</w:t>
+        <w:br/>
+        <w:t>matched_B={**deepcopy(A),'method':'B'}</w:t>
+        <w:br/>
+        <w:t>assert main_changes==['corpus','queries'] and unintended_changes(A,matched_B)==[]</w:t>
+        <w:br/>
+        <w:t># Separate picture metadata: H1 and S1 recur; these four rows are not four leaf objects.</w:t>
+        <w:br/>
+        <w:t>original=[{'leaf_id':'H1','condition':'healthy','paper':'white'},</w:t>
+        <w:br/>
+        <w:t xml:space="preserve">          {'leaf_id':'S1','condition':'spotted','paper':'blue'}]</w:t>
+        <w:br/>
+        <w:t>crossed=[{'leaf_id':leaf,'condition':condition,'paper':paper}</w:t>
+        <w:br/>
+        <w:t xml:space="preserve">         for leaf,condition in [('H1','healthy'),('S1','spotted')] for paper in ['white','blue']]</w:t>
+        <w:br/>
+        <w:t>COMBINATIONS={(condition,paper) for condition in ['healthy','spotted'] for paper in ['white','blue']}</w:t>
+        <w:br/>
+        <w:t>def design_cells(rows):</w:t>
+        <w:br/>
+        <w:t xml:space="preserve"> if type(rows) is not list or not rows:raise ValueError('nonempty supplied metadata required')</w:t>
+        <w:br/>
+        <w:t xml:space="preserve"> cells=Counter()</w:t>
+        <w:br/>
+        <w:t xml:space="preserve"> for row in rows:</w:t>
+        <w:br/>
+        <w:t xml:space="preserve">  if type(row) is not dict or set(row)!={'leaf_id','condition','paper'}:</w:t>
+        <w:br/>
+        <w:t xml:space="preserve">   raise ValueError('exact leaf/condition/paper metadata required')</w:t>
+        <w:br/>
+        <w:t xml:space="preserve">  if type(row['leaf_id']) is not str or not row['leaf_id'] or (row['condition'],row['paper']) not in COMBINATIONS:</w:t>
+        <w:br/>
+        <w:t xml:space="preserve">   raise ValueError('declared leaf and cell values required')</w:t>
+        <w:br/>
+        <w:t xml:space="preserve">  cells[(row['condition'],row['paper'])]+=1</w:t>
+        <w:br/>
+        <w:t xml:space="preserve"> return {'cells':dict(cells),'missing_cells':sorted(COMBINATIONS-set(cells)),</w:t>
+        <w:br/>
+        <w:t xml:space="preserve">         'records':len(rows),'leaf_ids':len({r['leaf_id'] for r in rows})}</w:t>
+        <w:br/>
+        <w:t>def paper_only_rule(paper):</w:t>
+        <w:br/>
+        <w:t xml:space="preserve"> if paper not in ('white','blue'):raise ValueError('known paper fixture required')</w:t>
+        <w:br/>
+        <w:t xml:space="preserve"> return 'healthy' if paper=='white' else 'spotted'</w:t>
+        <w:br/>
+        <w:t>def evaluate_rule(rows):</w:t>
+        <w:br/>
+        <w:t xml:space="preserve"> design_cells(rows)</w:t>
+        <w:br/>
+        <w:t xml:space="preserve"> return [{'leaf_id':r['leaf_id'],'condition':r['condition'],'paper':r['paper'],</w:t>
+        <w:br/>
+        <w:t xml:space="preserve">          'prediction':paper_only_rule(r['paper']),'correct':paper_only_rule(r['paper'])==r['condition']} for r in rows]</w:t>
+        <w:br/>
+        <w:t>before=deepcopy(crossed)</w:t>
+        <w:br/>
+        <w:t>original_cells=design_cells(original);crossed_cells=design_cells(crossed)</w:t>
+        <w:br/>
+        <w:t>original_results=evaluate_rule(original);crossed_results=evaluate_rule(crossed)</w:t>
+        <w:br/>
+        <w:t>assert len(original_cells['missing_cells'])==2 and crossed_cells['missing_cells']==[]</w:t>
+        <w:br/>
+        <w:t>assert sum(r['correct'] for r in original_results)==2 and sum(r['correct'] for r in crossed_results)==2</w:t>
+        <w:br/>
+        <w:t>assert len(crossed_results)==4 and crossed_cells['leaf_ids']==2 and crossed==before</w:t>
+        <w:br/>
+        <w:t>print('Main unintended declared changes:',main_changes,'matched-design fields:',unintended_changes(A,matched_B))</w:t>
+        <w:br/>
+        <w:t>print('Original versus crossed cells:',original_cells,crossed_cells)</w:t>
+        <w:br/>
+        <w:t>print('Deliberately paper-only rule on coupled records:',original_results)</w:t>
+        <w:br/>
+        <w:t>print('Same toy rule on crossed records:',crossed_results)</w:t>
+        <w:br/>
+        <w:t>print('The rule fits original2/2 yet only2/4 crossed, illustrating an alternative explanation. It does not reveal what an actual trained model uses internally.')</w:t>
+        <w:br/>
+        <w:t>print('All conditions/labels are supplied fictional metadata. No photos, collection, classifier training, randomization, network timings or real causal experiment is performed. Matching listed fields does not prove all confounders controlled.')</w:t>
+        <w:br/>
+      </w:r>
+    </w:p>
+    <w:p>
+      <w:pPr>
+        <w:pStyle w:val="Heading2"/>
+      </w:pPr>
+      <w:r>
+        <w:t>Expected mismatches, cells and evidence limits</w:t>
+      </w:r>
+    </w:p>
+    <w:p>
+      <w:pPr>
+        <w:pStyle w:val="ListNumber"/>
+      </w:pPr>
+      <w:r>
+        <w:t>Predict the main corpus/query mismatches before running or tracing the metadata audit. The proposed matched B removes those listed differences, not every possible confounder, and no performance result is computed for it. Separate leaf fixtures show two original cells and all four crossed cells. The intentionally paper-only rule scores two of two original records but two of four crossed records, while only two leaf IDs exist. This illustrates an alternative explanation without training or diagnosing any real classifier. No images, randomization, new collection or network timing run occurs. Keep actual local output separate from a paper trace and from the independent time-of-day design task.</w:t>
+      </w:r>
+    </w:p>
+    <w:p>
+      <w:pPr>
+        <w:pStyle w:val="Heading2"/>
+      </w:pPr>
+      <w:r>
+        <w:t>Evidence ledger and reflection</w:t>
       </w:r>
     </w:p>
     <w:tbl>
@@ -2221,14 +3517,6 @@
     </w:p>
     <w:p>
       <w:pPr>
-        <w:pStyle w:val="Heading3"/>
-      </w:pPr>
-      <w:r>
-        <w:t>Plan → try → check</w:t>
-      </w:r>
-    </w:p>
-    <w:p>
-      <w:pPr>
         <w:spacing w:line="336" w:lineRule="auto" w:after="180"/>
       </w:pPr>
       <w:r>
@@ -2240,23 +3528,47 @@
     </w:p>
     <w:p>
       <w:pPr>
+        <w:pStyle w:val="Heading2"/>
+      </w:pPr>
+      <w:r>
+        <w:t>Earlier wording, alternatives and picture transcripts · reference / check after trying</w:t>
+      </w:r>
+    </w:p>
+    <w:p>
+      <w:pPr>
+        <w:pStyle w:val="Heading3"/>
+      </w:pPr>
+      <w:r>
+        <w:t>Predict, investigate and preserve the evidence</w:t>
+      </w:r>
+    </w:p>
+    <w:p>
+      <w:pPr>
+        <w:pStyle w:val="Heading3"/>
+      </w:pPr>
+      <w:r>
+        <w:t>Plan → try → check</w:t>
+      </w:r>
+    </w:p>
+    <w:p>
+      <w:pPr>
         <w:pStyle w:val="Heading1"/>
       </w:pPr>
       <w:r>
-        <w:t>10. Build your understanding</w:t>
-      </w:r>
-    </w:p>
-    <w:p>
-      <w:r>
-        <w:t>Move from recall to tracing, diagnosis and transfer in Confounders and controls. Explain why each step is justified.</w:t>
-      </w:r>
-    </w:p>
-    <w:p>
-      <w:pPr>
-        <w:pStyle w:val="Heading3"/>
-      </w:pPr>
-      <w:r>
-        <w:t>Explain → apply → challenge</w:t>
+        <w:t>14. Try alone: method is coupled with time of day</w:t>
+      </w:r>
+    </w:p>
+    <w:p>
+      <w:r>
+        <w:t>Repair the comparison and record the timing conditions.</w:t>
+      </w:r>
+    </w:p>
+    <w:p>
+      <w:pPr>
+        <w:pStyle w:val="Heading2"/>
+      </w:pPr>
+      <w:r>
+        <w:t>Complete selected independent task</w:t>
       </w:r>
     </w:p>
     <w:p>
@@ -2267,43 +3579,123 @@
         <w:rPr>
           <w:b w:val="0"/>
         </w:rPr>
-        <w:t xml:space="preserve">Explain the weekly </w:t>
-      </w:r>
-      <w:r>
-        <w:rPr>
-          <w:b/>
-        </w:rPr>
-        <w:t>mechanism</w:t>
-      </w:r>
+        <w:t>Every method A run is morning and B run afternoon; network speed varies by time. Propose a repair.</w:t>
+      </w:r>
+    </w:p>
+    <w:p>
+      <w:pPr>
+        <w:pStyle w:val="Heading2"/>
+      </w:pPr>
+      <w:r>
+        <w:t>First attempt and support record</w:t>
+      </w:r>
+    </w:p>
+    <w:p>
+      <w:pPr>
+        <w:pStyle w:val="Heading3"/>
+      </w:pPr>
+      <w:r>
+        <w:t>My independent explanation, trace and limits</w:t>
+      </w:r>
+    </w:p>
+    <w:p>
+      <w:r>
+        <w:t>________________________________________________________________</w:t>
+      </w:r>
+    </w:p>
+    <w:p>
+      <w:r>
+        <w:t>________________________________________________________________</w:t>
+      </w:r>
+    </w:p>
+    <w:p>
+      <w:r>
+        <w:t>________________________________________________________________</w:t>
+      </w:r>
+    </w:p>
+    <w:p>
+      <w:r>
+        <w:t>________________________________________________________________</w:t>
+      </w:r>
+    </w:p>
+    <w:p>
+      <w:r>
+        <w:t>________________________________________________________________</w:t>
+      </w:r>
+    </w:p>
+    <w:p>
+      <w:r>
+        <w:t>________________________________________________________________</w:t>
+      </w:r>
+    </w:p>
+    <w:p>
+      <w:r>
+        <w:t>________________________________________________________________</w:t>
+      </w:r>
+    </w:p>
+    <w:p>
+      <w:pPr>
+        <w:spacing w:line="336" w:lineRule="auto" w:after="180"/>
+      </w:pPr>
       <w:r>
         <w:rPr>
           <w:b w:val="0"/>
         </w:rPr>
-        <w:t xml:space="preserve"> in your own words. Use the worked scenario to name its </w:t>
-      </w:r>
-      <w:r>
-        <w:rPr>
-          <w:b/>
-        </w:rPr>
-        <w:t>input</w:t>
-      </w:r>
+        <w:t>Attempt this case before feedback. Record any help. Earlier examples below are further practice; a case already practised with feedback cannot establish fresh transfer.</w:t>
+      </w:r>
+    </w:p>
+    <w:p>
+      <w:pPr>
+        <w:pStyle w:val="Heading2"/>
+      </w:pPr>
+      <w:r>
+        <w:t>Feedback after trying</w:t>
+      </w:r>
+    </w:p>
+    <w:p>
+      <w:pPr>
+        <w:spacing w:line="336" w:lineRule="auto" w:after="180"/>
+      </w:pPr>
       <w:r>
         <w:rPr>
           <w:b w:val="0"/>
         </w:rPr>
-        <w:t xml:space="preserve">, decision rule and </w:t>
-      </w:r>
-      <w:r>
-        <w:rPr>
-          <w:b/>
-        </w:rPr>
-        <w:t>output</w:t>
-      </w:r>
+        <w:t>Attempt the independent case before hints. Record whether you worked alone, used a hint or followed a model. After feedback, fix the first unsupported step and explain why it changed.</w:t>
+      </w:r>
+    </w:p>
+    <w:p>
+      <w:pPr>
+        <w:spacing w:line="336" w:lineRule="auto" w:after="180"/>
+      </w:pPr>
       <w:r>
         <w:rPr>
           <w:b w:val="0"/>
         </w:rPr>
-        <w:t>.</w:t>
+        <w:t>A later check uses a changed case, not a copied answer.</w:t>
+      </w:r>
+    </w:p>
+    <w:p>
+      <w:pPr>
+        <w:pStyle w:val="Heading2"/>
+      </w:pPr>
+      <w:r>
+        <w:t>Earlier wording, alternatives and picture transcripts · reference / check after trying</w:t>
+      </w:r>
+    </w:p>
+    <w:p>
+      <w:pPr>
+        <w:pStyle w:val="Heading3"/>
+      </w:pPr>
+      <w:r>
+        <w:t>Independent case: Apply a new case independently</w:t>
+      </w:r>
+    </w:p>
+    <w:p>
+      <w:pPr>
+        <w:pStyle w:val="Heading3"/>
+      </w:pPr>
+      <w:r>
+        <w:t>Attempt this without hints</w:t>
       </w:r>
     </w:p>
     <w:p>
@@ -2314,53 +3706,66 @@
         <w:rPr>
           <w:b w:val="0"/>
         </w:rPr>
-        <w:t xml:space="preserve">A report omits this qualification: </w:t>
-      </w:r>
-      <w:r>
-        <w:rPr>
-          <w:b/>
-        </w:rPr>
-        <w:t>Control</w:t>
-      </w:r>
+        <w:t>Every method A run is morning and B run afternoon; network speed varies by time. Propose a repair.</w:t>
+      </w:r>
+    </w:p>
+    <w:p>
+      <w:pPr>
+        <w:pStyle w:val="Heading3"/>
+      </w:pPr>
+      <w:r>
+        <w:t>My independent procedure, result and limitation</w:t>
+      </w:r>
+    </w:p>
+    <w:p>
+      <w:r>
+        <w:t>________________________________________________________________</w:t>
+      </w:r>
+    </w:p>
+    <w:p>
+      <w:r>
+        <w:t>________________________________________________________________</w:t>
+      </w:r>
+    </w:p>
+    <w:p>
+      <w:r>
+        <w:t>________________________________________________________________</w:t>
+      </w:r>
+    </w:p>
+    <w:p>
+      <w:r>
+        <w:t>________________________________________________________________</w:t>
+      </w:r>
+    </w:p>
+    <w:p>
+      <w:r>
+        <w:t>________________________________________________________________</w:t>
+      </w:r>
+    </w:p>
+    <w:p>
+      <w:r>
+        <w:t>________________________________________________________________</w:t>
+      </w:r>
+    </w:p>
+    <w:p>
+      <w:r>
+        <w:t>________________________________________________________________</w:t>
+      </w:r>
+    </w:p>
+    <w:p>
+      <w:r>
+        <w:t>________________________________________________________________</w:t>
+      </w:r>
+    </w:p>
+    <w:p>
+      <w:pPr>
+        <w:spacing w:line="336" w:lineRule="auto" w:after="180"/>
+      </w:pPr>
       <w:r>
         <w:rPr>
           <w:b w:val="0"/>
         </w:rPr>
-        <w:t xml:space="preserve">s address specified alternatives, not every possible unknown </w:t>
-      </w:r>
-      <w:r>
-        <w:rPr>
-          <w:b/>
-        </w:rPr>
-        <w:t>confounder</w:t>
-      </w:r>
-      <w:r>
-        <w:rPr>
-          <w:b w:val="0"/>
-        </w:rPr>
-        <w:t>. Explain how omitting it could change a reader's interpretation, and write an accurate replacement.</w:t>
-      </w:r>
-    </w:p>
-    <w:p>
-      <w:pPr>
-        <w:spacing w:line="336" w:lineRule="auto" w:after="180"/>
-      </w:pPr>
-      <w:r>
-        <w:rPr>
-          <w:b w:val="0"/>
-        </w:rPr>
-        <w:t>For the worked scenario, propose one additional case that could reveal a failure, describe its expected outcome before running it, and explain what would need to remain fixed for a fair comparison.</w:t>
-      </w:r>
-    </w:p>
-    <w:p>
-      <w:pPr>
-        <w:spacing w:line="336" w:lineRule="auto" w:after="180"/>
-      </w:pPr>
-      <w:r>
-        <w:rPr>
-          <w:b w:val="0"/>
-        </w:rPr>
-        <w:t>Do not reuse W4 as a new final test after receiving feedback.</w:t>
+        <w:t>Record support used: none, hint or teacher explanation. After feedback, a different case is needed to demonstrate independence.</w:t>
       </w:r>
     </w:p>
     <w:p>
@@ -2368,32 +3773,7 @@
         <w:pStyle w:val="Heading3"/>
       </w:pPr>
       <w:r>
-        <w:t>Explain which evidence supports your conclusion and which claim remains unproved.</w:t>
-      </w:r>
-    </w:p>
-    <w:p>
-      <w:r>
-        <w:t>________________________________________________________________</w:t>
-      </w:r>
-    </w:p>
-    <w:p>
-      <w:r>
-        <w:t>________________________________________________________________</w:t>
-      </w:r>
-    </w:p>
-    <w:p>
-      <w:r>
-        <w:t>________________________________________________________________</w:t>
-      </w:r>
-    </w:p>
-    <w:p>
-      <w:r>
-        <w:t>________________________________________________________________</w:t>
-      </w:r>
-    </w:p>
-    <w:p>
-      <w:r>
-        <w:t>________________________________________________________________</w:t>
+        <w:t>Use feedback to improve</w:t>
       </w:r>
     </w:p>
     <w:p>
@@ -2401,12 +3781,20 @@
         <w:pStyle w:val="Heading1"/>
       </w:pPr>
       <w:r>
-        <w:t>11. Connect your project</w:t>
-      </w:r>
-    </w:p>
-    <w:p>
-      <w:r>
-        <w:t>Apply this week’s idea to Reproducible AI Research Study. Keep an annotated decision and the evidence supporting it.</w:t>
+        <w:t>11. Save intended factors, controls and unexplained differences</w:t>
+      </w:r>
+    </w:p>
+    <w:p>
+      <w:r>
+        <w:t>Keep diagnostic sensitivity and broad causal explanations separate.</w:t>
+      </w:r>
+    </w:p>
+    <w:p>
+      <w:pPr>
+        <w:pStyle w:val="Heading2"/>
+      </w:pPr>
+      <w:r>
+        <w:t>Project task and artifact</w:t>
       </w:r>
     </w:p>
     <w:p>
@@ -2645,10 +4033,10 @@
     </w:tbl>
     <w:p>
       <w:pPr>
-        <w:pStyle w:val="Heading3"/>
-      </w:pPr>
-      <w:r>
-        <w:t>Evidence for your project</w:t>
+        <w:pStyle w:val="Heading2"/>
+      </w:pPr>
+      <w:r>
+        <w:t>Actual local metadata run or paper trace and limitations</w:t>
       </w:r>
     </w:p>
     <w:p>
@@ -2664,15 +4052,88 @@
     </w:p>
     <w:p>
       <w:pPr>
+        <w:pStyle w:val="Heading2"/>
+      </w:pPr>
+      <w:r>
+        <w:t>Earlier wording, alternatives and picture transcripts · reference / check after trying</w:t>
+      </w:r>
+    </w:p>
+    <w:p>
+      <w:pPr>
+        <w:pStyle w:val="Heading3"/>
+      </w:pPr>
+      <w:r>
+        <w:t>Evidence for your project</w:t>
+      </w:r>
+    </w:p>
+    <w:p>
+      <w:pPr>
         <w:pStyle w:val="Heading1"/>
       </w:pPr>
       <w:r>
-        <w:t>12. Show what you know</w:t>
-      </w:r>
-    </w:p>
-    <w:p>
-      <w:r>
-        <w:t>Use a genuinely new case for independent evidence. Previously discussed examples remain practice; use the separately named independent case before feedback.</w:t>
+        <w:t>16. Explain the alternative explanation and a design that could challenge it</w:t>
+      </w:r>
+    </w:p>
+    <w:p>
+      <w:r>
+        <w:t>A control plan must say what changes and what stays comparable.</w:t>
+      </w:r>
+    </w:p>
+    <w:p>
+      <w:pPr>
+        <w:pStyle w:val="Heading2"/>
+      </w:pPr>
+      <w:r>
+        <w:t>Retrieve and explain</w:t>
+      </w:r>
+    </w:p>
+    <w:p>
+      <w:pPr>
+        <w:pStyle w:val="ListBullet"/>
+      </w:pPr>
+      <w:r>
+        <w:t>Close your notes. Explain this goal in your own words: Explain the mechanism and terminology of confounders and controls</w:t>
+      </w:r>
+    </w:p>
+    <w:p>
+      <w:pPr>
+        <w:pStyle w:val="Heading3"/>
+      </w:pPr>
+      <w:r>
+        <w:t>My deciding step, evidence and one remaining question</w:t>
+      </w:r>
+    </w:p>
+    <w:p>
+      <w:r>
+        <w:t>________________________________________________________________</w:t>
+      </w:r>
+    </w:p>
+    <w:p>
+      <w:r>
+        <w:t>________________________________________________________________</w:t>
+      </w:r>
+    </w:p>
+    <w:p>
+      <w:r>
+        <w:t>________________________________________________________________</w:t>
+      </w:r>
+    </w:p>
+    <w:p>
+      <w:r>
+        <w:t>________________________________________________________________</w:t>
+      </w:r>
+    </w:p>
+    <w:p>
+      <w:r>
+        <w:t>________________________________________________________________</w:t>
+      </w:r>
+    </w:p>
+    <w:p>
+      <w:pPr>
+        <w:pStyle w:val="Heading2"/>
+      </w:pPr>
+      <w:r>
+        <w:t>Plan a changed-case return</w:t>
       </w:r>
     </w:p>
     <w:p>
@@ -2683,62 +4144,31 @@
         <w:rPr>
           <w:b w:val="0"/>
         </w:rPr>
-        <w:t>Complete the supported workbook tasks before attempting W4 independently. Record any hints or help used. After feedback, use the teacher's fresh retry rather than copying the earlier answer.</w:t>
-      </w:r>
-    </w:p>
-    <w:p>
-      <w:pPr>
-        <w:spacing w:line="336" w:lineRule="auto" w:after="180"/>
-      </w:pPr>
+        <w:t xml:space="preserve">If you are unsure, return to the worked picture and explain one arrow. If you are ready, change an </w:t>
+      </w:r>
+      <w:r>
+        <w:rPr>
+          <w:b/>
+        </w:rPr>
+        <w:t>input</w:t>
+      </w:r>
       <w:r>
         <w:rPr>
           <w:b w:val="0"/>
         </w:rPr>
-        <w:t>For a project, select a relevant new case, predict the outcome from the declared rule and preserve the result alongside any revision.</w:t>
-      </w:r>
-    </w:p>
-    <w:p>
-      <w:pPr>
-        <w:pStyle w:val="Heading3"/>
-      </w:pPr>
-      <w:r>
-        <w:t>Exit: propose one revealing change to the worked scenario. State the expected outcome and the evidence that would make you revise your explanation.</w:t>
-      </w:r>
-    </w:p>
-    <w:p>
-      <w:r>
-        <w:t>________________________________________________________________</w:t>
-      </w:r>
-    </w:p>
-    <w:p>
-      <w:r>
-        <w:t>________________________________________________________________</w:t>
-      </w:r>
-    </w:p>
-    <w:p>
-      <w:r>
-        <w:t>________________________________________________________________</w:t>
-      </w:r>
-    </w:p>
-    <w:p>
-      <w:r>
-        <w:t>________________________________________________________________</w:t>
-      </w:r>
-    </w:p>
-    <w:p>
-      <w:r>
-        <w:t>________________________________________________________________</w:t>
-      </w:r>
-    </w:p>
-    <w:p>
-      <w:pPr>
-        <w:spacing w:line="336" w:lineRule="auto" w:after="180"/>
-      </w:pPr>
+        <w:t xml:space="preserve"> or assumption and justify your </w:t>
+      </w:r>
+      <w:r>
+        <w:rPr>
+          <w:b/>
+        </w:rPr>
+        <w:t>prediction</w:t>
+      </w:r>
       <w:r>
         <w:rPr>
           <w:b w:val="0"/>
         </w:rPr>
-        <w:t>For the worked scenario, propose one additional case that could reveal a failure, describe its expected outcome before running it, and explain what would need to remain fixed for a fair comparison.</w:t>
+        <w:t>.</w:t>
       </w:r>
     </w:p>
     <w:p>
@@ -2749,14 +4179,336 @@
         <w:rPr>
           <w:b w:val="0"/>
         </w:rPr>
-        <w:t>Do not reuse W4 as a new final test after receiving feedback.</w:t>
-      </w:r>
-    </w:p>
+        <w:t xml:space="preserve">Save your workbook </w:t>
+      </w:r>
+      <w:r>
+        <w:rPr>
+          <w:b/>
+        </w:rPr>
+        <w:t>evidence</w:t>
+      </w:r>
+      <w:r>
+        <w:rPr>
+          <w:b w:val="0"/>
+        </w:rPr>
+        <w:t>. At the next review, try a different case before opening your old answer.</w:t>
+      </w:r>
+    </w:p>
+    <w:p>
+      <w:pPr>
+        <w:pStyle w:val="Heading1"/>
+      </w:pPr>
+      <w:r>
+        <w:t>Reference bank and extra practice</w:t>
+      </w:r>
+    </w:p>
+    <w:p>
+      <w:pPr>
+        <w:pStyle w:val="Heading1"/>
+      </w:pPr>
+      <w:r>
+        <w:t>05. Reference · Use research vocabulary precisely</w:t>
+      </w:r>
+    </w:p>
+    <w:p>
+      <w:r>
+        <w:t>Connect each term to the question, comparison, measurement or evidence.</w:t>
+      </w:r>
+    </w:p>
+    <w:p>
+      <w:pPr>
+        <w:pStyle w:val="Heading2"/>
+      </w:pPr>
+      <w:r>
+        <w:t>Vocabulary and your explanation</w:t>
+      </w:r>
+    </w:p>
+    <w:tbl>
+      <w:tblPr>
+        <w:tblStyle w:val="LightShading-Accent1"/>
+        <w:tblW w:type="auto" w:w="0"/>
+        <w:tblLook w:firstColumn="1" w:firstRow="1" w:lastColumn="0" w:lastRow="0" w:noHBand="0" w:noVBand="1" w:val="04A0"/>
+      </w:tblPr>
+      <w:tblGrid>
+        <w:gridCol w:w="5112"/>
+        <w:gridCol w:w="5112"/>
+      </w:tblGrid>
+      <w:tr>
+        <w:trPr>
+          <w:tblHeader/>
+        </w:trPr>
+        <w:tc>
+          <w:tcPr>
+            <w:tcW w:type="dxa" w:w="5112"/>
+          </w:tcPr>
+          <w:p>
+            <w:r>
+              <w:t>Word</w:t>
+            </w:r>
+          </w:p>
+        </w:tc>
+        <w:tc>
+          <w:tcPr>
+            <w:tcW w:type="dxa" w:w="5112"/>
+          </w:tcPr>
+          <w:p>
+            <w:r>
+              <w:t>Meaning</w:t>
+            </w:r>
+          </w:p>
+        </w:tc>
+      </w:tr>
+      <w:tr>
+        <w:tc>
+          <w:tcPr>
+            <w:tcW w:type="dxa" w:w="5112"/>
+          </w:tcPr>
+          <w:p>
+            <w:r>
+              <w:t>Confounder</w:t>
+            </w:r>
+          </w:p>
+        </w:tc>
+        <w:tc>
+          <w:tcPr>
+            <w:tcW w:type="dxa" w:w="5112"/>
+          </w:tcPr>
+          <w:p>
+            <w:r>
+              <w:t>A differing condition offering another explanation</w:t>
+            </w:r>
+          </w:p>
+        </w:tc>
+      </w:tr>
+      <w:tr>
+        <w:tc>
+          <w:tcPr>
+            <w:tcW w:type="dxa" w:w="5112"/>
+          </w:tcPr>
+          <w:p>
+            <w:r>
+              <w:t>Control</w:t>
+            </w:r>
+          </w:p>
+        </w:tc>
+        <w:tc>
+          <w:tcPr>
+            <w:tcW w:type="dxa" w:w="5112"/>
+          </w:tcPr>
+          <w:p>
+            <w:r>
+              <w:t>A design constraint preserving comparison conditions</w:t>
+            </w:r>
+          </w:p>
+        </w:tc>
+      </w:tr>
+      <w:tr>
+        <w:tc>
+          <w:tcPr>
+            <w:tcW w:type="dxa" w:w="5112"/>
+          </w:tcPr>
+          <w:p>
+            <w:r>
+              <w:t>Counterbalancing</w:t>
+            </w:r>
+          </w:p>
+        </w:tc>
+        <w:tc>
+          <w:tcPr>
+            <w:tcW w:type="dxa" w:w="5112"/>
+          </w:tcPr>
+          <w:p>
+            <w:r>
+              <w:t>Varying order to reduce systematic order differences</w:t>
+            </w:r>
+          </w:p>
+        </w:tc>
+      </w:tr>
+    </w:tbl>
     <w:p>
       <w:pPr>
         <w:pStyle w:val="Heading3"/>
       </w:pPr>
       <w:r>
+        <w:t>Use two terms to explain a step in this week’s example.</w:t>
+      </w:r>
+    </w:p>
+    <w:p>
+      <w:r>
+        <w:t>________________________________________________________________</w:t>
+      </w:r>
+    </w:p>
+    <w:p>
+      <w:r>
+        <w:t>________________________________________________________________</w:t>
+      </w:r>
+    </w:p>
+    <w:p>
+      <w:r>
+        <w:t>________________________________________________________________</w:t>
+      </w:r>
+    </w:p>
+    <w:p>
+      <w:pPr>
+        <w:pStyle w:val="Heading1"/>
+      </w:pPr>
+      <w:r>
+        <w:t>10. Extra challenge · Explain a stronger case</w:t>
+      </w:r>
+    </w:p>
+    <w:p>
+      <w:r>
+        <w:t>Choose the next challenge after the main route.</w:t>
+      </w:r>
+    </w:p>
+    <w:p>
+      <w:pPr>
+        <w:pStyle w:val="Heading2"/>
+      </w:pPr>
+      <w:r>
+        <w:t>Explain,repair and extend</w:t>
+      </w:r>
+    </w:p>
+    <w:p>
+      <w:pPr>
+        <w:pStyle w:val="Heading3"/>
+      </w:pPr>
+      <w:r>
+        <w:t>Explain → apply → challenge</w:t>
+      </w:r>
+    </w:p>
+    <w:p>
+      <w:pPr>
+        <w:pStyle w:val="ListBullet"/>
+      </w:pPr>
+      <w:r>
+        <w:t>Explain the weekly mechanism in your own words. Use the worked scenario to name its input, decision rule and output.</w:t>
+      </w:r>
+    </w:p>
+    <w:p>
+      <w:pPr>
+        <w:pStyle w:val="ListBullet"/>
+      </w:pPr>
+      <w:r>
+        <w:t>A report omits this qualification: Controls address specified alternatives, not every possible unknown confounder. Explain how omitting it could change a reader's interpretation, and write an accurate replacement.</w:t>
+      </w:r>
+    </w:p>
+    <w:p>
+      <w:pPr>
+        <w:pStyle w:val="ListBullet"/>
+      </w:pPr>
+      <w:r>
+        <w:t>For the worked scenario, propose one additional case that could reveal a failure, describe its expected outcome before running it, and explain what would need to remain fixed for a fair comparison. Do not reuse W4 as a new final test after receiving feedback.</w:t>
+      </w:r>
+    </w:p>
+    <w:p>
+      <w:pPr>
+        <w:pStyle w:val="Heading3"/>
+      </w:pPr>
+      <w:r>
+        <w:t>Explain which evidence supports your conclusion and which claim remains unproved.</w:t>
+      </w:r>
+    </w:p>
+    <w:p>
+      <w:r>
+        <w:t>________________________________________________________________</w:t>
+      </w:r>
+    </w:p>
+    <w:p>
+      <w:r>
+        <w:t>________________________________________________________________</w:t>
+      </w:r>
+    </w:p>
+    <w:p>
+      <w:r>
+        <w:t>________________________________________________________________</w:t>
+      </w:r>
+    </w:p>
+    <w:p>
+      <w:r>
+        <w:t>________________________________________________________________</w:t>
+      </w:r>
+    </w:p>
+    <w:p>
+      <w:r>
+        <w:t>________________________________________________________________</w:t>
+      </w:r>
+    </w:p>
+    <w:p>
+      <w:pPr>
+        <w:pStyle w:val="Heading1"/>
+      </w:pPr>
+      <w:r>
+        <w:t>12. Reference · Check the research reasoning and its limits</w:t>
+      </w:r>
+    </w:p>
+    <w:p>
+      <w:r>
+        <w:t>Use after practice; reserve the selected independent case for its first attempt.</w:t>
+      </w:r>
+    </w:p>
+    <w:p>
+      <w:pPr>
+        <w:pStyle w:val="Heading2"/>
+      </w:pPr>
+      <w:r>
+        <w:t>Current explanation and response</w:t>
+      </w:r>
+    </w:p>
+    <w:p>
+      <w:pPr>
+        <w:pStyle w:val="ListBullet"/>
+      </w:pPr>
+      <w:r>
+        <w:t>Complete the supported workbook tasks before attempting W4 independently. Record any hints or help used. After feedback, use the teacher's fresh retry rather than copying the earlier answer. For a project, select a relevant new case, predict the outcome from the declared rule and preserve the result alongside any revision.</w:t>
+      </w:r>
+    </w:p>
+    <w:p>
+      <w:pPr>
+        <w:pStyle w:val="Heading3"/>
+      </w:pPr>
+      <w:r>
+        <w:t>Exit: propose one revealing change to the worked scenario. State the expected outcome and the evidence that would make you revise your explanation.</w:t>
+      </w:r>
+    </w:p>
+    <w:p>
+      <w:r>
+        <w:t>________________________________________________________________</w:t>
+      </w:r>
+    </w:p>
+    <w:p>
+      <w:r>
+        <w:t>________________________________________________________________</w:t>
+      </w:r>
+    </w:p>
+    <w:p>
+      <w:r>
+        <w:t>________________________________________________________________</w:t>
+      </w:r>
+    </w:p>
+    <w:p>
+      <w:r>
+        <w:t>________________________________________________________________</w:t>
+      </w:r>
+    </w:p>
+    <w:p>
+      <w:r>
+        <w:t>________________________________________________________________</w:t>
+      </w:r>
+    </w:p>
+    <w:p>
+      <w:pPr>
+        <w:pStyle w:val="ListBullet"/>
+      </w:pPr>
+      <w:r>
+        <w:t>For the worked scenario, propose one additional case that could reveal a failure, describe its expected outcome before running it, and explain what would need to remain fixed for a fair comparison. Do not reuse W4 as a new final test after receiving feedback.</w:t>
+      </w:r>
+    </w:p>
+    <w:p>
+      <w:pPr>
+        <w:pStyle w:val="Heading3"/>
+      </w:pPr>
+      <w:r>
         <w:t>My limited claim and a useful next check</w:t>
       </w:r>
     </w:p>
@@ -2785,12 +4537,20 @@
         <w:pStyle w:val="Heading1"/>
       </w:pPr>
       <w:r>
-        <w:t>13. Study a complete case</w:t>
-      </w:r>
-    </w:p>
-    <w:p>
-      <w:r>
-        <w:t>Revisit the complete Confounders and controls case for supported practice. Repeated examples do not become fresh assessments.</w:t>
+        <w:t>13. Extra practice · Revisit the complete trace</w:t>
+      </w:r>
+    </w:p>
+    <w:p>
+      <w:r>
+        <w:t>Predict before reading the supplied steps.</w:t>
+      </w:r>
+    </w:p>
+    <w:p>
+      <w:pPr>
+        <w:pStyle w:val="Heading2"/>
+      </w:pPr>
+      <w:r>
+        <w:t>Complete trace and evidence</w:t>
       </w:r>
     </w:p>
     <w:p>
@@ -2959,206 +4719,20 @@
         <w:pStyle w:val="Heading1"/>
       </w:pPr>
       <w:r>
-        <w:t>14. Try a new case independently</w:t>
-      </w:r>
-    </w:p>
-    <w:p>
-      <w:r>
-        <w:t>Attempt the reserved new case before feedback. Record support; the earlier examples below remain additional practice.</w:t>
-      </w:r>
-    </w:p>
-    <w:p>
-      <w:pPr>
-        <w:pStyle w:val="Heading3"/>
-      </w:pPr>
-      <w:r>
-        <w:t>Independent case: Apply a new case independently</w:t>
-      </w:r>
-    </w:p>
-    <w:p>
-      <w:pPr>
-        <w:spacing w:line="336" w:lineRule="auto" w:after="180"/>
-      </w:pPr>
-      <w:r>
-        <w:rPr>
-          <w:b w:val="0"/>
-        </w:rPr>
-        <w:t>Every method A run is morning and B run afternoon; network speed varies by time. Propose a repair.</w:t>
-      </w:r>
-    </w:p>
-    <w:p>
-      <w:pPr>
-        <w:pStyle w:val="Heading3"/>
-      </w:pPr>
-      <w:r>
-        <w:t>My independent explanation, trace and limits</w:t>
-      </w:r>
-    </w:p>
-    <w:p>
-      <w:r>
-        <w:t>________________________________________________________________</w:t>
-      </w:r>
-    </w:p>
-    <w:p>
-      <w:r>
-        <w:t>________________________________________________________________</w:t>
-      </w:r>
-    </w:p>
-    <w:p>
-      <w:r>
-        <w:t>________________________________________________________________</w:t>
-      </w:r>
-    </w:p>
-    <w:p>
-      <w:r>
-        <w:t>________________________________________________________________</w:t>
-      </w:r>
-    </w:p>
-    <w:p>
-      <w:r>
-        <w:t>________________________________________________________________</w:t>
-      </w:r>
-    </w:p>
-    <w:p>
-      <w:r>
-        <w:t>________________________________________________________________</w:t>
-      </w:r>
-    </w:p>
-    <w:p>
-      <w:r>
-        <w:t>________________________________________________________________</w:t>
-      </w:r>
-    </w:p>
-    <w:p>
-      <w:pPr>
-        <w:spacing w:line="336" w:lineRule="auto" w:after="180"/>
-      </w:pPr>
-      <w:r>
-        <w:rPr>
-          <w:b w:val="0"/>
-        </w:rPr>
-        <w:t>Attempt this case before feedback. Record any help. Earlier examples below are further practice; a case already practised with feedback cannot establish fresh transfer.</w:t>
-      </w:r>
-    </w:p>
-    <w:p>
-      <w:pPr>
-        <w:pStyle w:val="Heading3"/>
-      </w:pPr>
-      <w:r>
-        <w:t>Attempt this without hints</w:t>
-      </w:r>
-    </w:p>
-    <w:p>
-      <w:pPr>
-        <w:spacing w:line="336" w:lineRule="auto" w:after="180"/>
-      </w:pPr>
-      <w:r>
-        <w:rPr>
-          <w:b w:val="0"/>
-        </w:rPr>
-        <w:t>Every method A run is morning and B run afternoon; network speed varies by time. Propose a repair.</w:t>
-      </w:r>
-    </w:p>
-    <w:p>
-      <w:pPr>
-        <w:pStyle w:val="Heading3"/>
-      </w:pPr>
-      <w:r>
-        <w:t>My independent procedure, result and limitation</w:t>
-      </w:r>
-    </w:p>
-    <w:p>
-      <w:r>
-        <w:t>________________________________________________________________</w:t>
-      </w:r>
-    </w:p>
-    <w:p>
-      <w:r>
-        <w:t>________________________________________________________________</w:t>
-      </w:r>
-    </w:p>
-    <w:p>
-      <w:r>
-        <w:t>________________________________________________________________</w:t>
-      </w:r>
-    </w:p>
-    <w:p>
-      <w:r>
-        <w:t>________________________________________________________________</w:t>
-      </w:r>
-    </w:p>
-    <w:p>
-      <w:r>
-        <w:t>________________________________________________________________</w:t>
-      </w:r>
-    </w:p>
-    <w:p>
-      <w:r>
-        <w:t>________________________________________________________________</w:t>
-      </w:r>
-    </w:p>
-    <w:p>
-      <w:r>
-        <w:t>________________________________________________________________</w:t>
-      </w:r>
-    </w:p>
-    <w:p>
-      <w:r>
-        <w:t>________________________________________________________________</w:t>
-      </w:r>
-    </w:p>
-    <w:p>
-      <w:pPr>
-        <w:spacing w:line="336" w:lineRule="auto" w:after="180"/>
-      </w:pPr>
-      <w:r>
-        <w:rPr>
-          <w:b w:val="0"/>
-        </w:rPr>
-        <w:t>Record support used: none, hint or teacher explanation. After feedback, a different case is needed to demonstrate independence.</w:t>
-      </w:r>
-    </w:p>
-    <w:p>
-      <w:pPr>
-        <w:pStyle w:val="Heading3"/>
-      </w:pPr>
-      <w:r>
-        <w:t>Use feedback to improve</w:t>
-      </w:r>
-    </w:p>
-    <w:p>
-      <w:pPr>
-        <w:spacing w:line="336" w:lineRule="auto" w:after="180"/>
-      </w:pPr>
-      <w:r>
-        <w:rPr>
-          <w:b w:val="0"/>
-        </w:rPr>
-        <w:t>Attempt the independent case before hints. Record whether you worked alone, used a hint or followed a model. After feedback, fix the first unsupported step and explain why it changed.</w:t>
-      </w:r>
-    </w:p>
-    <w:p>
-      <w:pPr>
-        <w:spacing w:line="336" w:lineRule="auto" w:after="180"/>
-      </w:pPr>
-      <w:r>
-        <w:rPr>
-          <w:b w:val="0"/>
-        </w:rPr>
-        <w:t>A later check uses a changed case, not a copied answer.</w:t>
-      </w:r>
-    </w:p>
-    <w:p>
-      <w:pPr>
-        <w:pStyle w:val="Heading1"/>
-      </w:pPr>
-      <w:r>
-        <w:t>15. Your lesson route</w:t>
-      </w:r>
-    </w:p>
-    <w:p>
-      <w:r>
-        <w:t>Use this map to navigate Confounders and controls, connect the goals to tasks and keep one evidence record for each attempt.</w:t>
+        <w:t>15. Reference · The earlier route checklist</w:t>
+      </w:r>
+    </w:p>
+    <w:p>
+      <w:r>
+        <w:t>Use one main route rather than repeating the lesson.</w:t>
+      </w:r>
+    </w:p>
+    <w:p>
+      <w:pPr>
+        <w:pStyle w:val="Heading2"/>
+      </w:pPr>
+      <w:r>
+        <w:t>Targets,route and first prediction</w:t>
       </w:r>
     </w:p>
     <w:p>
@@ -3349,12 +4923,117 @@
         <w:pStyle w:val="Heading1"/>
       </w:pPr>
       <w:r>
-        <w:t>16. Finish and return</w:t>
-      </w:r>
-    </w:p>
-    <w:p>
-      <w:r>
-        <w:t>Explain Confounders and controls without notes, identify a remaining question and plan a later check with a changed case.</w:t>
+        <w:t>17. Extra practice · Predict,check and repair</w:t>
+      </w:r>
+    </w:p>
+    <w:p>
+      <w:r>
+        <w:t>Keep supported feedback separate from the independent case.</w:t>
+      </w:r>
+    </w:p>
+    <w:p>
+      <w:pPr>
+        <w:pStyle w:val="Heading2"/>
+      </w:pPr>
+      <w:r>
+        <w:t>First supported question and optional hint</w:t>
+      </w:r>
+    </w:p>
+    <w:p>
+      <w:pPr>
+        <w:pStyle w:val="ListBullet"/>
+      </w:pPr>
+      <w:r>
+        <w:t>Separate background from class. Training data show every healthy leaf on white paper and every spotted leaf on blue paper.</w:t>
+      </w:r>
+    </w:p>
+    <w:p>
+      <w:pPr>
+        <w:pStyle w:val="Heading3"/>
+      </w:pPr>
+      <w:r>
+        <w:t>Practice 1: explain the deciding evidence</w:t>
+      </w:r>
+    </w:p>
+    <w:p>
+      <w:pPr>
+        <w:pStyle w:val="ListBullet"/>
+      </w:pPr>
+      <w:r>
+        <w:t>Which labelled step matches this detail? Compare predictions when the same leaf’s background changes under a controlled test.</w:t>
+      </w:r>
+    </w:p>
+    <w:p>
+      <w:pPr>
+        <w:pStyle w:val="ListBullet"/>
+      </w:pPr>
+      <w:r>
+        <w:t>1. Identify coupled variables</w:t>
+      </w:r>
+    </w:p>
+    <w:p>
+      <w:pPr>
+        <w:pStyle w:val="ListBullet"/>
+      </w:pPr>
+      <w:r>
+        <w:t>2. Inspect the shortcut</w:t>
+      </w:r>
+    </w:p>
+    <w:p>
+      <w:pPr>
+        <w:pStyle w:val="ListBullet"/>
+      </w:pPr>
+      <w:r>
+        <w:t>3. Cross the conditions</w:t>
+      </w:r>
+    </w:p>
+    <w:p>
+      <w:pPr>
+        <w:pStyle w:val="Heading3"/>
+      </w:pPr>
+      <w:r>
+        <w:t>My selected conclusion, deciding fact and explanation</w:t>
+      </w:r>
+    </w:p>
+    <w:p>
+      <w:r>
+        <w:t>________________________________________________________________</w:t>
+      </w:r>
+    </w:p>
+    <w:p>
+      <w:r>
+        <w:t>________________________________________________________________</w:t>
+      </w:r>
+    </w:p>
+    <w:p>
+      <w:r>
+        <w:t>________________________________________________________________</w:t>
+      </w:r>
+    </w:p>
+    <w:p>
+      <w:r>
+        <w:t>________________________________________________________________</w:t>
+      </w:r>
+    </w:p>
+    <w:p>
+      <w:r>
+        <w:t>________________________________________________________________</w:t>
+      </w:r>
+    </w:p>
+    <w:p>
+      <w:pPr>
+        <w:pStyle w:val="ListBullet"/>
+      </w:pPr>
+      <w:r>
+        <w:t>Hint if needed: Read the steps in the pictorial case. Match the supplied detail to the stage that performs or records it.</w:t>
+      </w:r>
+    </w:p>
+    <w:p>
+      <w:pPr>
+        <w:pStyle w:val="Heading2"/>
+      </w:pPr>
+      <w:r>
+        <w:t>Check after the first attempt · reference / check after trying</w:t>
       </w:r>
     </w:p>
     <w:p>
@@ -3365,7 +5044,181 @@
         <w:rPr>
           <w:b w:val="0"/>
         </w:rPr>
-        <w:t xml:space="preserve">Close your notes. Explain this goal in your own words: Explain the </w:t>
+        <w:t xml:space="preserve">After your attempt, compare with the supported explanation: Inspect the shortcut Compare </w:t>
+      </w:r>
+      <w:r>
+        <w:rPr>
+          <w:b/>
+        </w:rPr>
+        <w:t>prediction</w:t>
+      </w:r>
+      <w:r>
+        <w:rPr>
+          <w:b w:val="0"/>
+        </w:rPr>
+        <w:t xml:space="preserve">s when the same leaf’s background changes under a </w:t>
+      </w:r>
+      <w:r>
+        <w:rPr>
+          <w:b/>
+        </w:rPr>
+        <w:t>control</w:t>
+      </w:r>
+      <w:r>
+        <w:rPr>
+          <w:b w:val="0"/>
+        </w:rPr>
+        <w:t>led test.</w:t>
+      </w:r>
+    </w:p>
+    <w:p>
+      <w:pPr>
+        <w:spacing w:line="336" w:lineRule="auto" w:after="180"/>
+      </w:pPr>
+      <w:r>
+        <w:rPr>
+          <w:b w:val="0"/>
+        </w:rPr>
+        <w:t xml:space="preserve">A </w:t>
+      </w:r>
+      <w:r>
+        <w:rPr>
+          <w:b/>
+        </w:rPr>
+        <w:t>confounder</w:t>
+      </w:r>
+      <w:r>
+        <w:rPr>
+          <w:b w:val="0"/>
+        </w:rPr>
+        <w:t xml:space="preserve"> can provide an alternative explanation for a result. Crossing conditions makes the intended feature and the nuisance feature less entangled.</w:t>
+      </w:r>
+    </w:p>
+    <w:p>
+      <w:pPr>
+        <w:pStyle w:val="Heading2"/>
+      </w:pPr>
+      <w:r>
+        <w:t>Changed-case question and optional hint</w:t>
+      </w:r>
+    </w:p>
+    <w:p>
+      <w:pPr>
+        <w:pStyle w:val="Heading3"/>
+      </w:pPr>
+      <w:r>
+        <w:t>Practice 2: explain the deciding evidence</w:t>
+      </w:r>
+    </w:p>
+    <w:p>
+      <w:pPr>
+        <w:pStyle w:val="ListBullet"/>
+      </w:pPr>
+      <w:r>
+        <w:t>Changed-case practice: New cases still use only healthy-white and spotted-blue. Which conclusion is supported by the supplied facts?</w:t>
+      </w:r>
+    </w:p>
+    <w:p>
+      <w:pPr>
+        <w:pStyle w:val="ListBullet"/>
+      </w:pPr>
+      <w:r>
+        <w:t>1. We can decide the result without examining the changed input or the procedure.</w:t>
+      </w:r>
+    </w:p>
+    <w:p>
+      <w:pPr>
+        <w:pStyle w:val="ListBullet"/>
+      </w:pPr>
+      <w:r>
+        <w:t>2. The collection does not resolve the background confounding.</w:t>
+      </w:r>
+    </w:p>
+    <w:p>
+      <w:pPr>
+        <w:pStyle w:val="ListBullet"/>
+      </w:pPr>
+      <w:r>
+        <w:t>3. This one example guarantees correct results for every future input.</w:t>
+      </w:r>
+    </w:p>
+    <w:p>
+      <w:pPr>
+        <w:pStyle w:val="Heading3"/>
+      </w:pPr>
+      <w:r>
+        <w:t>My selected conclusion, deciding fact and explanation</w:t>
+      </w:r>
+    </w:p>
+    <w:p>
+      <w:r>
+        <w:t>________________________________________________________________</w:t>
+      </w:r>
+    </w:p>
+    <w:p>
+      <w:r>
+        <w:t>________________________________________________________________</w:t>
+      </w:r>
+    </w:p>
+    <w:p>
+      <w:r>
+        <w:t>________________________________________________________________</w:t>
+      </w:r>
+    </w:p>
+    <w:p>
+      <w:r>
+        <w:t>________________________________________________________________</w:t>
+      </w:r>
+    </w:p>
+    <w:p>
+      <w:r>
+        <w:t>________________________________________________________________</w:t>
+      </w:r>
+    </w:p>
+    <w:p>
+      <w:pPr>
+        <w:pStyle w:val="ListBullet"/>
+      </w:pPr>
+      <w:r>
+        <w:t>Hint if needed: Use the changed condition and the deciding step in the pictorial trace. The answer must say what follows from those facts.</w:t>
+      </w:r>
+    </w:p>
+    <w:p>
+      <w:pPr>
+        <w:pStyle w:val="Heading2"/>
+      </w:pPr>
+      <w:r>
+        <w:t>Check after the changed attempt · reference / check after trying</w:t>
+      </w:r>
+    </w:p>
+    <w:p>
+      <w:pPr>
+        <w:spacing w:line="336" w:lineRule="auto" w:after="180"/>
+      </w:pPr>
+      <w:r>
+        <w:rPr>
+          <w:b w:val="0"/>
+        </w:rPr>
+        <w:t>After your attempt, compare with the supported explanation: The collection does not resolve the background confounding. The same two variables remain coupled instead of being varied separately.</w:t>
+      </w:r>
+    </w:p>
+    <w:p>
+      <w:pPr>
+        <w:pStyle w:val="Heading2"/>
+      </w:pPr>
+      <w:r>
+        <w:t>Repair and retain the record</w:t>
+      </w:r>
+    </w:p>
+    <w:p>
+      <w:pPr>
+        <w:spacing w:line="336" w:lineRule="auto" w:after="180"/>
+      </w:pPr>
+      <w:r>
+        <w:rPr>
+          <w:b w:val="0"/>
+        </w:rPr>
+        <w:t xml:space="preserve">Review Experimental units and independence (ai-7/9). Goal: Explain the </w:t>
       </w:r>
       <w:r>
         <w:rPr>
@@ -3377,64 +5230,75 @@
         <w:rPr>
           <w:b w:val="0"/>
         </w:rPr>
-        <w:t xml:space="preserve"> and terminology of </w:t>
+        <w:t xml:space="preserve"> and terminology of experimental units and independence. Short practice: Count independent plants and photo views.</w:t>
+      </w:r>
+    </w:p>
+    <w:p>
+      <w:pPr>
+        <w:spacing w:line="336" w:lineRule="auto" w:after="180"/>
+      </w:pPr>
+      <w:r>
+        <w:rPr>
+          <w:b w:val="0"/>
+        </w:rPr>
+        <w:t>Construct the stated group-correct split, then explain why placing a P1 view in evaluation creates leakage for the new-plant goal.. Return to this week and explain what you changed.</w:t>
+      </w:r>
+    </w:p>
+    <w:p>
+      <w:pPr>
+        <w:spacing w:line="336" w:lineRule="auto" w:after="180"/>
+      </w:pPr>
+      <w:r>
+        <w:rPr>
+          <w:b w:val="0"/>
+        </w:rPr>
+        <w:t xml:space="preserve">Review Hypotheses and measurable outcomes (ai-7/7). Goal: Explain the </w:t>
       </w:r>
       <w:r>
         <w:rPr>
           <w:b/>
         </w:rPr>
-        <w:t>confounder</w:t>
+        <w:t>mechanism</w:t>
       </w:r>
       <w:r>
         <w:rPr>
           <w:b w:val="0"/>
         </w:rPr>
-        <w:t xml:space="preserve">s and </w:t>
+        <w:t xml:space="preserve"> and terminology of hypotheses and measurable outcomes. Short practice: Name the predicted outcome and how unsupported is scored.</w:t>
+      </w:r>
+    </w:p>
+    <w:p>
+      <w:pPr>
+        <w:spacing w:line="336" w:lineRule="auto" w:after="180"/>
+      </w:pPr>
+      <w:r>
+        <w:rPr>
+          <w:b w:val="0"/>
+        </w:rPr>
+        <w:t>If B sounds friendlier but ties A’s unsupported count, does the recorded improvement hypothesis receive support?. Return to this week and explain what you changed.</w:t>
+      </w:r>
+    </w:p>
+    <w:p>
+      <w:pPr>
+        <w:spacing w:line="336" w:lineRule="auto" w:after="180"/>
+      </w:pPr>
+      <w:r>
+        <w:rPr>
+          <w:b w:val="0"/>
+        </w:rPr>
+        <w:t xml:space="preserve">Review Methods results and limitations (ai-7/4). Goal: Explain the </w:t>
       </w:r>
       <w:r>
         <w:rPr>
           <w:b/>
         </w:rPr>
-        <w:t>control</w:t>
+        <w:t>mechanism</w:t>
       </w:r>
       <w:r>
         <w:rPr>
           <w:b w:val="0"/>
         </w:rPr>
-        <w:t>s</w:t>
-      </w:r>
-    </w:p>
-    <w:p>
-      <w:pPr>
-        <w:pStyle w:val="Heading3"/>
-      </w:pPr>
-      <w:r>
-        <w:t>My deciding step, evidence and one remaining question</w:t>
-      </w:r>
-    </w:p>
-    <w:p>
-      <w:r>
-        <w:t>________________________________________________________________</w:t>
-      </w:r>
-    </w:p>
-    <w:p>
-      <w:r>
-        <w:t>________________________________________________________________</w:t>
-      </w:r>
-    </w:p>
-    <w:p>
-      <w:r>
-        <w:t>________________________________________________________________</w:t>
-      </w:r>
-    </w:p>
-    <w:p>
-      <w:r>
-        <w:t>________________________________________________________________</w:t>
-      </w:r>
-    </w:p>
-    <w:p>
-      <w:r>
-        <w:t>________________________________________________________________</w:t>
+        <w:t xml:space="preserve"> and terminology of methods results and limitations.</w:t>
       </w:r>
     </w:p>
     <w:p>
@@ -3445,42 +5309,7 @@
         <w:rPr>
           <w:b w:val="0"/>
         </w:rPr>
-        <w:t xml:space="preserve">If you are unsure, return to the worked picture and explain one arrow. If you are ready, change an </w:t>
-      </w:r>
-      <w:r>
-        <w:rPr>
-          <w:b/>
-        </w:rPr>
-        <w:t>input</w:t>
-      </w:r>
-      <w:r>
-        <w:rPr>
-          <w:b w:val="0"/>
-        </w:rPr>
-        <w:t xml:space="preserve"> or assumption and justify your </w:t>
-      </w:r>
-      <w:r>
-        <w:rPr>
-          <w:b/>
-        </w:rPr>
-        <w:t>prediction</w:t>
-      </w:r>
-      <w:r>
-        <w:rPr>
-          <w:b w:val="0"/>
-        </w:rPr>
-        <w:t>.</w:t>
-      </w:r>
-    </w:p>
-    <w:p>
-      <w:pPr>
-        <w:spacing w:line="336" w:lineRule="auto" w:after="180"/>
-      </w:pPr>
-      <w:r>
-        <w:rPr>
-          <w:b w:val="0"/>
-        </w:rPr>
-        <w:t xml:space="preserve">Save your workbook </w:t>
+        <w:t xml:space="preserve">Short practice: Place the five-photo procedure, 3/5 versus 4/5 finding and missing outdoor </w:t>
       </w:r>
       <w:r>
         <w:rPr>
@@ -3492,20 +5321,60 @@
         <w:rPr>
           <w:b w:val="0"/>
         </w:rPr>
-        <w:t>. At the next review, try a different case before opening your old answer.</w:t>
-      </w:r>
-    </w:p>
-    <w:p>
-      <w:pPr>
-        <w:pStyle w:val="Heading1"/>
-      </w:pPr>
-      <w:r>
-        <w:t>17. Supported practice, repair and portfolio</w:t>
-      </w:r>
-    </w:p>
-    <w:p>
-      <w:r>
-        <w:t>Attempt supported questions before using hints or feedback. Review a missing building block, then keep the completed work.</w:t>
+        <w:t xml:space="preserve"> in their proper categories. Why cannot the result establish that B is best for outdoor farming?.</w:t>
+      </w:r>
+    </w:p>
+    <w:p>
+      <w:pPr>
+        <w:spacing w:line="336" w:lineRule="auto" w:after="180"/>
+      </w:pPr>
+      <w:r>
+        <w:rPr>
+          <w:b w:val="0"/>
+        </w:rPr>
+        <w:t>Return to this week and explain what you changed.</w:t>
+      </w:r>
+    </w:p>
+    <w:p>
+      <w:pPr>
+        <w:spacing w:line="336" w:lineRule="auto" w:after="180"/>
+      </w:pPr>
+      <w:r>
+        <w:rPr>
+          <w:b w:val="0"/>
+        </w:rPr>
+        <w:t xml:space="preserve">Use Download completed work in the hosted lesson to export your answers, reflections, practice feedback and code-run </w:t>
+      </w:r>
+      <w:r>
+        <w:rPr>
+          <w:b/>
+        </w:rPr>
+        <w:t>evidence</w:t>
+      </w:r>
+      <w:r>
+        <w:rPr>
+          <w:b w:val="0"/>
+        </w:rPr>
+        <w:t>. Open the HTML copy to read or print it.</w:t>
+      </w:r>
+    </w:p>
+    <w:p>
+      <w:pPr>
+        <w:spacing w:line="336" w:lineRule="auto" w:after="180"/>
+      </w:pPr>
+      <w:r>
+        <w:rPr>
+          <w:b w:val="0"/>
+        </w:rPr>
+        <w:t>Drafts stay in this browser when storage is available; clear drafts on a shared device.</w:t>
+      </w:r>
+    </w:p>
+    <w:p>
+      <w:pPr>
+        <w:pStyle w:val="Heading2"/>
+      </w:pPr>
+      <w:r>
+        <w:t>Earlier wording, alternatives and picture transcripts · reference / check after trying</w:t>
       </w:r>
     </w:p>
     <w:p>
@@ -3521,104 +5390,10 @@
     </w:p>
     <w:p>
       <w:pPr>
-        <w:spacing w:line="336" w:lineRule="auto" w:after="180"/>
-      </w:pPr>
-      <w:r>
-        <w:rPr>
-          <w:b w:val="0"/>
-        </w:rPr>
-        <w:t xml:space="preserve">Separate background from class. </w:t>
-      </w:r>
-      <w:r>
-        <w:rPr>
-          <w:b/>
-        </w:rPr>
-        <w:t>Training</w:t>
-      </w:r>
-      <w:r>
-        <w:rPr>
-          <w:b w:val="0"/>
-        </w:rPr>
-        <w:t xml:space="preserve"> data show every healthy leaf on white paper and every spotted leaf on blue paper.</w:t>
-      </w:r>
-    </w:p>
-    <w:p>
-      <w:pPr>
         <w:pStyle w:val="Heading3"/>
       </w:pPr>
       <w:r>
-        <w:t>Practice 1: explain the deciding evidence</w:t>
-      </w:r>
-    </w:p>
-    <w:p>
-      <w:pPr>
-        <w:spacing w:line="336" w:lineRule="auto" w:after="180"/>
-      </w:pPr>
-      <w:r>
-        <w:rPr>
-          <w:b w:val="0"/>
-        </w:rPr>
-        <w:t xml:space="preserve">Which labelled step matches this detail? Compare </w:t>
-      </w:r>
-      <w:r>
-        <w:rPr>
-          <w:b/>
-        </w:rPr>
-        <w:t>prediction</w:t>
-      </w:r>
-      <w:r>
-        <w:rPr>
-          <w:b w:val="0"/>
-        </w:rPr>
-        <w:t xml:space="preserve">s when the same leaf’s background changes under a </w:t>
-      </w:r>
-      <w:r>
-        <w:rPr>
-          <w:b/>
-        </w:rPr>
-        <w:t>control</w:t>
-      </w:r>
-      <w:r>
-        <w:rPr>
-          <w:b w:val="0"/>
-        </w:rPr>
-        <w:t>led test.</w:t>
-      </w:r>
-    </w:p>
-    <w:p>
-      <w:pPr>
-        <w:spacing w:line="336" w:lineRule="auto" w:after="180"/>
-        <w:shd w:fill="F4F9FC"/>
-      </w:pPr>
-      <w:r>
-        <w:rPr>
-          <w:b w:val="0"/>
-        </w:rPr>
-        <w:t>1. Identify coupled variables</w:t>
-      </w:r>
-    </w:p>
-    <w:p>
-      <w:pPr>
-        <w:spacing w:line="336" w:lineRule="auto" w:after="180"/>
-        <w:shd w:fill="F4F9FC"/>
-      </w:pPr>
-      <w:r>
-        <w:rPr>
-          <w:b w:val="0"/>
-        </w:rPr>
-        <w:t>2. Inspect the shortcut</w:t>
-      </w:r>
-    </w:p>
-    <w:p>
-      <w:pPr>
-        <w:spacing w:line="336" w:lineRule="auto" w:after="180"/>
-        <w:shd w:fill="F4F9FC"/>
-      </w:pPr>
-      <w:r>
-        <w:rPr>
-          <w:b w:val="0"/>
-        </w:rPr>
-        <w:t>3. Cross the conditions</w:t>
+        <w:t>Repair a missing building block</w:t>
       </w:r>
     </w:p>
     <w:p>
@@ -3626,474 +5401,25 @@
         <w:pStyle w:val="Heading3"/>
       </w:pPr>
       <w:r>
-        <w:t>My selected conclusion, deciding fact and explanation</w:t>
-      </w:r>
-    </w:p>
-    <w:p>
-      <w:r>
-        <w:t>________________________________________________________________</w:t>
-      </w:r>
-    </w:p>
-    <w:p>
-      <w:r>
-        <w:t>________________________________________________________________</w:t>
-      </w:r>
-    </w:p>
-    <w:p>
-      <w:r>
-        <w:t>________________________________________________________________</w:t>
-      </w:r>
-    </w:p>
-    <w:p>
-      <w:r>
-        <w:t>________________________________________________________________</w:t>
-      </w:r>
-    </w:p>
-    <w:p>
-      <w:r>
-        <w:t>________________________________________________________________</w:t>
-      </w:r>
-    </w:p>
-    <w:p>
-      <w:pPr>
-        <w:pStyle w:val="Heading3"/>
-      </w:pPr>
-      <w:r>
-        <w:t>Hint · try first</w:t>
-      </w:r>
-    </w:p>
-    <w:p>
-      <w:pPr>
-        <w:spacing w:line="336" w:lineRule="auto" w:after="180"/>
-        <w:shd w:fill="F1F6F8"/>
-      </w:pPr>
-      <w:r>
-        <w:rPr>
-          <w:b w:val="0"/>
-        </w:rPr>
-        <w:t>Hint if needed: Read the steps in the pictorial case. Match the supplied detail to the stage that performs or records it.</w:t>
-      </w:r>
-    </w:p>
-    <w:p>
-      <w:pPr>
-        <w:pStyle w:val="Heading3"/>
-      </w:pPr>
-      <w:r>
-        <w:t>Feedback · compare after trying</w:t>
-      </w:r>
-    </w:p>
-    <w:p>
-      <w:pPr>
-        <w:spacing w:line="336" w:lineRule="auto" w:after="180"/>
-        <w:shd w:fill="F1F6FC"/>
-      </w:pPr>
-      <w:r>
-        <w:rPr>
-          <w:b w:val="0"/>
-        </w:rPr>
-        <w:t xml:space="preserve">After your attempt, compare with the supported explanation: Inspect the shortcut Compare </w:t>
-      </w:r>
-      <w:r>
-        <w:rPr>
-          <w:b/>
-        </w:rPr>
-        <w:t>prediction</w:t>
-      </w:r>
-      <w:r>
-        <w:rPr>
-          <w:b w:val="0"/>
-        </w:rPr>
-        <w:t xml:space="preserve">s when the same leaf’s background changes under a </w:t>
-      </w:r>
-      <w:r>
-        <w:rPr>
-          <w:b/>
-        </w:rPr>
-        <w:t>control</w:t>
-      </w:r>
-      <w:r>
-        <w:rPr>
-          <w:b w:val="0"/>
-        </w:rPr>
-        <w:t>led test.</w:t>
-      </w:r>
-    </w:p>
-    <w:p>
-      <w:pPr>
-        <w:spacing w:line="336" w:lineRule="auto" w:after="180"/>
-        <w:shd w:fill="F1F6FC"/>
-      </w:pPr>
-      <w:r>
-        <w:rPr>
-          <w:b w:val="0"/>
-        </w:rPr>
-        <w:t xml:space="preserve">A </w:t>
-      </w:r>
-      <w:r>
-        <w:rPr>
-          <w:b/>
-        </w:rPr>
-        <w:t>confounder</w:t>
-      </w:r>
-      <w:r>
-        <w:rPr>
-          <w:b w:val="0"/>
-        </w:rPr>
-        <w:t xml:space="preserve"> can provide an alternative explanation for a result. Crossing conditions makes the intended feature and the nuisance feature less entangled.</w:t>
-      </w:r>
-    </w:p>
-    <w:p>
-      <w:pPr>
-        <w:pStyle w:val="Heading3"/>
-      </w:pPr>
-      <w:r>
-        <w:t>Practice 2: explain the deciding evidence</w:t>
-      </w:r>
-    </w:p>
-    <w:p>
-      <w:pPr>
-        <w:pStyle w:val="Heading3"/>
-      </w:pPr>
-      <w:r>
-        <w:t>Changed case · predict first</w:t>
-      </w:r>
-    </w:p>
-    <w:p>
-      <w:pPr>
-        <w:spacing w:line="336" w:lineRule="auto" w:after="180"/>
-        <w:shd w:fill="F5F1FB"/>
-      </w:pPr>
-      <w:r>
-        <w:rPr>
-          <w:b w:val="0"/>
-        </w:rPr>
-        <w:t>Changed-case practice: New cases still use only healthy-white and spotted-blue. Which conclusion is supported by the supplied facts?</w:t>
-      </w:r>
-    </w:p>
-    <w:p>
-      <w:pPr>
-        <w:spacing w:line="336" w:lineRule="auto" w:after="180"/>
-        <w:shd w:fill="F4F9FC"/>
-      </w:pPr>
-      <w:r>
-        <w:rPr>
-          <w:b w:val="0"/>
-        </w:rPr>
-        <w:t xml:space="preserve">1. We can decide the result without examining the changed </w:t>
-      </w:r>
-      <w:r>
-        <w:rPr>
-          <w:b/>
-        </w:rPr>
-        <w:t>input</w:t>
-      </w:r>
-      <w:r>
-        <w:rPr>
-          <w:b w:val="0"/>
-        </w:rPr>
-        <w:t xml:space="preserve"> or the procedure.</w:t>
-      </w:r>
-    </w:p>
-    <w:p>
-      <w:pPr>
-        <w:spacing w:line="336" w:lineRule="auto" w:after="180"/>
-        <w:shd w:fill="F4F9FC"/>
-      </w:pPr>
-      <w:r>
-        <w:rPr>
-          <w:b w:val="0"/>
-        </w:rPr>
-        <w:t>2. The collection does not resolve the background confounding.</w:t>
-      </w:r>
-    </w:p>
-    <w:p>
-      <w:pPr>
-        <w:spacing w:line="336" w:lineRule="auto" w:after="180"/>
-        <w:shd w:fill="F4F9FC"/>
-      </w:pPr>
-      <w:r>
-        <w:rPr>
-          <w:b w:val="0"/>
-        </w:rPr>
-        <w:t xml:space="preserve">3. This one example guarantees correct results for every future </w:t>
-      </w:r>
-      <w:r>
-        <w:rPr>
-          <w:b/>
-        </w:rPr>
-        <w:t>input</w:t>
-      </w:r>
-      <w:r>
-        <w:rPr>
-          <w:b w:val="0"/>
-        </w:rPr>
-        <w:t>.</w:t>
-      </w:r>
-    </w:p>
-    <w:p>
-      <w:pPr>
-        <w:pStyle w:val="Heading3"/>
-      </w:pPr>
-      <w:r>
-        <w:t>My selected conclusion, deciding fact and explanation</w:t>
-      </w:r>
-    </w:p>
-    <w:p>
-      <w:r>
-        <w:t>________________________________________________________________</w:t>
-      </w:r>
-    </w:p>
-    <w:p>
-      <w:r>
-        <w:t>________________________________________________________________</w:t>
-      </w:r>
-    </w:p>
-    <w:p>
-      <w:r>
-        <w:t>________________________________________________________________</w:t>
-      </w:r>
-    </w:p>
-    <w:p>
-      <w:r>
-        <w:t>________________________________________________________________</w:t>
-      </w:r>
-    </w:p>
-    <w:p>
-      <w:r>
-        <w:t>________________________________________________________________</w:t>
-      </w:r>
-    </w:p>
-    <w:p>
-      <w:pPr>
-        <w:pStyle w:val="Heading3"/>
-      </w:pPr>
-      <w:r>
-        <w:t>Hint · try first</w:t>
-      </w:r>
-    </w:p>
-    <w:p>
-      <w:pPr>
-        <w:spacing w:line="336" w:lineRule="auto" w:after="180"/>
-        <w:shd w:fill="F1F6F8"/>
-      </w:pPr>
-      <w:r>
-        <w:rPr>
-          <w:b w:val="0"/>
-        </w:rPr>
-        <w:t>Hint if needed: Use the changed condition and the deciding step in the pictorial trace. The answer must say what follows from those facts.</w:t>
-      </w:r>
-    </w:p>
-    <w:p>
-      <w:pPr>
-        <w:pStyle w:val="Heading3"/>
-      </w:pPr>
-      <w:r>
-        <w:t>Feedback · compare after trying</w:t>
-      </w:r>
-    </w:p>
-    <w:p>
-      <w:pPr>
-        <w:spacing w:line="336" w:lineRule="auto" w:after="180"/>
-        <w:shd w:fill="F1F6FC"/>
-      </w:pPr>
-      <w:r>
-        <w:rPr>
-          <w:b w:val="0"/>
-        </w:rPr>
-        <w:t>After your attempt, compare with the supported explanation: The collection does not resolve the background confounding. The same two variables remain coupled instead of being varied separately.</w:t>
-      </w:r>
-    </w:p>
-    <w:p>
-      <w:pPr>
-        <w:pStyle w:val="Heading3"/>
-      </w:pPr>
-      <w:r>
-        <w:t>Repair a missing building block</w:t>
-      </w:r>
-    </w:p>
-    <w:p>
-      <w:pPr>
-        <w:spacing w:line="336" w:lineRule="auto" w:after="180"/>
-      </w:pPr>
-      <w:r>
-        <w:rPr>
-          <w:b w:val="0"/>
-        </w:rPr>
-        <w:t xml:space="preserve">Review Experimental units and independence (ai-7/9). Goal: Explain the </w:t>
-      </w:r>
-      <w:r>
-        <w:rPr>
-          <w:b/>
-        </w:rPr>
-        <w:t>mechanism</w:t>
-      </w:r>
-      <w:r>
-        <w:rPr>
-          <w:b w:val="0"/>
-        </w:rPr>
-        <w:t xml:space="preserve"> and terminology of experimental units and independence. Short practice: Count independent plants and photo views.</w:t>
-      </w:r>
-    </w:p>
-    <w:p>
-      <w:pPr>
-        <w:spacing w:line="336" w:lineRule="auto" w:after="180"/>
-      </w:pPr>
-      <w:r>
-        <w:rPr>
-          <w:b w:val="0"/>
-        </w:rPr>
-        <w:t>Construct the stated group-correct split, then explain why placing a P1 view in evaluation creates leakage for the new-plant goal.. Return to this week and explain what you changed.</w:t>
-      </w:r>
-    </w:p>
-    <w:p>
-      <w:pPr>
-        <w:spacing w:line="336" w:lineRule="auto" w:after="180"/>
-      </w:pPr>
-      <w:r>
-        <w:rPr>
-          <w:b w:val="0"/>
-        </w:rPr>
-        <w:t xml:space="preserve">Review Hypotheses and measurable outcomes (ai-7/7). Goal: Explain the </w:t>
-      </w:r>
-      <w:r>
-        <w:rPr>
-          <w:b/>
-        </w:rPr>
-        <w:t>mechanism</w:t>
-      </w:r>
-      <w:r>
-        <w:rPr>
-          <w:b w:val="0"/>
-        </w:rPr>
-        <w:t xml:space="preserve"> and terminology of hypotheses and measurable outcomes. Short practice: Name the predicted outcome and how unsupported is scored.</w:t>
-      </w:r>
-    </w:p>
-    <w:p>
-      <w:pPr>
-        <w:spacing w:line="336" w:lineRule="auto" w:after="180"/>
-      </w:pPr>
-      <w:r>
-        <w:rPr>
-          <w:b w:val="0"/>
-        </w:rPr>
-        <w:t>If B sounds friendlier but ties A’s unsupported count, does the recorded improvement hypothesis receive support?. Return to this week and explain what you changed.</w:t>
-      </w:r>
-    </w:p>
-    <w:p>
-      <w:pPr>
-        <w:spacing w:line="336" w:lineRule="auto" w:after="180"/>
-      </w:pPr>
-      <w:r>
-        <w:rPr>
-          <w:b w:val="0"/>
-        </w:rPr>
-        <w:t xml:space="preserve">Review Methods results and limitations (ai-7/4). Goal: Explain the </w:t>
-      </w:r>
-      <w:r>
-        <w:rPr>
-          <w:b/>
-        </w:rPr>
-        <w:t>mechanism</w:t>
-      </w:r>
-      <w:r>
-        <w:rPr>
-          <w:b w:val="0"/>
-        </w:rPr>
-        <w:t xml:space="preserve"> and terminology of methods results and limitations.</w:t>
-      </w:r>
-    </w:p>
-    <w:p>
-      <w:pPr>
-        <w:spacing w:line="336" w:lineRule="auto" w:after="180"/>
-      </w:pPr>
-      <w:r>
-        <w:rPr>
-          <w:b w:val="0"/>
-        </w:rPr>
-        <w:t xml:space="preserve">Short practice: Place the five-photo procedure, 3/5 versus 4/5 finding and missing outdoor </w:t>
-      </w:r>
-      <w:r>
-        <w:rPr>
-          <w:b/>
-        </w:rPr>
-        <w:t>evidence</w:t>
-      </w:r>
-      <w:r>
-        <w:rPr>
-          <w:b w:val="0"/>
-        </w:rPr>
-        <w:t xml:space="preserve"> in their proper categories. Why cannot the result establish that B is best for outdoor farming?.</w:t>
-      </w:r>
-    </w:p>
-    <w:p>
-      <w:pPr>
-        <w:spacing w:line="336" w:lineRule="auto" w:after="180"/>
-      </w:pPr>
-      <w:r>
-        <w:rPr>
-          <w:b w:val="0"/>
-        </w:rPr>
-        <w:t>Return to this week and explain what you changed.</w:t>
-      </w:r>
-    </w:p>
-    <w:p>
-      <w:pPr>
-        <w:pStyle w:val="Heading3"/>
-      </w:pPr>
-      <w:r>
         <w:t>Keep your completed work</w:t>
       </w:r>
     </w:p>
     <w:p>
       <w:pPr>
-        <w:spacing w:line="336" w:lineRule="auto" w:after="180"/>
-      </w:pPr>
-      <w:r>
-        <w:rPr>
-          <w:b w:val="0"/>
-        </w:rPr>
-        <w:t xml:space="preserve">Use Download completed work in the hosted lesson to export your answers, reflections, practice feedback and code-run </w:t>
-      </w:r>
-      <w:r>
-        <w:rPr>
-          <w:b/>
-        </w:rPr>
-        <w:t>evidence</w:t>
-      </w:r>
-      <w:r>
-        <w:rPr>
-          <w:b w:val="0"/>
-        </w:rPr>
-        <w:t>. Open the HTML copy to read or print it.</w:t>
-      </w:r>
-    </w:p>
-    <w:p>
-      <w:pPr>
-        <w:spacing w:line="336" w:lineRule="auto" w:after="180"/>
-      </w:pPr>
-      <w:r>
-        <w:rPr>
-          <w:b w:val="0"/>
-        </w:rPr>
-        <w:t>Drafts stay in this browser when storage is available; clear drafts on a shared device.</w:t>
-      </w:r>
-    </w:p>
-    <w:p>
-      <w:pPr>
         <w:pStyle w:val="Heading1"/>
       </w:pPr>
       <w:r>
-        <w:t>18. Visual concept journey</w:t>
-      </w:r>
-    </w:p>
-    <w:p>
-      <w:r>
-        <w:t>Explain each Confounders and controls graphic using its labels, deciding evidence and relevant limitation.</w:t>
-      </w:r>
-    </w:p>
-    <w:p>
-      <w:pPr>
-        <w:pStyle w:val="Heading3"/>
+        <w:t>18. Reference · Six-picture concept journey</w:t>
+      </w:r>
+    </w:p>
+    <w:p>
+      <w:r>
+        <w:t>Choose the picture that supports the current explanation.</w:t>
+      </w:r>
+    </w:p>
+    <w:p>
+      <w:pPr>
+        <w:pStyle w:val="Heading2"/>
       </w:pPr>
       <w:r>
         <w:t>01. Confounders and controls: the case</w:t>
@@ -4104,7 +5430,7 @@
         <w:drawing>
           <wp:inline xmlns:a="http://schemas.openxmlformats.org/drawingml/2006/main" xmlns:pic="http://schemas.openxmlformats.org/drawingml/2006/picture">
             <wp:extent cx="5486400" cy="2834640"/>
-            <wp:docPr id="3" name="Picture 3" descr="Separate background from class. Training data show every healthy leaf on white paper and every spotted leaf on blue paper. Supplied facts: Goal is leaf condition, not paper colour. A proposed check uses both paper colours for each condition."/>
+            <wp:docPr id="6" name="Picture 6" descr="Separate background from class. Training data show every healthy leaf on white paper and every spotted leaf on blue paper. Supplied facts: Goal is leaf condition, not paper colour. A proposed check uses both paper colours for each condition."/>
             <wp:cNvGraphicFramePr>
               <a:graphicFrameLocks noChangeAspect="1"/>
             </wp:cNvGraphicFramePr>
@@ -4116,7 +5442,7 @@
                     <pic:cNvPicPr/>
                   </pic:nvPicPr>
                   <pic:blipFill>
-                    <a:blip r:embed="rId11"/>
+                    <a:blip r:embed="rId14"/>
                     <a:stretch>
                       <a:fillRect/>
                     </a:stretch>
@@ -4172,7 +5498,6 @@
     <w:p>
       <w:pPr>
         <w:spacing w:line="336" w:lineRule="auto" w:after="180"/>
-        <w:shd w:fill="F5F1FB"/>
       </w:pPr>
       <w:r>
         <w:rPr>
@@ -4183,7 +5508,7 @@
     </w:p>
     <w:p>
       <w:pPr>
-        <w:pStyle w:val="Heading3"/>
+        <w:pStyle w:val="Heading2"/>
       </w:pPr>
       <w:r>
         <w:t>02. Follow the deciding steps</w:t>
@@ -4194,7 +5519,7 @@
         <w:drawing>
           <wp:inline xmlns:a="http://schemas.openxmlformats.org/drawingml/2006/main" xmlns:pic="http://schemas.openxmlformats.org/drawingml/2006/picture">
             <wp:extent cx="5486400" cy="3337560"/>
-            <wp:docPr id="4" name="Picture 4" descr="Identify coupled variables: Condition and background change together in the original collection. → Cross the conditions: Collect healthy-white, healthy-blue, spotted-white and spotted-blue cases. → Inspect the shortcut: Compare predictions when the same leaf’s background changes under a controlled test."/>
+            <wp:docPr id="7" name="Picture 7" descr="Identify coupled variables: Condition and background change together in the original collection. → Cross the conditions: Collect healthy-white, healthy-blue, spotted-white and spotted-blue cases. → Inspect the shortcut: Compare predictions when the same leaf’s background changes under a controlled test."/>
             <wp:cNvGraphicFramePr>
               <a:graphicFrameLocks noChangeAspect="1"/>
             </wp:cNvGraphicFramePr>
@@ -4206,7 +5531,7 @@
                     <pic:cNvPicPr/>
                   </pic:nvPicPr>
                   <pic:blipFill>
-                    <a:blip r:embed="rId12"/>
+                    <a:blip r:embed="rId10"/>
                     <a:stretch>
                       <a:fillRect/>
                     </a:stretch>
@@ -4263,7 +5588,6 @@
     <w:p>
       <w:pPr>
         <w:spacing w:line="336" w:lineRule="auto" w:after="180"/>
-        <w:shd w:fill="F5F1FB"/>
       </w:pPr>
       <w:r>
         <w:rPr>
@@ -4286,7 +5610,7 @@
     </w:p>
     <w:p>
       <w:pPr>
-        <w:pStyle w:val="Heading3"/>
+        <w:pStyle w:val="Heading2"/>
       </w:pPr>
       <w:r>
         <w:t>03. Cross class with paper background</w:t>
@@ -4297,7 +5621,7 @@
         <w:drawing>
           <wp:inline xmlns:a="http://schemas.openxmlformats.org/drawingml/2006/main" xmlns:pic="http://schemas.openxmlformats.org/drawingml/2006/picture">
             <wp:extent cx="5486400" cy="3096768"/>
-            <wp:docPr id="5" name="Picture 5" descr="Cross class with paper background. Healthy: White paper = Collect, Blue paper = Collect. Spotted: White paper = Collect, Blue paper = Collect."/>
+            <wp:docPr id="8" name="Picture 8" descr="Cross class with paper background. Healthy: White paper = Collect, Blue paper = Collect. Spotted: White paper = Collect, Blue paper = Collect."/>
             <wp:cNvGraphicFramePr>
               <a:graphicFrameLocks noChangeAspect="1"/>
             </wp:cNvGraphicFramePr>
@@ -4309,7 +5633,7 @@
                     <pic:cNvPicPr/>
                   </pic:nvPicPr>
                   <pic:blipFill>
-                    <a:blip r:embed="rId13"/>
+                    <a:blip r:embed="rId15"/>
                     <a:stretch>
                       <a:fillRect/>
                     </a:stretch>
@@ -4342,7 +5666,6 @@
     <w:p>
       <w:pPr>
         <w:spacing w:line="336" w:lineRule="auto" w:after="180"/>
-        <w:shd w:fill="F5F1FB"/>
       </w:pPr>
       <w:r>
         <w:rPr>
@@ -4353,7 +5676,7 @@
     </w:p>
     <w:p>
       <w:pPr>
-        <w:pStyle w:val="Heading3"/>
+        <w:pStyle w:val="Heading2"/>
       </w:pPr>
       <w:r>
         <w:t>04. Change one thing. Trace what follows.</w:t>
@@ -4364,7 +5687,7 @@
         <w:drawing>
           <wp:inline xmlns:a="http://schemas.openxmlformats.org/drawingml/2006/main" xmlns:pic="http://schemas.openxmlformats.org/drawingml/2006/picture">
             <wp:extent cx="5486400" cy="3041904"/>
-            <wp:docPr id="6" name="Picture 6" descr="Original case: Compare predictions when the same leaf’s background changes under a controlled test. Changed condition: New cases still use only healthy-white and spotted-blue. Expected result: The collection does not resolve the background confounding. Reason: The same two variables remain coupled instead of being varied separately."/>
+            <wp:docPr id="9" name="Picture 9" descr="Original case: Compare predictions when the same leaf’s background changes under a controlled test. Changed condition: New cases still use only healthy-white and spotted-blue. Expected result: The collection does not resolve the background confounding. Reason: The same two variables remain coupled instead of being varied separately."/>
             <wp:cNvGraphicFramePr>
               <a:graphicFrameLocks noChangeAspect="1"/>
             </wp:cNvGraphicFramePr>
@@ -4376,7 +5699,7 @@
                     <pic:cNvPicPr/>
                   </pic:nvPicPr>
                   <pic:blipFill>
-                    <a:blip r:embed="rId14"/>
+                    <a:blip r:embed="rId11"/>
                     <a:stretch>
                       <a:fillRect/>
                     </a:stretch>
@@ -4444,7 +5767,6 @@
     <w:p>
       <w:pPr>
         <w:spacing w:line="336" w:lineRule="auto" w:after="180"/>
-        <w:shd w:fill="F5F1FB"/>
       </w:pPr>
       <w:r>
         <w:rPr>
@@ -4455,7 +5777,7 @@
     </w:p>
     <w:p>
       <w:pPr>
-        <w:pStyle w:val="Heading3"/>
+        <w:pStyle w:val="Heading2"/>
       </w:pPr>
       <w:r>
         <w:t>05. Connect the explanation to its limit</w:t>
@@ -4466,7 +5788,7 @@
         <w:drawing>
           <wp:inline xmlns:a="http://schemas.openxmlformats.org/drawingml/2006/main" xmlns:pic="http://schemas.openxmlformats.org/drawingml/2006/picture">
             <wp:extent cx="5486400" cy="2834640"/>
-            <wp:docPr id="7" name="Picture 7" descr="A confounder can provide an alternative explanation for a result. Crossing conditions makes the intended feature and the nuisance feature less entangled. Limit: A changed-background test can diagnose sensitivity; it does not prove the model’s complete internal reasoning."/>
+            <wp:docPr id="10" name="Picture 10" descr="A confounder can provide an alternative explanation for a result. Crossing conditions makes the intended feature and the nuisance feature less entangled. Limit: A changed-background test can diagnose sensitivity; it does not prove the model’s complete internal reasoning."/>
             <wp:cNvGraphicFramePr>
               <a:graphicFrameLocks noChangeAspect="1"/>
             </wp:cNvGraphicFramePr>
@@ -4478,7 +5800,7 @@
                     <pic:cNvPicPr/>
                   </pic:nvPicPr>
                   <pic:blipFill>
-                    <a:blip r:embed="rId15"/>
+                    <a:blip r:embed="rId16"/>
                     <a:stretch>
                       <a:fillRect/>
                     </a:stretch>
@@ -4534,7 +5856,6 @@
     <w:p>
       <w:pPr>
         <w:spacing w:line="336" w:lineRule="auto" w:after="180"/>
-        <w:shd w:fill="F5F1FB"/>
       </w:pPr>
       <w:r>
         <w:rPr>
@@ -4545,7 +5866,7 @@
     </w:p>
     <w:p>
       <w:pPr>
-        <w:pStyle w:val="Heading3"/>
+        <w:pStyle w:val="Heading2"/>
       </w:pPr>
       <w:r>
         <w:t>06. Make the idea visible in your project</w:t>
@@ -4556,7 +5877,7 @@
         <w:drawing>
           <wp:inline xmlns:a="http://schemas.openxmlformats.org/drawingml/2006/main" xmlns:pic="http://schemas.openxmlformats.org/drawingml/2006/picture">
             <wp:extent cx="5486400" cy="3681984"/>
-            <wp:docPr id="8" name="Picture 8" descr="For the Reproducible AI Research Study, retain an annotated worked trace and the changed-case reasoning. Connect the claim to its records, units and assumptions so another investigator can challenge or reproduce it. Draw your input, deciding step, result and limit. Supported question: Draw the four condition/background combinations. Which variables were coupled before, and why would collecting only healthy-white and spotted-blue again leave the confounding unresolved?"/>
+            <wp:docPr id="11" name="Picture 11" descr="For the Reproducible AI Research Study, retain an annotated worked trace and the changed-case reasoning. Connect the claim to its records, units and assumptions so another investigator can challenge or reproduce it. Draw your input, deciding step, result and limit. Supported question: Draw the four condition/background combinations. Which variables were coupled before, and why would collecting only healthy-white and spotted-blue again leave the confounding unresolved?"/>
             <wp:cNvGraphicFramePr>
               <a:graphicFrameLocks noChangeAspect="1"/>
             </wp:cNvGraphicFramePr>
@@ -4568,7 +5889,7 @@
                     <pic:cNvPicPr/>
                   </pic:nvPicPr>
                   <pic:blipFill>
-                    <a:blip r:embed="rId16"/>
+                    <a:blip r:embed="rId17"/>
                     <a:stretch>
                       <a:fillRect/>
                     </a:stretch>
@@ -4635,7 +5956,6 @@
     <w:p>
       <w:pPr>
         <w:spacing w:line="336" w:lineRule="auto" w:after="180"/>
-        <w:shd w:fill="F5F1FB"/>
       </w:pPr>
       <w:r>
         <w:rPr>
@@ -4654,6 +5974,62 @@
           <w:b w:val="0"/>
         </w:rPr>
         <w:t>.</w:t>
+      </w:r>
+    </w:p>
+    <w:p>
+      <w:pPr>
+        <w:pStyle w:val="Heading2"/>
+      </w:pPr>
+      <w:r>
+        <w:t>Earlier wording, alternatives and picture transcripts · reference / check after trying</w:t>
+      </w:r>
+    </w:p>
+    <w:p>
+      <w:pPr>
+        <w:pStyle w:val="Heading3"/>
+      </w:pPr>
+      <w:r>
+        <w:t>01. Confounders and controls: the case</w:t>
+      </w:r>
+    </w:p>
+    <w:p>
+      <w:pPr>
+        <w:pStyle w:val="Heading3"/>
+      </w:pPr>
+      <w:r>
+        <w:t>02. Follow the deciding steps</w:t>
+      </w:r>
+    </w:p>
+    <w:p>
+      <w:pPr>
+        <w:pStyle w:val="Heading3"/>
+      </w:pPr>
+      <w:r>
+        <w:t>03. Cross class with paper background</w:t>
+      </w:r>
+    </w:p>
+    <w:p>
+      <w:pPr>
+        <w:pStyle w:val="Heading3"/>
+      </w:pPr>
+      <w:r>
+        <w:t>04. Change one thing. Trace what follows.</w:t>
+      </w:r>
+    </w:p>
+    <w:p>
+      <w:pPr>
+        <w:pStyle w:val="Heading3"/>
+      </w:pPr>
+      <w:r>
+        <w:t>05. Connect the explanation to its limit</w:t>
+      </w:r>
+    </w:p>
+    <w:p>
+      <w:pPr>
+        <w:pStyle w:val="Heading3"/>
+      </w:pPr>
+      <w:r>
+        <w:t>06. Make the idea visible in your project</w:t>
       </w:r>
     </w:p>
     <w:sectPr>
